--- a/Project Step 3-Final.docx
+++ b/Project Step 3-Final.docx
@@ -142,6 +142,4754 @@
         </w:rPr>
         <w:t>Feedback</w:t>
       </w:r>
+      <w:r>
+        <w:rPr>
+          <w:color w:val="273540"/>
+          <w:sz w:val="28"/>
+          <w:szCs w:val="28"/>
+          <w:u w:val="single"/>
+        </w:rPr>
+        <w:t xml:space="preserve"> by the </w:t>
+      </w:r>
+      <w:r>
+        <w:rPr>
+          <w:color w:val="273540"/>
+          <w:sz w:val="28"/>
+          <w:szCs w:val="28"/>
+          <w:u w:val="single"/>
+        </w:rPr>
+        <w:t>peer reviewer</w:t>
+      </w:r>
+    </w:p>
+    <w:p>
+      <w:pPr>
+        <w:rPr>
+          <w:b/>
+          <w:sz w:val="28"/>
+          <w:szCs w:val="28"/>
+          <w:u w:val="single"/>
+        </w:rPr>
+      </w:pPr>
+      <w:r>
+        <w:rPr>
+          <w:b/>
+          <w:sz w:val="28"/>
+          <w:szCs w:val="28"/>
+          <w:u w:val="single"/>
+        </w:rPr>
+        <w:t>Draft 2</w:t>
+      </w:r>
+    </w:p>
+    <w:p>
+      <w:pPr>
+        <w:pStyle w:val="NormalWeb"/>
+        <w:spacing w:before="0" w:beforeAutospacing="0" w:after="0" w:afterAutospacing="0"/>
+      </w:pPr>
+      <w:r>
+        <w:rPr>
+          <w:rFonts w:ascii="Arial" w:hAnsi="Arial" w:cs="Arial"/>
+          <w:b/>
+          <w:bCs/>
+          <w:color w:val="000000"/>
+        </w:rPr>
+        <w:t>Skyla Chen:</w:t>
+      </w:r>
+    </w:p>
+    <w:p>
+      <w:pPr>
+        <w:pStyle w:val="NormalWeb"/>
+        <w:spacing w:before="0" w:beforeAutospacing="0" w:after="0" w:afterAutospacing="0"/>
+        <w:rPr>
+          <w:sz w:val="20"/>
+          <w:szCs w:val="20"/>
+        </w:rPr>
+      </w:pPr>
+      <w:r>
+        <w:rPr>
+          <w:rFonts w:ascii="Arial" w:hAnsi="Arial" w:cs="Arial"/>
+          <w:color w:val="222222"/>
+          <w:sz w:val="20"/>
+          <w:szCs w:val="20"/>
+        </w:rPr>
+        <w:t>Hello Team 46!</w:t>
+      </w:r>
+    </w:p>
+    <w:p>
+      <w:pPr>
+        <w:pStyle w:val="NormalWeb"/>
+        <w:numPr>
+          <w:ilvl w:val="0"/>
+          <w:numId w:val="9"/>
+        </w:numPr>
+        <w:spacing w:before="140" w:beforeAutospacing="0" w:after="0" w:afterAutospacing="0"/>
+        <w:textAlignment w:val="baseline"/>
+        <w:rPr>
+          <w:rFonts w:ascii="Arial" w:hAnsi="Arial" w:cs="Arial"/>
+          <w:color w:val="222222"/>
+          <w:sz w:val="20"/>
+          <w:szCs w:val="20"/>
+        </w:rPr>
+      </w:pPr>
+      <w:r>
+        <w:rPr>
+          <w:rFonts w:ascii="Arial" w:hAnsi="Arial" w:cs="Arial"/>
+          <w:color w:val="222222"/>
+          <w:sz w:val="20"/>
+          <w:szCs w:val="20"/>
+        </w:rPr>
+        <w:t>Your review should provide helpful and insightful answers to the following questions:</w:t>
+      </w:r>
+    </w:p>
+    <w:p>
+      <w:pPr>
+        <w:pStyle w:val="NormalWeb"/>
+        <w:numPr>
+          <w:ilvl w:val="0"/>
+          <w:numId w:val="10"/>
+        </w:numPr>
+        <w:spacing w:before="0" w:beforeAutospacing="0" w:after="0" w:afterAutospacing="0"/>
+        <w:ind w:left="1440"/>
+        <w:textAlignment w:val="baseline"/>
+        <w:rPr>
+          <w:rFonts w:ascii="Arial" w:hAnsi="Arial" w:cs="Arial"/>
+          <w:color w:val="222222"/>
+          <w:sz w:val="20"/>
+          <w:szCs w:val="20"/>
+        </w:rPr>
+      </w:pPr>
+      <w:r>
+        <w:rPr>
+          <w:rFonts w:ascii="Arial" w:hAnsi="Arial" w:cs="Arial"/>
+          <w:color w:val="222222"/>
+          <w:sz w:val="20"/>
+          <w:szCs w:val="20"/>
+        </w:rPr>
+        <w:t>Does the overview describe what problem is to be solved by a website with DB back end? If yes, summarize. If not, what changes would better support describing the problem to be solved?</w:t>
+      </w:r>
+    </w:p>
+    <w:p>
+      <w:pPr>
+        <w:pStyle w:val="NormalWeb"/>
+        <w:numPr>
+          <w:ilvl w:val="1"/>
+          <w:numId w:val="11"/>
+        </w:numPr>
+        <w:spacing w:before="0" w:beforeAutospacing="0" w:after="0" w:afterAutospacing="0"/>
+        <w:ind w:left="2160"/>
+        <w:textAlignment w:val="baseline"/>
+        <w:rPr>
+          <w:rFonts w:ascii="Arial" w:hAnsi="Arial" w:cs="Arial"/>
+          <w:color w:val="222222"/>
+          <w:sz w:val="20"/>
+          <w:szCs w:val="20"/>
+        </w:rPr>
+      </w:pPr>
+      <w:r>
+        <w:rPr>
+          <w:rFonts w:ascii="Arial" w:hAnsi="Arial" w:cs="Arial"/>
+          <w:color w:val="222222"/>
+          <w:sz w:val="20"/>
+          <w:szCs w:val="20"/>
+        </w:rPr>
+        <w:t>I think your guy’s overview does a great job at explaining how your database will manage inventory for a library. I think that you can implement a bit more strength in by mentioning more specific ideas like tracking books that are overdue or what to do with misplaced items, etc.</w:t>
+      </w:r>
+    </w:p>
+    <w:p>
+      <w:pPr>
+        <w:pStyle w:val="NormalWeb"/>
+        <w:numPr>
+          <w:ilvl w:val="0"/>
+          <w:numId w:val="11"/>
+        </w:numPr>
+        <w:spacing w:before="0" w:beforeAutospacing="0" w:after="0" w:afterAutospacing="0"/>
+        <w:ind w:left="1440"/>
+        <w:textAlignment w:val="baseline"/>
+        <w:rPr>
+          <w:rFonts w:ascii="Arial" w:hAnsi="Arial" w:cs="Arial"/>
+          <w:color w:val="222222"/>
+          <w:sz w:val="20"/>
+          <w:szCs w:val="20"/>
+        </w:rPr>
+      </w:pPr>
+      <w:r>
+        <w:rPr>
+          <w:rFonts w:ascii="Arial" w:hAnsi="Arial" w:cs="Arial"/>
+          <w:color w:val="222222"/>
+          <w:sz w:val="20"/>
+          <w:szCs w:val="20"/>
+        </w:rPr>
+        <w:t>Does the overview list specific facts?</w:t>
+      </w:r>
+      <w:r>
+        <w:rPr>
+          <w:rFonts w:ascii="Arial" w:hAnsi="Arial" w:cs="Arial"/>
+          <w:i/>
+          <w:iCs/>
+          <w:color w:val="222222"/>
+          <w:sz w:val="20"/>
+          <w:szCs w:val="20"/>
+        </w:rPr>
+        <w:t xml:space="preserve"> </w:t>
+      </w:r>
+      <w:r>
+        <w:rPr>
+          <w:rFonts w:ascii="Arial" w:hAnsi="Arial" w:cs="Arial"/>
+          <w:color w:val="222222"/>
+          <w:sz w:val="20"/>
+          <w:szCs w:val="20"/>
+        </w:rPr>
+        <w:t>If yes, summarize what the facts illustrate about the proposed DB solution. If not, what facts would better support illustrating the scope and scale of the proposed DB solution?</w:t>
+      </w:r>
+    </w:p>
+    <w:p>
+      <w:pPr>
+        <w:pStyle w:val="NormalWeb"/>
+        <w:numPr>
+          <w:ilvl w:val="1"/>
+          <w:numId w:val="11"/>
+        </w:numPr>
+        <w:spacing w:before="0" w:beforeAutospacing="0" w:after="0" w:afterAutospacing="0"/>
+        <w:ind w:left="2160"/>
+        <w:textAlignment w:val="baseline"/>
+        <w:rPr>
+          <w:rFonts w:ascii="Arial" w:hAnsi="Arial" w:cs="Arial"/>
+          <w:color w:val="222222"/>
+          <w:sz w:val="20"/>
+          <w:szCs w:val="20"/>
+        </w:rPr>
+      </w:pPr>
+      <w:r>
+        <w:rPr>
+          <w:rFonts w:ascii="Arial" w:hAnsi="Arial" w:cs="Arial"/>
+          <w:color w:val="222222"/>
+          <w:sz w:val="20"/>
+          <w:szCs w:val="20"/>
+        </w:rPr>
+        <w:t>Yeah, I think the over does lists pretty specific facts like the numbers provided as this helps show that this is indeed a mid-scale library database.</w:t>
+      </w:r>
+    </w:p>
+    <w:p>
+      <w:pPr>
+        <w:pStyle w:val="NormalWeb"/>
+        <w:numPr>
+          <w:ilvl w:val="0"/>
+          <w:numId w:val="11"/>
+        </w:numPr>
+        <w:spacing w:before="0" w:beforeAutospacing="0" w:after="0" w:afterAutospacing="0"/>
+        <w:ind w:left="1440"/>
+        <w:textAlignment w:val="baseline"/>
+        <w:rPr>
+          <w:rFonts w:ascii="Arial" w:hAnsi="Arial" w:cs="Arial"/>
+          <w:color w:val="222222"/>
+          <w:sz w:val="20"/>
+          <w:szCs w:val="20"/>
+        </w:rPr>
+      </w:pPr>
+      <w:r>
+        <w:rPr>
+          <w:rFonts w:ascii="Arial" w:hAnsi="Arial" w:cs="Arial"/>
+          <w:color w:val="222222"/>
+          <w:sz w:val="20"/>
+          <w:szCs w:val="20"/>
+        </w:rPr>
+        <w:t xml:space="preserve">Are at least four entities described, and does each one </w:t>
+      </w:r>
+      <w:proofErr w:type="gramStart"/>
+      <w:r>
+        <w:rPr>
+          <w:rFonts w:ascii="Arial" w:hAnsi="Arial" w:cs="Arial"/>
+          <w:color w:val="222222"/>
+          <w:sz w:val="20"/>
+          <w:szCs w:val="20"/>
+        </w:rPr>
+        <w:t>represent</w:t>
+      </w:r>
+      <w:proofErr w:type="gramEnd"/>
+      <w:r>
+        <w:rPr>
+          <w:rFonts w:ascii="Arial" w:hAnsi="Arial" w:cs="Arial"/>
+          <w:color w:val="222222"/>
+          <w:sz w:val="20"/>
+          <w:szCs w:val="20"/>
+        </w:rPr>
+        <w:t xml:space="preserve"> a single idea to be stored as a list? If yes, summarize. If not, based on the course material, what changes can you suggest to improve?</w:t>
+      </w:r>
+    </w:p>
+    <w:p>
+      <w:pPr>
+        <w:pStyle w:val="NormalWeb"/>
+        <w:numPr>
+          <w:ilvl w:val="1"/>
+          <w:numId w:val="11"/>
+        </w:numPr>
+        <w:spacing w:before="0" w:beforeAutospacing="0" w:after="0" w:afterAutospacing="0"/>
+        <w:ind w:left="2160"/>
+        <w:textAlignment w:val="baseline"/>
+        <w:rPr>
+          <w:rFonts w:ascii="Arial" w:hAnsi="Arial" w:cs="Arial"/>
+          <w:color w:val="222222"/>
+          <w:sz w:val="20"/>
+          <w:szCs w:val="20"/>
+        </w:rPr>
+      </w:pPr>
+      <w:r>
+        <w:rPr>
+          <w:rFonts w:ascii="Arial" w:hAnsi="Arial" w:cs="Arial"/>
+          <w:color w:val="222222"/>
+          <w:sz w:val="20"/>
+          <w:szCs w:val="20"/>
+        </w:rPr>
+        <w:t>Yes, at least four entities are described, each doing a great job representing a clear concept.</w:t>
+      </w:r>
+    </w:p>
+    <w:p>
+      <w:pPr>
+        <w:pStyle w:val="NormalWeb"/>
+        <w:numPr>
+          <w:ilvl w:val="0"/>
+          <w:numId w:val="11"/>
+        </w:numPr>
+        <w:spacing w:before="0" w:beforeAutospacing="0" w:after="0" w:afterAutospacing="0"/>
+        <w:ind w:left="1440"/>
+        <w:textAlignment w:val="baseline"/>
+        <w:rPr>
+          <w:rFonts w:ascii="Arial" w:hAnsi="Arial" w:cs="Arial"/>
+          <w:color w:val="222222"/>
+          <w:sz w:val="20"/>
+          <w:szCs w:val="20"/>
+        </w:rPr>
+      </w:pPr>
+      <w:r>
+        <w:rPr>
+          <w:rFonts w:ascii="Arial" w:hAnsi="Arial" w:cs="Arial"/>
+          <w:color w:val="222222"/>
+          <w:sz w:val="20"/>
+          <w:szCs w:val="20"/>
+        </w:rPr>
+        <w:t>Does the outline of entity details describe the purpose of each, list attribute datatypes and constraints, and describe relationships between entities? If yes, summarize. If not, based on the course material, what changes can you suggest to improve?</w:t>
+      </w:r>
+    </w:p>
+    <w:p>
+      <w:pPr>
+        <w:pStyle w:val="NormalWeb"/>
+        <w:numPr>
+          <w:ilvl w:val="1"/>
+          <w:numId w:val="11"/>
+        </w:numPr>
+        <w:spacing w:before="0" w:beforeAutospacing="0" w:after="0" w:afterAutospacing="0"/>
+        <w:ind w:left="2160"/>
+        <w:textAlignment w:val="baseline"/>
+        <w:rPr>
+          <w:rFonts w:ascii="Arial" w:hAnsi="Arial" w:cs="Arial"/>
+          <w:color w:val="222222"/>
+          <w:sz w:val="20"/>
+          <w:szCs w:val="20"/>
+        </w:rPr>
+      </w:pPr>
+      <w:r>
+        <w:rPr>
+          <w:rFonts w:ascii="Arial" w:hAnsi="Arial" w:cs="Arial"/>
+          <w:color w:val="222222"/>
+          <w:sz w:val="20"/>
+          <w:szCs w:val="20"/>
+        </w:rPr>
+        <w:t xml:space="preserve">Yes, the outline of entity details </w:t>
+      </w:r>
+      <w:proofErr w:type="gramStart"/>
+      <w:r>
+        <w:rPr>
+          <w:rFonts w:ascii="Arial" w:hAnsi="Arial" w:cs="Arial"/>
+          <w:color w:val="222222"/>
+          <w:sz w:val="20"/>
+          <w:szCs w:val="20"/>
+        </w:rPr>
+        <w:t>describe</w:t>
+      </w:r>
+      <w:proofErr w:type="gramEnd"/>
+      <w:r>
+        <w:rPr>
+          <w:rFonts w:ascii="Arial" w:hAnsi="Arial" w:cs="Arial"/>
+          <w:color w:val="222222"/>
+          <w:sz w:val="20"/>
+          <w:szCs w:val="20"/>
+        </w:rPr>
+        <w:t xml:space="preserve"> the purpose with the appropriate and specific datatypes</w:t>
+      </w:r>
+    </w:p>
+    <w:p>
+      <w:pPr>
+        <w:pStyle w:val="NormalWeb"/>
+        <w:numPr>
+          <w:ilvl w:val="0"/>
+          <w:numId w:val="11"/>
+        </w:numPr>
+        <w:spacing w:before="0" w:beforeAutospacing="0" w:after="0" w:afterAutospacing="0"/>
+        <w:ind w:left="1440"/>
+        <w:textAlignment w:val="baseline"/>
+        <w:rPr>
+          <w:rFonts w:ascii="Arial" w:hAnsi="Arial" w:cs="Arial"/>
+          <w:color w:val="222222"/>
+          <w:sz w:val="20"/>
+          <w:szCs w:val="20"/>
+        </w:rPr>
+      </w:pPr>
+      <w:r>
+        <w:rPr>
+          <w:rFonts w:ascii="Arial" w:hAnsi="Arial" w:cs="Arial"/>
+          <w:color w:val="222222"/>
+          <w:sz w:val="20"/>
+          <w:szCs w:val="20"/>
+        </w:rPr>
+        <w:t>Are 1:M relationships correctly formulated? Is there at least one M:M relationship? Does the ERD present a logical view of the database? If yes, summarize. If not, based on the course material, what changes can you suggest to improve?</w:t>
+      </w:r>
+    </w:p>
+    <w:p>
+      <w:pPr>
+        <w:pStyle w:val="NormalWeb"/>
+        <w:numPr>
+          <w:ilvl w:val="1"/>
+          <w:numId w:val="11"/>
+        </w:numPr>
+        <w:spacing w:before="0" w:beforeAutospacing="0" w:after="0" w:afterAutospacing="0"/>
+        <w:ind w:left="2160"/>
+        <w:textAlignment w:val="baseline"/>
+        <w:rPr>
+          <w:rFonts w:ascii="Arial" w:hAnsi="Arial" w:cs="Arial"/>
+          <w:color w:val="222222"/>
+          <w:sz w:val="20"/>
+          <w:szCs w:val="20"/>
+        </w:rPr>
+      </w:pPr>
+      <w:proofErr w:type="gramStart"/>
+      <w:r>
+        <w:rPr>
+          <w:rFonts w:ascii="Arial" w:hAnsi="Arial" w:cs="Arial"/>
+          <w:color w:val="222222"/>
+          <w:sz w:val="20"/>
+          <w:szCs w:val="20"/>
+        </w:rPr>
+        <w:t>Yes</w:t>
+      </w:r>
+      <w:proofErr w:type="gramEnd"/>
+      <w:r>
+        <w:rPr>
+          <w:rFonts w:ascii="Arial" w:hAnsi="Arial" w:cs="Arial"/>
+          <w:color w:val="222222"/>
+          <w:sz w:val="20"/>
+          <w:szCs w:val="20"/>
+        </w:rPr>
+        <w:t xml:space="preserve"> the ERD shows the 1:M relations.</w:t>
+      </w:r>
+    </w:p>
+    <w:p>
+      <w:pPr>
+        <w:pStyle w:val="NormalWeb"/>
+        <w:numPr>
+          <w:ilvl w:val="2"/>
+          <w:numId w:val="11"/>
+        </w:numPr>
+        <w:spacing w:before="0" w:beforeAutospacing="0" w:after="0" w:afterAutospacing="0"/>
+        <w:ind w:left="2880"/>
+        <w:textAlignment w:val="baseline"/>
+        <w:rPr>
+          <w:rFonts w:ascii="Arial" w:hAnsi="Arial" w:cs="Arial"/>
+          <w:color w:val="222222"/>
+          <w:sz w:val="20"/>
+          <w:szCs w:val="20"/>
+        </w:rPr>
+      </w:pPr>
+      <w:r>
+        <w:rPr>
+          <w:rFonts w:ascii="Arial" w:hAnsi="Arial" w:cs="Arial"/>
+          <w:color w:val="222222"/>
+          <w:sz w:val="20"/>
+          <w:szCs w:val="20"/>
+        </w:rPr>
+        <w:t xml:space="preserve">Book → </w:t>
+      </w:r>
+      <w:proofErr w:type="spellStart"/>
+      <w:r>
+        <w:rPr>
+          <w:rFonts w:ascii="Arial" w:hAnsi="Arial" w:cs="Arial"/>
+          <w:color w:val="222222"/>
+          <w:sz w:val="20"/>
+          <w:szCs w:val="20"/>
+        </w:rPr>
+        <w:t>BookCopies</w:t>
+      </w:r>
+      <w:proofErr w:type="spellEnd"/>
+    </w:p>
+    <w:p>
+      <w:pPr>
+        <w:pStyle w:val="NormalWeb"/>
+        <w:numPr>
+          <w:ilvl w:val="2"/>
+          <w:numId w:val="11"/>
+        </w:numPr>
+        <w:spacing w:before="0" w:beforeAutospacing="0" w:after="0" w:afterAutospacing="0"/>
+        <w:ind w:left="2880"/>
+        <w:textAlignment w:val="baseline"/>
+        <w:rPr>
+          <w:rFonts w:ascii="Arial" w:hAnsi="Arial" w:cs="Arial"/>
+          <w:color w:val="222222"/>
+          <w:sz w:val="20"/>
+          <w:szCs w:val="20"/>
+        </w:rPr>
+      </w:pPr>
+      <w:r>
+        <w:rPr>
+          <w:rFonts w:ascii="Arial" w:hAnsi="Arial" w:cs="Arial"/>
+          <w:color w:val="222222"/>
+          <w:sz w:val="20"/>
+          <w:szCs w:val="20"/>
+        </w:rPr>
+        <w:t>Patrons → Loans</w:t>
+      </w:r>
+    </w:p>
+    <w:p>
+      <w:pPr>
+        <w:pStyle w:val="NormalWeb"/>
+        <w:numPr>
+          <w:ilvl w:val="2"/>
+          <w:numId w:val="11"/>
+        </w:numPr>
+        <w:spacing w:before="0" w:beforeAutospacing="0" w:after="0" w:afterAutospacing="0"/>
+        <w:ind w:left="2880"/>
+        <w:textAlignment w:val="baseline"/>
+        <w:rPr>
+          <w:rFonts w:ascii="Arial" w:hAnsi="Arial" w:cs="Arial"/>
+          <w:color w:val="222222"/>
+          <w:sz w:val="20"/>
+          <w:szCs w:val="20"/>
+        </w:rPr>
+      </w:pPr>
+      <w:proofErr w:type="spellStart"/>
+      <w:r>
+        <w:rPr>
+          <w:rFonts w:ascii="Arial" w:hAnsi="Arial" w:cs="Arial"/>
+          <w:color w:val="222222"/>
+          <w:sz w:val="20"/>
+          <w:szCs w:val="20"/>
+        </w:rPr>
+        <w:t>BookCopies</w:t>
+      </w:r>
+      <w:proofErr w:type="spellEnd"/>
+      <w:r>
+        <w:rPr>
+          <w:rFonts w:ascii="Arial" w:hAnsi="Arial" w:cs="Arial"/>
+          <w:color w:val="222222"/>
+          <w:sz w:val="20"/>
+          <w:szCs w:val="20"/>
+        </w:rPr>
+        <w:t xml:space="preserve"> → Loans</w:t>
+      </w:r>
+    </w:p>
+    <w:p>
+      <w:pPr>
+        <w:pStyle w:val="NormalWeb"/>
+        <w:numPr>
+          <w:ilvl w:val="1"/>
+          <w:numId w:val="11"/>
+        </w:numPr>
+        <w:spacing w:before="0" w:beforeAutospacing="0" w:after="0" w:afterAutospacing="0"/>
+        <w:ind w:left="2160"/>
+        <w:textAlignment w:val="baseline"/>
+        <w:rPr>
+          <w:rFonts w:ascii="Arial" w:hAnsi="Arial" w:cs="Arial"/>
+          <w:color w:val="222222"/>
+          <w:sz w:val="20"/>
+          <w:szCs w:val="20"/>
+        </w:rPr>
+      </w:pPr>
+      <w:r>
+        <w:rPr>
+          <w:rFonts w:ascii="Arial" w:hAnsi="Arial" w:cs="Arial"/>
+          <w:color w:val="222222"/>
+          <w:sz w:val="20"/>
+          <w:szCs w:val="20"/>
+        </w:rPr>
+        <w:t>As well as M:M relations:</w:t>
+      </w:r>
+    </w:p>
+    <w:p>
+      <w:pPr>
+        <w:pStyle w:val="NormalWeb"/>
+        <w:numPr>
+          <w:ilvl w:val="2"/>
+          <w:numId w:val="11"/>
+        </w:numPr>
+        <w:spacing w:before="0" w:beforeAutospacing="0" w:after="0" w:afterAutospacing="0"/>
+        <w:ind w:left="2880"/>
+        <w:textAlignment w:val="baseline"/>
+        <w:rPr>
+          <w:rFonts w:ascii="Arial" w:hAnsi="Arial" w:cs="Arial"/>
+          <w:color w:val="222222"/>
+          <w:sz w:val="20"/>
+          <w:szCs w:val="20"/>
+        </w:rPr>
+      </w:pPr>
+      <w:r>
+        <w:rPr>
+          <w:rFonts w:ascii="Arial" w:hAnsi="Arial" w:cs="Arial"/>
+          <w:color w:val="222222"/>
+          <w:sz w:val="20"/>
+          <w:szCs w:val="20"/>
+        </w:rPr>
+        <w:t>Books &lt;-&gt; Authors</w:t>
+      </w:r>
+    </w:p>
+    <w:p>
+      <w:pPr>
+        <w:pStyle w:val="NormalWeb"/>
+        <w:numPr>
+          <w:ilvl w:val="2"/>
+          <w:numId w:val="11"/>
+        </w:numPr>
+        <w:spacing w:before="0" w:beforeAutospacing="0" w:after="0" w:afterAutospacing="0"/>
+        <w:ind w:left="2880"/>
+        <w:textAlignment w:val="baseline"/>
+        <w:rPr>
+          <w:rFonts w:ascii="Arial" w:hAnsi="Arial" w:cs="Arial"/>
+          <w:color w:val="222222"/>
+          <w:sz w:val="20"/>
+          <w:szCs w:val="20"/>
+        </w:rPr>
+      </w:pPr>
+      <w:r>
+        <w:rPr>
+          <w:rFonts w:ascii="Arial" w:hAnsi="Arial" w:cs="Arial"/>
+          <w:color w:val="222222"/>
+          <w:sz w:val="20"/>
+          <w:szCs w:val="20"/>
+        </w:rPr>
+        <w:t>Books &lt;-&gt;Genres</w:t>
+      </w:r>
+    </w:p>
+    <w:p>
+      <w:pPr>
+        <w:pStyle w:val="NormalWeb"/>
+        <w:numPr>
+          <w:ilvl w:val="0"/>
+          <w:numId w:val="11"/>
+        </w:numPr>
+        <w:spacing w:before="0" w:beforeAutospacing="0" w:after="0" w:afterAutospacing="0"/>
+        <w:ind w:left="1440"/>
+        <w:textAlignment w:val="baseline"/>
+        <w:rPr>
+          <w:rFonts w:ascii="Arial" w:hAnsi="Arial" w:cs="Arial"/>
+          <w:color w:val="222222"/>
+          <w:sz w:val="20"/>
+          <w:szCs w:val="20"/>
+        </w:rPr>
+      </w:pPr>
+      <w:r>
+        <w:rPr>
+          <w:rFonts w:ascii="Arial" w:hAnsi="Arial" w:cs="Arial"/>
+          <w:color w:val="222222"/>
+          <w:sz w:val="20"/>
+          <w:szCs w:val="20"/>
+        </w:rPr>
+        <w:t>Is there consistency in a) naming between overview and entity/attributes b) entities plural, attributes singular c) use of capitalization for naming? If yes, summarize. If not, based on the course material, what changes can you suggest to improve?</w:t>
+      </w:r>
+    </w:p>
+    <w:p>
+      <w:pPr>
+        <w:pStyle w:val="NormalWeb"/>
+        <w:numPr>
+          <w:ilvl w:val="1"/>
+          <w:numId w:val="11"/>
+        </w:numPr>
+        <w:spacing w:before="140" w:beforeAutospacing="0" w:after="0" w:afterAutospacing="0"/>
+        <w:ind w:left="2160"/>
+        <w:textAlignment w:val="baseline"/>
+        <w:rPr>
+          <w:rFonts w:ascii="Arial" w:hAnsi="Arial" w:cs="Arial"/>
+          <w:color w:val="222222"/>
+          <w:sz w:val="20"/>
+          <w:szCs w:val="20"/>
+        </w:rPr>
+      </w:pPr>
+      <w:r>
+        <w:rPr>
+          <w:rFonts w:ascii="Arial" w:hAnsi="Arial" w:cs="Arial"/>
+          <w:color w:val="222222"/>
+          <w:sz w:val="20"/>
+          <w:szCs w:val="20"/>
+        </w:rPr>
+        <w:lastRenderedPageBreak/>
+        <w:t>Looking it over, I’d say there is a bit of inconsistency in capitalization, where the names in the ERD are shown in plain text rather than camelCase. But an easy fix.</w:t>
+      </w:r>
+    </w:p>
+    <w:p>
+      <w:pPr>
+        <w:pStyle w:val="NormalWeb"/>
+        <w:spacing w:before="140" w:beforeAutospacing="0" w:after="0" w:afterAutospacing="0"/>
+        <w:rPr>
+          <w:sz w:val="20"/>
+          <w:szCs w:val="20"/>
+        </w:rPr>
+      </w:pPr>
+      <w:r>
+        <w:rPr>
+          <w:rFonts w:ascii="Arial" w:hAnsi="Arial" w:cs="Arial"/>
+          <w:color w:val="222222"/>
+          <w:sz w:val="20"/>
+          <w:szCs w:val="20"/>
+        </w:rPr>
+        <w:t>All is original, besides the questions which were provided in the review assignment.</w:t>
+      </w:r>
+    </w:p>
+    <w:p/>
+    <w:p>
+      <w:pPr>
+        <w:pStyle w:val="NormalWeb"/>
+        <w:shd w:val="clear" w:color="auto" w:fill="FFFFFF"/>
+        <w:spacing w:before="0" w:beforeAutospacing="0" w:after="0" w:afterAutospacing="0"/>
+      </w:pPr>
+      <w:r>
+        <w:rPr>
+          <w:rFonts w:ascii="Arial" w:hAnsi="Arial" w:cs="Arial"/>
+          <w:b/>
+          <w:bCs/>
+          <w:color w:val="222222"/>
+        </w:rPr>
+        <w:t>Sammy Alyooi16h:</w:t>
+      </w:r>
+    </w:p>
+    <w:p>
+      <w:pPr>
+        <w:pStyle w:val="NormalWeb"/>
+        <w:numPr>
+          <w:ilvl w:val="0"/>
+          <w:numId w:val="16"/>
+        </w:numPr>
+        <w:shd w:val="clear" w:color="auto" w:fill="FFFFFF"/>
+        <w:spacing w:before="0" w:beforeAutospacing="0" w:after="0" w:afterAutospacing="0"/>
+        <w:rPr>
+          <w:sz w:val="20"/>
+          <w:szCs w:val="20"/>
+        </w:rPr>
+      </w:pPr>
+      <w:r>
+        <w:rPr>
+          <w:rFonts w:ascii="Arial" w:hAnsi="Arial" w:cs="Arial"/>
+          <w:color w:val="222222"/>
+          <w:sz w:val="20"/>
+          <w:szCs w:val="20"/>
+        </w:rPr>
+        <w:t>Group 46 overview describes the problem set and shows that it can be solved by a web application with a database backend. I think the library system involves many entities with attributes of different data types and domains. The overview discusses storing, retrieving, altering, and presenting data, all of which I believe can be implemented using a model-view-controller or MVC concept website and database with CRUD operations and API endpoints to perform various operations. The overview of the library system specifies some of the main facts and transactions like number of books, registered members, central database, and record keeping.</w:t>
+      </w:r>
+    </w:p>
+    <w:p>
+      <w:pPr>
+        <w:pStyle w:val="NormalWeb"/>
+        <w:numPr>
+          <w:ilvl w:val="0"/>
+          <w:numId w:val="16"/>
+        </w:numPr>
+        <w:shd w:val="clear" w:color="auto" w:fill="FFFFFF"/>
+        <w:spacing w:before="0" w:beforeAutospacing="0" w:after="0" w:afterAutospacing="0"/>
+        <w:rPr>
+          <w:sz w:val="20"/>
+          <w:szCs w:val="20"/>
+        </w:rPr>
+      </w:pPr>
+      <w:r>
+        <w:rPr>
+          <w:rFonts w:ascii="Arial" w:hAnsi="Arial" w:cs="Arial"/>
+          <w:color w:val="222222"/>
+          <w:sz w:val="20"/>
+          <w:szCs w:val="20"/>
+        </w:rPr>
+        <w:t xml:space="preserve">There are six entities, with master entities such as Books, Patrons, and Authors. Some entities have primary keys and 1:M relationships, with their PK being referenced in other entities as FK, as described in Chapters 11 and 16 of the </w:t>
+      </w:r>
+      <w:proofErr w:type="gramStart"/>
+      <w:r>
+        <w:rPr>
+          <w:rFonts w:ascii="Arial" w:hAnsi="Arial" w:cs="Arial"/>
+          <w:color w:val="222222"/>
+          <w:sz w:val="20"/>
+          <w:szCs w:val="20"/>
+        </w:rPr>
+        <w:t>textbook</w:t>
+      </w:r>
+      <w:proofErr w:type="gramEnd"/>
+      <w:r>
+        <w:rPr>
+          <w:rFonts w:ascii="Arial" w:hAnsi="Arial" w:cs="Arial"/>
+          <w:color w:val="222222"/>
+          <w:sz w:val="20"/>
+          <w:szCs w:val="20"/>
+        </w:rPr>
+        <w:t>.</w:t>
+      </w:r>
+    </w:p>
+    <w:p>
+      <w:pPr>
+        <w:pStyle w:val="NormalWeb"/>
+        <w:numPr>
+          <w:ilvl w:val="0"/>
+          <w:numId w:val="16"/>
+        </w:numPr>
+        <w:shd w:val="clear" w:color="auto" w:fill="FFFFFF"/>
+        <w:spacing w:before="0" w:beforeAutospacing="0" w:after="0" w:afterAutospacing="0"/>
+        <w:rPr>
+          <w:sz w:val="20"/>
+          <w:szCs w:val="20"/>
+        </w:rPr>
+      </w:pPr>
+      <w:r>
+        <w:rPr>
+          <w:rFonts w:ascii="Arial" w:hAnsi="Arial" w:cs="Arial"/>
+          <w:color w:val="222222"/>
+          <w:sz w:val="20"/>
+          <w:szCs w:val="20"/>
+        </w:rPr>
+        <w:t xml:space="preserve">Each entity has a short description that highlights its purpose. For example, the Patrons entity records members or customers of the library who can borrow materials. Loans, on the other hand, tracks book checkout transactions by patrons and records fees, book status, and transaction dates. The entities’ 1:M relationships are described with good clarity. Patrons has a 1:M relationship with Loans, implemented with </w:t>
+      </w:r>
+      <w:proofErr w:type="spellStart"/>
+      <w:r>
+        <w:rPr>
+          <w:rFonts w:ascii="Arial" w:hAnsi="Arial" w:cs="Arial"/>
+          <w:color w:val="222222"/>
+          <w:sz w:val="20"/>
+          <w:szCs w:val="20"/>
+        </w:rPr>
+        <w:t>PatronID</w:t>
+      </w:r>
+      <w:proofErr w:type="spellEnd"/>
+      <w:r>
+        <w:rPr>
+          <w:rFonts w:ascii="Arial" w:hAnsi="Arial" w:cs="Arial"/>
+          <w:color w:val="222222"/>
+          <w:sz w:val="20"/>
+          <w:szCs w:val="20"/>
+        </w:rPr>
+        <w:t xml:space="preserve"> being referenced as FK inside Loans. Also, </w:t>
+      </w:r>
+      <w:proofErr w:type="spellStart"/>
+      <w:r>
+        <w:rPr>
+          <w:rFonts w:ascii="Arial" w:hAnsi="Arial" w:cs="Arial"/>
+          <w:color w:val="222222"/>
+          <w:sz w:val="20"/>
+          <w:szCs w:val="20"/>
+        </w:rPr>
+        <w:t>BookCopies</w:t>
+      </w:r>
+      <w:proofErr w:type="spellEnd"/>
+      <w:r>
+        <w:rPr>
+          <w:rFonts w:ascii="Arial" w:hAnsi="Arial" w:cs="Arial"/>
+          <w:color w:val="222222"/>
+          <w:sz w:val="20"/>
+          <w:szCs w:val="20"/>
+        </w:rPr>
+        <w:t xml:space="preserve"> has a 1:M relationship with Loans, where the </w:t>
+      </w:r>
+      <w:proofErr w:type="spellStart"/>
+      <w:r>
+        <w:rPr>
+          <w:rFonts w:ascii="Arial" w:hAnsi="Arial" w:cs="Arial"/>
+          <w:color w:val="222222"/>
+          <w:sz w:val="20"/>
+          <w:szCs w:val="20"/>
+        </w:rPr>
+        <w:t>BookCopies</w:t>
+      </w:r>
+      <w:proofErr w:type="spellEnd"/>
+      <w:r>
+        <w:rPr>
+          <w:rFonts w:ascii="Arial" w:hAnsi="Arial" w:cs="Arial"/>
+          <w:color w:val="222222"/>
+          <w:sz w:val="20"/>
+          <w:szCs w:val="20"/>
+        </w:rPr>
+        <w:t xml:space="preserve"> attribute </w:t>
+      </w:r>
+      <w:proofErr w:type="spellStart"/>
+      <w:r>
+        <w:rPr>
+          <w:rFonts w:ascii="Arial" w:hAnsi="Arial" w:cs="Arial"/>
+          <w:color w:val="222222"/>
+          <w:sz w:val="20"/>
+          <w:szCs w:val="20"/>
+        </w:rPr>
+        <w:t>CopyID</w:t>
+      </w:r>
+      <w:proofErr w:type="spellEnd"/>
+      <w:r>
+        <w:rPr>
+          <w:rFonts w:ascii="Arial" w:hAnsi="Arial" w:cs="Arial"/>
+          <w:color w:val="222222"/>
+          <w:sz w:val="20"/>
+          <w:szCs w:val="20"/>
+        </w:rPr>
+        <w:t xml:space="preserve"> is used as FK inside Loans. I think this relationship needs a bit more explanation to highlight whether it takes place over a period of time or represents a single transaction.</w:t>
+      </w:r>
+    </w:p>
+    <w:p>
+      <w:pPr>
+        <w:pStyle w:val="NormalWeb"/>
+        <w:numPr>
+          <w:ilvl w:val="0"/>
+          <w:numId w:val="16"/>
+        </w:numPr>
+        <w:shd w:val="clear" w:color="auto" w:fill="FFFFFF"/>
+        <w:spacing w:before="0" w:beforeAutospacing="0" w:after="0" w:afterAutospacing="0"/>
+        <w:rPr>
+          <w:sz w:val="20"/>
+          <w:szCs w:val="20"/>
+        </w:rPr>
+      </w:pPr>
+      <w:r>
+        <w:rPr>
+          <w:rFonts w:ascii="Arial" w:hAnsi="Arial" w:cs="Arial"/>
+          <w:color w:val="222222"/>
+          <w:sz w:val="20"/>
+          <w:szCs w:val="20"/>
+        </w:rPr>
+        <w:t>There is a good level of consistency between the project overview and the entities and attributes. One thing that stood out was that I only saw references to physical book copies, but no mention of digital copies, magazines, or other library materials.</w:t>
+      </w:r>
+    </w:p>
+    <w:p>
+      <w:pPr>
+        <w:pStyle w:val="NormalWeb"/>
+        <w:shd w:val="clear" w:color="auto" w:fill="FFFFFF"/>
+        <w:spacing w:before="0" w:beforeAutospacing="0" w:after="0" w:afterAutospacing="0"/>
+        <w:rPr>
+          <w:sz w:val="20"/>
+          <w:szCs w:val="20"/>
+        </w:rPr>
+      </w:pPr>
+      <w:r>
+        <w:rPr>
+          <w:rFonts w:ascii="Arial" w:hAnsi="Arial" w:cs="Arial"/>
+          <w:color w:val="222222"/>
+          <w:sz w:val="20"/>
+          <w:szCs w:val="20"/>
+        </w:rPr>
+        <w:t>All my work is original.</w:t>
+      </w:r>
+    </w:p>
+    <w:p>
+      <w:pPr>
+        <w:pStyle w:val="NormalWeb"/>
+        <w:shd w:val="clear" w:color="auto" w:fill="FFFFFF"/>
+        <w:spacing w:before="0" w:beforeAutospacing="0" w:after="0" w:afterAutospacing="0"/>
+      </w:pPr>
+    </w:p>
+    <w:p>
+      <w:pPr>
+        <w:pStyle w:val="NormalWeb"/>
+        <w:shd w:val="clear" w:color="auto" w:fill="FFFFFF"/>
+        <w:spacing w:before="0" w:beforeAutospacing="0" w:after="0" w:afterAutospacing="0"/>
+      </w:pPr>
+      <w:r>
+        <w:rPr>
+          <w:rFonts w:ascii="Arial" w:hAnsi="Arial" w:cs="Arial"/>
+          <w:b/>
+          <w:bCs/>
+          <w:color w:val="222222"/>
+        </w:rPr>
+        <w:t>Santos Garcia Santiago:</w:t>
+      </w:r>
+    </w:p>
+    <w:p>
+      <w:pPr>
+        <w:pStyle w:val="NormalWeb"/>
+        <w:shd w:val="clear" w:color="auto" w:fill="FFFFFF"/>
+        <w:spacing w:before="0" w:beforeAutospacing="0" w:after="0" w:afterAutospacing="0"/>
+        <w:rPr>
+          <w:sz w:val="20"/>
+          <w:szCs w:val="20"/>
+        </w:rPr>
+      </w:pPr>
+      <w:r>
+        <w:rPr>
+          <w:rFonts w:ascii="Arial" w:hAnsi="Arial" w:cs="Arial"/>
+          <w:color w:val="222222"/>
+          <w:sz w:val="20"/>
+          <w:szCs w:val="20"/>
+        </w:rPr>
+        <w:t>Hello everyone,</w:t>
+      </w:r>
+    </w:p>
+    <w:p>
+      <w:pPr>
+        <w:pStyle w:val="NormalWeb"/>
+        <w:numPr>
+          <w:ilvl w:val="0"/>
+          <w:numId w:val="17"/>
+        </w:numPr>
+        <w:shd w:val="clear" w:color="auto" w:fill="FFFFFF"/>
+        <w:spacing w:before="0" w:beforeAutospacing="0" w:after="0" w:afterAutospacing="0"/>
+        <w:rPr>
+          <w:sz w:val="20"/>
+          <w:szCs w:val="20"/>
+        </w:rPr>
+      </w:pPr>
+      <w:r>
+        <w:rPr>
+          <w:rFonts w:ascii="Arial" w:hAnsi="Arial" w:cs="Arial"/>
+          <w:color w:val="222222"/>
+          <w:sz w:val="20"/>
+          <w:szCs w:val="20"/>
+        </w:rPr>
+        <w:t xml:space="preserve">The drafts </w:t>
+      </w:r>
+      <w:proofErr w:type="gramStart"/>
+      <w:r>
+        <w:rPr>
+          <w:rFonts w:ascii="Arial" w:hAnsi="Arial" w:cs="Arial"/>
+          <w:color w:val="222222"/>
+          <w:sz w:val="20"/>
+          <w:szCs w:val="20"/>
+        </w:rPr>
+        <w:t>looks</w:t>
+      </w:r>
+      <w:proofErr w:type="gramEnd"/>
+      <w:r>
+        <w:rPr>
+          <w:rFonts w:ascii="Arial" w:hAnsi="Arial" w:cs="Arial"/>
+          <w:color w:val="222222"/>
+          <w:sz w:val="20"/>
+          <w:szCs w:val="20"/>
+        </w:rPr>
+        <w:t xml:space="preserve"> great and after reviewing here is some of my comments and feedback of the draft:</w:t>
+      </w:r>
+    </w:p>
+    <w:p>
+      <w:pPr>
+        <w:pStyle w:val="NormalWeb"/>
+        <w:numPr>
+          <w:ilvl w:val="0"/>
+          <w:numId w:val="17"/>
+        </w:numPr>
+        <w:shd w:val="clear" w:color="auto" w:fill="FFFFFF"/>
+        <w:spacing w:before="0" w:beforeAutospacing="0" w:after="0" w:afterAutospacing="0"/>
+        <w:rPr>
+          <w:sz w:val="20"/>
+          <w:szCs w:val="20"/>
+        </w:rPr>
+      </w:pPr>
+      <w:r>
+        <w:rPr>
+          <w:rFonts w:ascii="Arial" w:hAnsi="Arial" w:cs="Arial"/>
+          <w:color w:val="222222"/>
+          <w:sz w:val="20"/>
+          <w:szCs w:val="20"/>
+        </w:rPr>
+        <w:t>This overview describes efficiently that the library will keep inventory of its maximum 43,000 books and it will be able to serve to a maximum of 25,000 members with a website and database and this way library does not rely on manual tools for this task, thus making the use of the library easier and quicker for clients and employees.</w:t>
+      </w:r>
+    </w:p>
+    <w:p>
+      <w:pPr>
+        <w:pStyle w:val="NormalWeb"/>
+        <w:numPr>
+          <w:ilvl w:val="0"/>
+          <w:numId w:val="17"/>
+        </w:numPr>
+        <w:shd w:val="clear" w:color="auto" w:fill="FFFFFF"/>
+        <w:spacing w:before="0" w:beforeAutospacing="0" w:after="0" w:afterAutospacing="0"/>
+        <w:rPr>
+          <w:sz w:val="20"/>
+          <w:szCs w:val="20"/>
+        </w:rPr>
+      </w:pPr>
+      <w:r>
+        <w:rPr>
+          <w:rFonts w:ascii="Arial" w:hAnsi="Arial" w:cs="Arial"/>
+          <w:color w:val="222222"/>
+          <w:sz w:val="20"/>
+          <w:szCs w:val="20"/>
+        </w:rPr>
+        <w:t xml:space="preserve">Overall, the outline of entities and each of their attributes describes their relationships, the datatypes and their constraints accurately and have consistency across each of them. One update I would make is to the ER Diagram to include the list of attributes in each table and the relationship between those attributes as Primary and Foreign Keys. As well as adding the intersection tables for </w:t>
+      </w:r>
+      <w:proofErr w:type="spellStart"/>
+      <w:r>
+        <w:rPr>
+          <w:rFonts w:ascii="Arial" w:hAnsi="Arial" w:cs="Arial"/>
+          <w:color w:val="222222"/>
+          <w:sz w:val="20"/>
+          <w:szCs w:val="20"/>
+        </w:rPr>
+        <w:t>BookAuthors</w:t>
+      </w:r>
+      <w:proofErr w:type="spellEnd"/>
+      <w:r>
+        <w:rPr>
+          <w:rFonts w:ascii="Arial" w:hAnsi="Arial" w:cs="Arial"/>
+          <w:color w:val="222222"/>
+          <w:sz w:val="20"/>
+          <w:szCs w:val="20"/>
+        </w:rPr>
+        <w:t xml:space="preserve"> and </w:t>
+      </w:r>
+      <w:proofErr w:type="spellStart"/>
+      <w:r>
+        <w:rPr>
+          <w:rFonts w:ascii="Arial" w:hAnsi="Arial" w:cs="Arial"/>
+          <w:color w:val="222222"/>
+          <w:sz w:val="20"/>
+          <w:szCs w:val="20"/>
+        </w:rPr>
+        <w:t>BookGenres</w:t>
+      </w:r>
+      <w:proofErr w:type="spellEnd"/>
+      <w:r>
+        <w:rPr>
+          <w:rFonts w:ascii="Arial" w:hAnsi="Arial" w:cs="Arial"/>
+          <w:color w:val="222222"/>
+          <w:sz w:val="20"/>
+          <w:szCs w:val="20"/>
+        </w:rPr>
+        <w:t xml:space="preserve"> for the Many-to-Many relationships. Other than </w:t>
+      </w:r>
+      <w:proofErr w:type="gramStart"/>
+      <w:r>
+        <w:rPr>
+          <w:rFonts w:ascii="Arial" w:hAnsi="Arial" w:cs="Arial"/>
+          <w:color w:val="222222"/>
+          <w:sz w:val="20"/>
+          <w:szCs w:val="20"/>
+        </w:rPr>
+        <w:t>that</w:t>
+      </w:r>
+      <w:proofErr w:type="gramEnd"/>
+      <w:r>
+        <w:rPr>
+          <w:rFonts w:ascii="Arial" w:hAnsi="Arial" w:cs="Arial"/>
+          <w:color w:val="222222"/>
+          <w:sz w:val="20"/>
+          <w:szCs w:val="20"/>
+        </w:rPr>
+        <w:t xml:space="preserve"> the draft is following the metrics for the project.</w:t>
+      </w:r>
+    </w:p>
+    <w:p>
+      <w:pPr>
+        <w:pStyle w:val="NormalWeb"/>
+        <w:shd w:val="clear" w:color="auto" w:fill="FFFFFF"/>
+        <w:spacing w:before="0" w:beforeAutospacing="0" w:after="0" w:afterAutospacing="0"/>
+        <w:ind w:left="720"/>
+        <w:rPr>
+          <w:sz w:val="20"/>
+          <w:szCs w:val="20"/>
+        </w:rPr>
+      </w:pPr>
+    </w:p>
+    <w:p>
+      <w:pPr>
+        <w:pStyle w:val="NormalWeb"/>
+        <w:shd w:val="clear" w:color="auto" w:fill="FFFFFF"/>
+        <w:spacing w:before="0" w:beforeAutospacing="0" w:after="0" w:afterAutospacing="0"/>
+        <w:ind w:left="360"/>
+        <w:rPr>
+          <w:sz w:val="20"/>
+          <w:szCs w:val="20"/>
+        </w:rPr>
+      </w:pPr>
+      <w:r>
+        <w:rPr>
+          <w:rFonts w:ascii="Arial" w:hAnsi="Arial" w:cs="Arial"/>
+          <w:color w:val="222222"/>
+          <w:sz w:val="20"/>
+          <w:szCs w:val="20"/>
+        </w:rPr>
+        <w:t xml:space="preserve">The review and all the feedback </w:t>
+      </w:r>
+      <w:proofErr w:type="gramStart"/>
+      <w:r>
+        <w:rPr>
+          <w:rFonts w:ascii="Arial" w:hAnsi="Arial" w:cs="Arial"/>
+          <w:color w:val="222222"/>
+          <w:sz w:val="20"/>
+          <w:szCs w:val="20"/>
+        </w:rPr>
+        <w:t>was</w:t>
+      </w:r>
+      <w:proofErr w:type="gramEnd"/>
+      <w:r>
+        <w:rPr>
+          <w:rFonts w:ascii="Arial" w:hAnsi="Arial" w:cs="Arial"/>
+          <w:color w:val="222222"/>
+          <w:sz w:val="20"/>
+          <w:szCs w:val="20"/>
+        </w:rPr>
+        <w:t xml:space="preserve"> completed and original from myself.  </w:t>
+      </w:r>
+    </w:p>
+    <w:p>
+      <w:pPr>
+        <w:pStyle w:val="NormalWeb"/>
+        <w:shd w:val="clear" w:color="auto" w:fill="FFFFFF"/>
+        <w:spacing w:before="0" w:beforeAutospacing="0" w:after="0" w:afterAutospacing="0"/>
+        <w:rPr>
+          <w:rFonts w:ascii="Arial" w:hAnsi="Arial" w:cs="Arial"/>
+          <w:color w:val="222222"/>
+          <w:sz w:val="20"/>
+          <w:szCs w:val="20"/>
+        </w:rPr>
+      </w:pPr>
+      <w:r>
+        <w:rPr>
+          <w:rFonts w:ascii="Arial" w:hAnsi="Arial" w:cs="Arial"/>
+          <w:color w:val="222222"/>
+          <w:sz w:val="20"/>
+          <w:szCs w:val="20"/>
+        </w:rPr>
+        <w:t>Good Luck on the Term,</w:t>
+      </w:r>
+      <w:r>
+        <w:rPr>
+          <w:rFonts w:ascii="Arial" w:hAnsi="Arial" w:cs="Arial"/>
+          <w:color w:val="222222"/>
+          <w:sz w:val="20"/>
+          <w:szCs w:val="20"/>
+        </w:rPr>
+        <w:t xml:space="preserve"> </w:t>
+      </w:r>
+      <w:r>
+        <w:rPr>
+          <w:rFonts w:ascii="Arial" w:hAnsi="Arial" w:cs="Arial"/>
+          <w:color w:val="222222"/>
+          <w:sz w:val="20"/>
+          <w:szCs w:val="20"/>
+        </w:rPr>
+        <w:t>Santos</w:t>
+      </w:r>
+    </w:p>
+    <w:p>
+      <w:pPr>
+        <w:pStyle w:val="NormalWeb"/>
+        <w:shd w:val="clear" w:color="auto" w:fill="FFFFFF"/>
+        <w:spacing w:before="0" w:beforeAutospacing="0" w:after="0" w:afterAutospacing="0"/>
+        <w:rPr>
+          <w:sz w:val="20"/>
+          <w:szCs w:val="20"/>
+        </w:rPr>
+      </w:pPr>
+    </w:p>
+    <w:p>
+      <w:pPr>
+        <w:pStyle w:val="NormalWeb"/>
+        <w:shd w:val="clear" w:color="auto" w:fill="FFFFFF"/>
+        <w:spacing w:before="0" w:beforeAutospacing="0" w:after="0" w:afterAutospacing="0"/>
+        <w:rPr>
+          <w:sz w:val="20"/>
+          <w:szCs w:val="20"/>
+        </w:rPr>
+      </w:pPr>
+      <w:r>
+        <w:rPr>
+          <w:rFonts w:ascii="Arial" w:hAnsi="Arial" w:cs="Arial"/>
+          <w:b/>
+          <w:bCs/>
+          <w:color w:val="273540"/>
+        </w:rPr>
+        <w:t>Lindsey Clement:</w:t>
+      </w:r>
+      <w:r>
+        <w:rPr>
+          <w:rFonts w:ascii="Arial" w:hAnsi="Arial" w:cs="Arial"/>
+          <w:color w:val="222222"/>
+        </w:rPr>
+        <w:br/>
+      </w:r>
+      <w:r>
+        <w:rPr>
+          <w:rFonts w:ascii="Arial" w:hAnsi="Arial" w:cs="Arial"/>
+          <w:color w:val="273540"/>
+          <w:sz w:val="20"/>
+          <w:szCs w:val="20"/>
+        </w:rPr>
+        <w:t>I like how you separated book titles from physical copies and tracked loans at the copy level. Nice work!</w:t>
+      </w:r>
+    </w:p>
+    <w:p>
+      <w:pPr>
+        <w:pStyle w:val="NormalWeb"/>
+        <w:shd w:val="clear" w:color="auto" w:fill="FFFFFF"/>
+        <w:spacing w:before="0" w:beforeAutospacing="0" w:after="0" w:afterAutospacing="0"/>
+      </w:pPr>
+    </w:p>
+    <w:p>
+      <w:pPr>
+        <w:pStyle w:val="NormalWeb"/>
+        <w:numPr>
+          <w:ilvl w:val="0"/>
+          <w:numId w:val="12"/>
+        </w:numPr>
+        <w:spacing w:before="0" w:beforeAutospacing="0" w:after="0" w:afterAutospacing="0"/>
+        <w:ind w:left="0"/>
+        <w:textAlignment w:val="baseline"/>
+        <w:rPr>
+          <w:rFonts w:ascii="Arial" w:hAnsi="Arial" w:cs="Arial"/>
+          <w:b/>
+          <w:bCs/>
+          <w:color w:val="222222"/>
+        </w:rPr>
+      </w:pPr>
+      <w:r>
+        <w:rPr>
+          <w:rFonts w:ascii="Arial" w:hAnsi="Arial" w:cs="Arial"/>
+          <w:b/>
+          <w:bCs/>
+          <w:color w:val="222222"/>
+        </w:rPr>
+        <w:t>Jonathan Salfen:</w:t>
+      </w:r>
+    </w:p>
+    <w:p>
+      <w:pPr>
+        <w:pStyle w:val="NormalWeb"/>
+        <w:numPr>
+          <w:ilvl w:val="0"/>
+          <w:numId w:val="12"/>
+        </w:numPr>
+        <w:spacing w:before="0" w:beforeAutospacing="0" w:after="0" w:afterAutospacing="0"/>
+        <w:textAlignment w:val="baseline"/>
+        <w:rPr>
+          <w:rFonts w:ascii="Arial" w:hAnsi="Arial" w:cs="Arial"/>
+          <w:color w:val="222222"/>
+          <w:sz w:val="20"/>
+          <w:szCs w:val="20"/>
+        </w:rPr>
+      </w:pPr>
+      <w:r>
+        <w:rPr>
+          <w:rFonts w:ascii="Arial" w:hAnsi="Arial" w:cs="Arial"/>
+          <w:color w:val="222222"/>
+          <w:sz w:val="20"/>
+          <w:szCs w:val="20"/>
+        </w:rPr>
+        <w:lastRenderedPageBreak/>
+        <w:t>Does the overview describe what problem is to be solved by a website with DB back end? If yes, summarize. If not, what changes would better support describing the problem to be solved?</w:t>
+      </w:r>
+    </w:p>
+    <w:p>
+      <w:pPr>
+        <w:pStyle w:val="NormalWeb"/>
+        <w:numPr>
+          <w:ilvl w:val="1"/>
+          <w:numId w:val="12"/>
+        </w:numPr>
+        <w:spacing w:before="0" w:beforeAutospacing="0" w:after="0" w:afterAutospacing="0"/>
+        <w:textAlignment w:val="baseline"/>
+        <w:rPr>
+          <w:rFonts w:ascii="Arial" w:hAnsi="Arial" w:cs="Arial"/>
+          <w:color w:val="222222"/>
+          <w:sz w:val="20"/>
+          <w:szCs w:val="20"/>
+        </w:rPr>
+      </w:pPr>
+      <w:r>
+        <w:rPr>
+          <w:rFonts w:ascii="Arial" w:hAnsi="Arial" w:cs="Arial"/>
+          <w:color w:val="222222"/>
+          <w:sz w:val="20"/>
+          <w:szCs w:val="20"/>
+        </w:rPr>
+        <w:t>The database will manage a book inventory for a medium size library.</w:t>
+      </w:r>
+    </w:p>
+    <w:p>
+      <w:pPr>
+        <w:pStyle w:val="NormalWeb"/>
+        <w:numPr>
+          <w:ilvl w:val="0"/>
+          <w:numId w:val="12"/>
+        </w:numPr>
+        <w:spacing w:before="0" w:beforeAutospacing="0" w:after="0" w:afterAutospacing="0"/>
+        <w:textAlignment w:val="baseline"/>
+        <w:rPr>
+          <w:rFonts w:ascii="Arial" w:hAnsi="Arial" w:cs="Arial"/>
+          <w:color w:val="222222"/>
+          <w:sz w:val="20"/>
+          <w:szCs w:val="20"/>
+        </w:rPr>
+      </w:pPr>
+      <w:r>
+        <w:rPr>
+          <w:rFonts w:ascii="Arial" w:hAnsi="Arial" w:cs="Arial"/>
+          <w:color w:val="222222"/>
+          <w:sz w:val="20"/>
+          <w:szCs w:val="20"/>
+        </w:rPr>
+        <w:t>Does the overview list specific facts? If yes, summarize what the facts illustrate about the proposed DB solution. If not, what facts would better support illustrating the scope and scale of the proposed DB solution?</w:t>
+      </w:r>
+    </w:p>
+    <w:p>
+      <w:pPr>
+        <w:pStyle w:val="NormalWeb"/>
+        <w:numPr>
+          <w:ilvl w:val="1"/>
+          <w:numId w:val="12"/>
+        </w:numPr>
+        <w:spacing w:before="0" w:beforeAutospacing="0" w:after="0" w:afterAutospacing="0"/>
+        <w:textAlignment w:val="baseline"/>
+        <w:rPr>
+          <w:rFonts w:ascii="Arial" w:hAnsi="Arial" w:cs="Arial"/>
+          <w:color w:val="222222"/>
+          <w:sz w:val="20"/>
+          <w:szCs w:val="20"/>
+        </w:rPr>
+      </w:pPr>
+      <w:r>
+        <w:rPr>
+          <w:rFonts w:ascii="Arial" w:hAnsi="Arial" w:cs="Arial"/>
+          <w:color w:val="222222"/>
+          <w:sz w:val="20"/>
+          <w:szCs w:val="20"/>
+        </w:rPr>
+        <w:t>Manages up to 43,000 books.</w:t>
+      </w:r>
+    </w:p>
+    <w:p>
+      <w:pPr>
+        <w:pStyle w:val="NormalWeb"/>
+        <w:numPr>
+          <w:ilvl w:val="1"/>
+          <w:numId w:val="12"/>
+        </w:numPr>
+        <w:spacing w:before="0" w:beforeAutospacing="0" w:after="0" w:afterAutospacing="0"/>
+        <w:textAlignment w:val="baseline"/>
+        <w:rPr>
+          <w:rFonts w:ascii="Arial" w:hAnsi="Arial" w:cs="Arial"/>
+          <w:color w:val="222222"/>
+          <w:sz w:val="20"/>
+          <w:szCs w:val="20"/>
+        </w:rPr>
+      </w:pPr>
+      <w:r>
+        <w:rPr>
+          <w:rFonts w:ascii="Arial" w:hAnsi="Arial" w:cs="Arial"/>
+          <w:color w:val="222222"/>
+          <w:sz w:val="20"/>
+          <w:szCs w:val="20"/>
+        </w:rPr>
+        <w:t>Will serve 15-25k registered members.</w:t>
+      </w:r>
+    </w:p>
+    <w:p>
+      <w:pPr>
+        <w:pStyle w:val="NormalWeb"/>
+        <w:numPr>
+          <w:ilvl w:val="1"/>
+          <w:numId w:val="12"/>
+        </w:numPr>
+        <w:spacing w:before="0" w:beforeAutospacing="0" w:after="0" w:afterAutospacing="0"/>
+        <w:textAlignment w:val="baseline"/>
+        <w:rPr>
+          <w:rFonts w:ascii="Arial" w:hAnsi="Arial" w:cs="Arial"/>
+          <w:color w:val="222222"/>
+          <w:sz w:val="20"/>
+          <w:szCs w:val="20"/>
+        </w:rPr>
+      </w:pPr>
+      <w:r>
+        <w:rPr>
+          <w:rFonts w:ascii="Arial" w:hAnsi="Arial" w:cs="Arial"/>
+          <w:color w:val="222222"/>
+          <w:sz w:val="20"/>
+          <w:szCs w:val="20"/>
+        </w:rPr>
+        <w:t>Software will be used by support staff and clients.</w:t>
+      </w:r>
+    </w:p>
+    <w:p>
+      <w:pPr>
+        <w:pStyle w:val="NormalWeb"/>
+        <w:numPr>
+          <w:ilvl w:val="1"/>
+          <w:numId w:val="12"/>
+        </w:numPr>
+        <w:spacing w:before="0" w:beforeAutospacing="0" w:after="0" w:afterAutospacing="0"/>
+        <w:textAlignment w:val="baseline"/>
+        <w:rPr>
+          <w:rFonts w:ascii="Arial" w:hAnsi="Arial" w:cs="Arial"/>
+          <w:color w:val="222222"/>
+          <w:sz w:val="20"/>
+          <w:szCs w:val="20"/>
+        </w:rPr>
+      </w:pPr>
+      <w:r>
+        <w:rPr>
+          <w:rFonts w:ascii="Arial" w:hAnsi="Arial" w:cs="Arial"/>
+          <w:color w:val="222222"/>
+          <w:sz w:val="20"/>
+          <w:szCs w:val="20"/>
+        </w:rPr>
+        <w:t>Access allowed to the software 24/7.</w:t>
+      </w:r>
+    </w:p>
+    <w:p>
+      <w:pPr>
+        <w:pStyle w:val="NormalWeb"/>
+        <w:numPr>
+          <w:ilvl w:val="0"/>
+          <w:numId w:val="12"/>
+        </w:numPr>
+        <w:spacing w:before="0" w:beforeAutospacing="0" w:after="0" w:afterAutospacing="0"/>
+        <w:textAlignment w:val="baseline"/>
+        <w:rPr>
+          <w:rFonts w:ascii="Arial" w:hAnsi="Arial" w:cs="Arial"/>
+          <w:color w:val="222222"/>
+          <w:sz w:val="20"/>
+          <w:szCs w:val="20"/>
+        </w:rPr>
+      </w:pPr>
+      <w:r>
+        <w:rPr>
+          <w:rFonts w:ascii="Arial" w:hAnsi="Arial" w:cs="Arial"/>
+          <w:color w:val="222222"/>
+          <w:sz w:val="20"/>
+          <w:szCs w:val="20"/>
+        </w:rPr>
+        <w:t xml:space="preserve">Are at least four entities described, and does each one </w:t>
+      </w:r>
+      <w:proofErr w:type="gramStart"/>
+      <w:r>
+        <w:rPr>
+          <w:rFonts w:ascii="Arial" w:hAnsi="Arial" w:cs="Arial"/>
+          <w:color w:val="222222"/>
+          <w:sz w:val="20"/>
+          <w:szCs w:val="20"/>
+        </w:rPr>
+        <w:t>represent</w:t>
+      </w:r>
+      <w:proofErr w:type="gramEnd"/>
+      <w:r>
+        <w:rPr>
+          <w:rFonts w:ascii="Arial" w:hAnsi="Arial" w:cs="Arial"/>
+          <w:color w:val="222222"/>
+          <w:sz w:val="20"/>
+          <w:szCs w:val="20"/>
+        </w:rPr>
+        <w:t xml:space="preserve"> a single idea to be stored as a list? If yes, summarize. If not, based on the course material, what changes can you suggest to improve?</w:t>
+      </w:r>
+    </w:p>
+    <w:p>
+      <w:pPr>
+        <w:pStyle w:val="NormalWeb"/>
+        <w:numPr>
+          <w:ilvl w:val="1"/>
+          <w:numId w:val="12"/>
+        </w:numPr>
+        <w:spacing w:before="0" w:beforeAutospacing="0" w:after="0" w:afterAutospacing="0"/>
+        <w:textAlignment w:val="baseline"/>
+        <w:rPr>
+          <w:rFonts w:ascii="Arial" w:hAnsi="Arial" w:cs="Arial"/>
+          <w:color w:val="222222"/>
+          <w:sz w:val="20"/>
+          <w:szCs w:val="20"/>
+        </w:rPr>
+      </w:pPr>
+      <w:r>
+        <w:rPr>
+          <w:rFonts w:ascii="Arial" w:hAnsi="Arial" w:cs="Arial"/>
+          <w:color w:val="222222"/>
+          <w:sz w:val="20"/>
+          <w:szCs w:val="20"/>
+        </w:rPr>
+        <w:t>Books - Records the details of books in the library</w:t>
+      </w:r>
+    </w:p>
+    <w:p>
+      <w:pPr>
+        <w:pStyle w:val="NormalWeb"/>
+        <w:numPr>
+          <w:ilvl w:val="1"/>
+          <w:numId w:val="12"/>
+        </w:numPr>
+        <w:spacing w:before="0" w:beforeAutospacing="0" w:after="0" w:afterAutospacing="0"/>
+        <w:textAlignment w:val="baseline"/>
+        <w:rPr>
+          <w:rFonts w:ascii="Arial" w:hAnsi="Arial" w:cs="Arial"/>
+          <w:color w:val="222222"/>
+          <w:sz w:val="20"/>
+          <w:szCs w:val="20"/>
+        </w:rPr>
+      </w:pPr>
+      <w:r>
+        <w:rPr>
+          <w:rFonts w:ascii="Arial" w:hAnsi="Arial" w:cs="Arial"/>
+          <w:color w:val="222222"/>
+          <w:sz w:val="20"/>
+          <w:szCs w:val="20"/>
+        </w:rPr>
+        <w:t>Patrons - Records library members who can borrow materials.</w:t>
+      </w:r>
+    </w:p>
+    <w:p>
+      <w:pPr>
+        <w:pStyle w:val="NormalWeb"/>
+        <w:numPr>
+          <w:ilvl w:val="1"/>
+          <w:numId w:val="12"/>
+        </w:numPr>
+        <w:spacing w:before="0" w:beforeAutospacing="0" w:after="0" w:afterAutospacing="0"/>
+        <w:textAlignment w:val="baseline"/>
+        <w:rPr>
+          <w:rFonts w:ascii="Arial" w:hAnsi="Arial" w:cs="Arial"/>
+          <w:color w:val="222222"/>
+          <w:sz w:val="20"/>
+          <w:szCs w:val="20"/>
+        </w:rPr>
+      </w:pPr>
+      <w:r>
+        <w:rPr>
+          <w:rFonts w:ascii="Arial" w:hAnsi="Arial" w:cs="Arial"/>
+          <w:color w:val="222222"/>
+          <w:sz w:val="20"/>
+          <w:szCs w:val="20"/>
+        </w:rPr>
+        <w:t>Loans - Tracks all book checkout transactions between patrons and book copies,</w:t>
+      </w:r>
+    </w:p>
+    <w:p>
+      <w:pPr>
+        <w:pStyle w:val="NormalWeb"/>
+        <w:numPr>
+          <w:ilvl w:val="1"/>
+          <w:numId w:val="12"/>
+        </w:numPr>
+        <w:spacing w:before="0" w:beforeAutospacing="0" w:after="0" w:afterAutospacing="0"/>
+        <w:textAlignment w:val="baseline"/>
+        <w:rPr>
+          <w:rFonts w:ascii="Arial" w:hAnsi="Arial" w:cs="Arial"/>
+          <w:color w:val="222222"/>
+          <w:sz w:val="20"/>
+          <w:szCs w:val="20"/>
+        </w:rPr>
+      </w:pPr>
+      <w:r>
+        <w:rPr>
+          <w:rFonts w:ascii="Arial" w:hAnsi="Arial" w:cs="Arial"/>
+          <w:color w:val="222222"/>
+          <w:sz w:val="20"/>
+          <w:szCs w:val="20"/>
+        </w:rPr>
+        <w:t>recording dates, fees and status</w:t>
+      </w:r>
+    </w:p>
+    <w:p>
+      <w:pPr>
+        <w:pStyle w:val="NormalWeb"/>
+        <w:numPr>
+          <w:ilvl w:val="1"/>
+          <w:numId w:val="12"/>
+        </w:numPr>
+        <w:spacing w:before="0" w:beforeAutospacing="0" w:after="0" w:afterAutospacing="0"/>
+        <w:textAlignment w:val="baseline"/>
+        <w:rPr>
+          <w:rFonts w:ascii="Arial" w:hAnsi="Arial" w:cs="Arial"/>
+          <w:color w:val="222222"/>
+          <w:sz w:val="20"/>
+          <w:szCs w:val="20"/>
+        </w:rPr>
+      </w:pPr>
+      <w:r>
+        <w:rPr>
+          <w:rFonts w:ascii="Arial" w:hAnsi="Arial" w:cs="Arial"/>
+          <w:color w:val="222222"/>
+          <w:sz w:val="20"/>
+          <w:szCs w:val="20"/>
+        </w:rPr>
+        <w:t>Authors - Stores information about authors of the book(s)</w:t>
+      </w:r>
+    </w:p>
+    <w:p>
+      <w:pPr>
+        <w:pStyle w:val="NormalWeb"/>
+        <w:numPr>
+          <w:ilvl w:val="1"/>
+          <w:numId w:val="12"/>
+        </w:numPr>
+        <w:spacing w:before="0" w:beforeAutospacing="0" w:after="0" w:afterAutospacing="0"/>
+        <w:textAlignment w:val="baseline"/>
+        <w:rPr>
+          <w:rFonts w:ascii="Arial" w:hAnsi="Arial" w:cs="Arial"/>
+          <w:color w:val="222222"/>
+          <w:sz w:val="20"/>
+          <w:szCs w:val="20"/>
+        </w:rPr>
+      </w:pPr>
+      <w:r>
+        <w:rPr>
+          <w:rFonts w:ascii="Arial" w:hAnsi="Arial" w:cs="Arial"/>
+          <w:color w:val="222222"/>
+          <w:sz w:val="20"/>
+          <w:szCs w:val="20"/>
+        </w:rPr>
+        <w:t>Genres - Stores a list of genres that can be associated with books</w:t>
+      </w:r>
+    </w:p>
+    <w:p>
+      <w:pPr>
+        <w:pStyle w:val="NormalWeb"/>
+        <w:numPr>
+          <w:ilvl w:val="1"/>
+          <w:numId w:val="12"/>
+        </w:numPr>
+        <w:spacing w:before="0" w:beforeAutospacing="0" w:after="0" w:afterAutospacing="0"/>
+        <w:textAlignment w:val="baseline"/>
+        <w:rPr>
+          <w:rFonts w:ascii="Arial" w:hAnsi="Arial" w:cs="Arial"/>
+          <w:color w:val="222222"/>
+          <w:sz w:val="20"/>
+          <w:szCs w:val="20"/>
+        </w:rPr>
+      </w:pPr>
+      <w:proofErr w:type="spellStart"/>
+      <w:r>
+        <w:rPr>
+          <w:rFonts w:ascii="Arial" w:hAnsi="Arial" w:cs="Arial"/>
+          <w:color w:val="222222"/>
+          <w:sz w:val="20"/>
+          <w:szCs w:val="20"/>
+        </w:rPr>
+        <w:t>BookCopies</w:t>
+      </w:r>
+      <w:proofErr w:type="spellEnd"/>
+      <w:r>
+        <w:rPr>
+          <w:rFonts w:ascii="Arial" w:hAnsi="Arial" w:cs="Arial"/>
+          <w:color w:val="222222"/>
+          <w:sz w:val="20"/>
+          <w:szCs w:val="20"/>
+        </w:rPr>
+        <w:t xml:space="preserve"> - Track the physical copy of a book (Some book titles can have multiple</w:t>
+      </w:r>
+    </w:p>
+    <w:p>
+      <w:pPr>
+        <w:pStyle w:val="NormalWeb"/>
+        <w:numPr>
+          <w:ilvl w:val="1"/>
+          <w:numId w:val="12"/>
+        </w:numPr>
+        <w:spacing w:before="0" w:beforeAutospacing="0" w:after="0" w:afterAutospacing="0"/>
+        <w:textAlignment w:val="baseline"/>
+        <w:rPr>
+          <w:rFonts w:ascii="Arial" w:hAnsi="Arial" w:cs="Arial"/>
+          <w:color w:val="222222"/>
+          <w:sz w:val="20"/>
+          <w:szCs w:val="20"/>
+        </w:rPr>
+      </w:pPr>
+      <w:r>
+        <w:rPr>
+          <w:rFonts w:ascii="Arial" w:hAnsi="Arial" w:cs="Arial"/>
+          <w:color w:val="222222"/>
+          <w:sz w:val="20"/>
+          <w:szCs w:val="20"/>
+        </w:rPr>
+        <w:t>copies)</w:t>
+      </w:r>
+    </w:p>
+    <w:p>
+      <w:pPr>
+        <w:pStyle w:val="NormalWeb"/>
+        <w:numPr>
+          <w:ilvl w:val="0"/>
+          <w:numId w:val="12"/>
+        </w:numPr>
+        <w:spacing w:before="0" w:beforeAutospacing="0" w:after="0" w:afterAutospacing="0"/>
+        <w:textAlignment w:val="baseline"/>
+        <w:rPr>
+          <w:rFonts w:ascii="Arial" w:hAnsi="Arial" w:cs="Arial"/>
+          <w:color w:val="222222"/>
+          <w:sz w:val="20"/>
+          <w:szCs w:val="20"/>
+        </w:rPr>
+      </w:pPr>
+      <w:r>
+        <w:rPr>
+          <w:rFonts w:ascii="Arial" w:hAnsi="Arial" w:cs="Arial"/>
+          <w:color w:val="222222"/>
+          <w:sz w:val="20"/>
+          <w:szCs w:val="20"/>
+        </w:rPr>
+        <w:t>Does the outline of entity details describe the purpose of each, list attribute datatypes and constraints, and describe relationships between entities? If yes, summarize. If not, based on the course material, what changes can you suggest to improve?</w:t>
+      </w:r>
+    </w:p>
+    <w:p>
+      <w:pPr>
+        <w:pStyle w:val="NormalWeb"/>
+        <w:numPr>
+          <w:ilvl w:val="1"/>
+          <w:numId w:val="12"/>
+        </w:numPr>
+        <w:spacing w:before="0" w:beforeAutospacing="0" w:after="0" w:afterAutospacing="0"/>
+        <w:textAlignment w:val="baseline"/>
+        <w:rPr>
+          <w:rFonts w:ascii="Arial" w:hAnsi="Arial" w:cs="Arial"/>
+          <w:color w:val="222222"/>
+          <w:sz w:val="20"/>
+          <w:szCs w:val="20"/>
+        </w:rPr>
+      </w:pPr>
+      <w:r>
+        <w:rPr>
+          <w:rFonts w:ascii="Arial" w:hAnsi="Arial" w:cs="Arial"/>
+          <w:color w:val="222222"/>
+          <w:sz w:val="20"/>
+          <w:szCs w:val="20"/>
+        </w:rPr>
+        <w:t>Yes mostly, however there are a couple things to note:</w:t>
+      </w:r>
+    </w:p>
+    <w:p>
+      <w:pPr>
+        <w:pStyle w:val="NormalWeb"/>
+        <w:numPr>
+          <w:ilvl w:val="2"/>
+          <w:numId w:val="12"/>
+        </w:numPr>
+        <w:spacing w:before="0" w:beforeAutospacing="0" w:after="0" w:afterAutospacing="0"/>
+        <w:textAlignment w:val="baseline"/>
+        <w:rPr>
+          <w:rFonts w:ascii="Arial" w:hAnsi="Arial" w:cs="Arial"/>
+          <w:color w:val="222222"/>
+          <w:sz w:val="20"/>
+          <w:szCs w:val="20"/>
+        </w:rPr>
+      </w:pPr>
+      <w:r>
+        <w:rPr>
+          <w:rFonts w:ascii="Arial" w:hAnsi="Arial" w:cs="Arial"/>
+          <w:color w:val="222222"/>
+          <w:sz w:val="20"/>
+          <w:szCs w:val="20"/>
+        </w:rPr>
+        <w:t xml:space="preserve">Books table - How are books with same title/publication year/publisher to be handled with regards to varying ISBNs? (i.e. paperback vs hardcover </w:t>
+      </w:r>
+      <w:proofErr w:type="gramStart"/>
+      <w:r>
+        <w:rPr>
+          <w:rFonts w:ascii="Arial" w:hAnsi="Arial" w:cs="Arial"/>
+          <w:color w:val="222222"/>
+          <w:sz w:val="20"/>
+          <w:szCs w:val="20"/>
+        </w:rPr>
+        <w:t>have</w:t>
+      </w:r>
+      <w:proofErr w:type="gramEnd"/>
+      <w:r>
+        <w:rPr>
+          <w:rFonts w:ascii="Arial" w:hAnsi="Arial" w:cs="Arial"/>
+          <w:color w:val="222222"/>
+          <w:sz w:val="20"/>
+          <w:szCs w:val="20"/>
+        </w:rPr>
+        <w:t xml:space="preserve"> different ISBNs). It might be useful to have an additional field in Books that describes that difference (hardcover, paperback, special edition, etc.)</w:t>
+      </w:r>
+    </w:p>
+    <w:p>
+      <w:pPr>
+        <w:pStyle w:val="NormalWeb"/>
+        <w:numPr>
+          <w:ilvl w:val="0"/>
+          <w:numId w:val="12"/>
+        </w:numPr>
+        <w:spacing w:before="0" w:beforeAutospacing="0" w:after="0" w:afterAutospacing="0"/>
+        <w:textAlignment w:val="baseline"/>
+        <w:rPr>
+          <w:rFonts w:ascii="Arial" w:hAnsi="Arial" w:cs="Arial"/>
+          <w:color w:val="222222"/>
+          <w:sz w:val="20"/>
+          <w:szCs w:val="20"/>
+        </w:rPr>
+      </w:pPr>
+      <w:r>
+        <w:rPr>
+          <w:rFonts w:ascii="Arial" w:hAnsi="Arial" w:cs="Arial"/>
+          <w:color w:val="222222"/>
+          <w:sz w:val="20"/>
+          <w:szCs w:val="20"/>
+        </w:rPr>
+        <w:t>Are 1:M relationships correctly formulated? Is there at least one M:M relationship? Does the ERD present a logical view of the database? If yes, summarize. If not, based on the course material, what changes can you suggest to improve?</w:t>
+      </w:r>
+    </w:p>
+    <w:p>
+      <w:pPr>
+        <w:pStyle w:val="NormalWeb"/>
+        <w:numPr>
+          <w:ilvl w:val="1"/>
+          <w:numId w:val="12"/>
+        </w:numPr>
+        <w:spacing w:before="0" w:beforeAutospacing="0" w:after="0" w:afterAutospacing="0"/>
+        <w:textAlignment w:val="baseline"/>
+        <w:rPr>
+          <w:rFonts w:ascii="Arial" w:hAnsi="Arial" w:cs="Arial"/>
+          <w:color w:val="222222"/>
+          <w:sz w:val="20"/>
+          <w:szCs w:val="20"/>
+        </w:rPr>
+      </w:pPr>
+      <w:r>
+        <w:rPr>
+          <w:rFonts w:ascii="Arial" w:hAnsi="Arial" w:cs="Arial"/>
+          <w:color w:val="222222"/>
+          <w:sz w:val="20"/>
+          <w:szCs w:val="20"/>
+        </w:rPr>
+        <w:t>1:M relationships are correctly implemented via foreign keys:</w:t>
+      </w:r>
+    </w:p>
+    <w:p>
+      <w:pPr>
+        <w:pStyle w:val="NormalWeb"/>
+        <w:numPr>
+          <w:ilvl w:val="2"/>
+          <w:numId w:val="12"/>
+        </w:numPr>
+        <w:spacing w:before="0" w:beforeAutospacing="0" w:after="0" w:afterAutospacing="0"/>
+        <w:textAlignment w:val="baseline"/>
+        <w:rPr>
+          <w:rFonts w:ascii="Arial" w:hAnsi="Arial" w:cs="Arial"/>
+          <w:color w:val="222222"/>
+          <w:sz w:val="20"/>
+          <w:szCs w:val="20"/>
+        </w:rPr>
+      </w:pPr>
+      <w:r>
+        <w:rPr>
+          <w:rFonts w:ascii="Arial" w:hAnsi="Arial" w:cs="Arial"/>
+          <w:color w:val="222222"/>
+          <w:sz w:val="20"/>
+          <w:szCs w:val="20"/>
+        </w:rPr>
+        <w:t xml:space="preserve">Books → </w:t>
+      </w:r>
+      <w:proofErr w:type="spellStart"/>
+      <w:r>
+        <w:rPr>
+          <w:rFonts w:ascii="Arial" w:hAnsi="Arial" w:cs="Arial"/>
+          <w:color w:val="222222"/>
+          <w:sz w:val="20"/>
+          <w:szCs w:val="20"/>
+        </w:rPr>
+        <w:t>BookCopies</w:t>
+      </w:r>
+      <w:proofErr w:type="spellEnd"/>
+    </w:p>
+    <w:p>
+      <w:pPr>
+        <w:pStyle w:val="NormalWeb"/>
+        <w:numPr>
+          <w:ilvl w:val="2"/>
+          <w:numId w:val="12"/>
+        </w:numPr>
+        <w:spacing w:before="0" w:beforeAutospacing="0" w:after="0" w:afterAutospacing="0"/>
+        <w:textAlignment w:val="baseline"/>
+        <w:rPr>
+          <w:rFonts w:ascii="Arial" w:hAnsi="Arial" w:cs="Arial"/>
+          <w:color w:val="222222"/>
+          <w:sz w:val="20"/>
+          <w:szCs w:val="20"/>
+        </w:rPr>
+      </w:pPr>
+      <w:r>
+        <w:rPr>
+          <w:rFonts w:ascii="Arial" w:hAnsi="Arial" w:cs="Arial"/>
+          <w:color w:val="222222"/>
+          <w:sz w:val="20"/>
+          <w:szCs w:val="20"/>
+        </w:rPr>
+        <w:t>Patrons → Loans</w:t>
+      </w:r>
+    </w:p>
+    <w:p>
+      <w:pPr>
+        <w:pStyle w:val="NormalWeb"/>
+        <w:numPr>
+          <w:ilvl w:val="2"/>
+          <w:numId w:val="12"/>
+        </w:numPr>
+        <w:spacing w:before="0" w:beforeAutospacing="0" w:after="0" w:afterAutospacing="0"/>
+        <w:textAlignment w:val="baseline"/>
+        <w:rPr>
+          <w:rFonts w:ascii="Arial" w:hAnsi="Arial" w:cs="Arial"/>
+          <w:color w:val="222222"/>
+          <w:sz w:val="20"/>
+          <w:szCs w:val="20"/>
+        </w:rPr>
+      </w:pPr>
+      <w:proofErr w:type="spellStart"/>
+      <w:r>
+        <w:rPr>
+          <w:rFonts w:ascii="Arial" w:hAnsi="Arial" w:cs="Arial"/>
+          <w:color w:val="222222"/>
+          <w:sz w:val="20"/>
+          <w:szCs w:val="20"/>
+        </w:rPr>
+        <w:t>BookCopies</w:t>
+      </w:r>
+      <w:proofErr w:type="spellEnd"/>
+      <w:r>
+        <w:rPr>
+          <w:rFonts w:ascii="Arial" w:hAnsi="Arial" w:cs="Arial"/>
+          <w:color w:val="222222"/>
+          <w:sz w:val="20"/>
+          <w:szCs w:val="20"/>
+        </w:rPr>
+        <w:t xml:space="preserve"> → Loans</w:t>
+      </w:r>
+    </w:p>
+    <w:p>
+      <w:pPr>
+        <w:pStyle w:val="NormalWeb"/>
+        <w:numPr>
+          <w:ilvl w:val="1"/>
+          <w:numId w:val="12"/>
+        </w:numPr>
+        <w:spacing w:before="0" w:beforeAutospacing="0" w:after="0" w:afterAutospacing="0"/>
+        <w:textAlignment w:val="baseline"/>
+        <w:rPr>
+          <w:rFonts w:ascii="Arial" w:hAnsi="Arial" w:cs="Arial"/>
+          <w:color w:val="222222"/>
+          <w:sz w:val="20"/>
+          <w:szCs w:val="20"/>
+        </w:rPr>
+      </w:pPr>
+      <w:proofErr w:type="gramStart"/>
+      <w:r>
+        <w:rPr>
+          <w:rFonts w:ascii="Arial" w:hAnsi="Arial" w:cs="Arial"/>
+          <w:color w:val="222222"/>
+          <w:sz w:val="20"/>
+          <w:szCs w:val="20"/>
+        </w:rPr>
+        <w:t>M:N</w:t>
+      </w:r>
+      <w:proofErr w:type="gramEnd"/>
+      <w:r>
+        <w:rPr>
+          <w:rFonts w:ascii="Arial" w:hAnsi="Arial" w:cs="Arial"/>
+          <w:color w:val="222222"/>
+          <w:sz w:val="20"/>
+          <w:szCs w:val="20"/>
+        </w:rPr>
+        <w:t xml:space="preserve"> relationships are appropriately resolved using intersection tables:</w:t>
+      </w:r>
+    </w:p>
+    <w:p>
+      <w:pPr>
+        <w:pStyle w:val="NormalWeb"/>
+        <w:numPr>
+          <w:ilvl w:val="2"/>
+          <w:numId w:val="12"/>
+        </w:numPr>
+        <w:spacing w:before="0" w:beforeAutospacing="0" w:after="0" w:afterAutospacing="0"/>
+        <w:textAlignment w:val="baseline"/>
+        <w:rPr>
+          <w:rFonts w:ascii="Arial" w:hAnsi="Arial" w:cs="Arial"/>
+          <w:color w:val="222222"/>
+          <w:sz w:val="20"/>
+          <w:szCs w:val="20"/>
+        </w:rPr>
+      </w:pPr>
+      <w:r>
+        <w:rPr>
+          <w:rFonts w:ascii="Arial" w:hAnsi="Arial" w:cs="Arial"/>
+          <w:color w:val="222222"/>
+          <w:sz w:val="20"/>
+          <w:szCs w:val="20"/>
+        </w:rPr>
+        <w:t xml:space="preserve">Books ↔ Authors via </w:t>
+      </w:r>
+      <w:proofErr w:type="spellStart"/>
+      <w:r>
+        <w:rPr>
+          <w:rFonts w:ascii="Arial" w:hAnsi="Arial" w:cs="Arial"/>
+          <w:color w:val="222222"/>
+          <w:sz w:val="20"/>
+          <w:szCs w:val="20"/>
+        </w:rPr>
+        <w:t>BookAuthors</w:t>
+      </w:r>
+      <w:proofErr w:type="spellEnd"/>
+    </w:p>
+    <w:p>
+      <w:pPr>
+        <w:pStyle w:val="NormalWeb"/>
+        <w:numPr>
+          <w:ilvl w:val="2"/>
+          <w:numId w:val="12"/>
+        </w:numPr>
+        <w:spacing w:before="0" w:beforeAutospacing="0" w:after="0" w:afterAutospacing="0"/>
+        <w:textAlignment w:val="baseline"/>
+        <w:rPr>
+          <w:rFonts w:ascii="Arial" w:hAnsi="Arial" w:cs="Arial"/>
+          <w:color w:val="222222"/>
+          <w:sz w:val="20"/>
+          <w:szCs w:val="20"/>
+        </w:rPr>
+      </w:pPr>
+      <w:r>
+        <w:rPr>
+          <w:rFonts w:ascii="Arial" w:hAnsi="Arial" w:cs="Arial"/>
+          <w:color w:val="222222"/>
+          <w:sz w:val="20"/>
+          <w:szCs w:val="20"/>
+        </w:rPr>
+        <w:t xml:space="preserve">Books ↔ Genres via </w:t>
+      </w:r>
+      <w:proofErr w:type="spellStart"/>
+      <w:r>
+        <w:rPr>
+          <w:rFonts w:ascii="Arial" w:hAnsi="Arial" w:cs="Arial"/>
+          <w:color w:val="222222"/>
+          <w:sz w:val="20"/>
+          <w:szCs w:val="20"/>
+        </w:rPr>
+        <w:t>BookGenres</w:t>
+      </w:r>
+      <w:proofErr w:type="spellEnd"/>
+    </w:p>
+    <w:p>
+      <w:pPr>
+        <w:pStyle w:val="NormalWeb"/>
+        <w:numPr>
+          <w:ilvl w:val="1"/>
+          <w:numId w:val="12"/>
+        </w:numPr>
+        <w:spacing w:before="0" w:beforeAutospacing="0" w:after="0" w:afterAutospacing="0"/>
+        <w:textAlignment w:val="baseline"/>
+        <w:rPr>
+          <w:rFonts w:ascii="Arial" w:hAnsi="Arial" w:cs="Arial"/>
+          <w:color w:val="222222"/>
+          <w:sz w:val="20"/>
+          <w:szCs w:val="20"/>
+        </w:rPr>
+      </w:pPr>
+      <w:r>
+        <w:rPr>
+          <w:rFonts w:ascii="Arial" w:hAnsi="Arial" w:cs="Arial"/>
+          <w:color w:val="222222"/>
+          <w:sz w:val="20"/>
+          <w:szCs w:val="20"/>
+        </w:rPr>
+        <w:t>Improvement suggestions for the ERD:</w:t>
+      </w:r>
+    </w:p>
+    <w:p>
+      <w:pPr>
+        <w:pStyle w:val="NormalWeb"/>
+        <w:numPr>
+          <w:ilvl w:val="2"/>
+          <w:numId w:val="12"/>
+        </w:numPr>
+        <w:spacing w:before="0" w:beforeAutospacing="0" w:after="0" w:afterAutospacing="0"/>
+        <w:textAlignment w:val="baseline"/>
+        <w:rPr>
+          <w:rFonts w:ascii="Arial" w:hAnsi="Arial" w:cs="Arial"/>
+          <w:color w:val="222222"/>
+          <w:sz w:val="20"/>
+          <w:szCs w:val="20"/>
+        </w:rPr>
+      </w:pPr>
+      <w:r>
+        <w:rPr>
+          <w:rFonts w:ascii="Arial" w:hAnsi="Arial" w:cs="Arial"/>
+          <w:color w:val="222222"/>
+          <w:sz w:val="20"/>
+          <w:szCs w:val="20"/>
+        </w:rPr>
+        <w:t>Show participation (optional or mandatory).</w:t>
+      </w:r>
+    </w:p>
+    <w:p>
+      <w:pPr>
+        <w:pStyle w:val="NormalWeb"/>
+        <w:numPr>
+          <w:ilvl w:val="2"/>
+          <w:numId w:val="12"/>
+        </w:numPr>
+        <w:spacing w:before="0" w:beforeAutospacing="0" w:after="0" w:afterAutospacing="0"/>
+        <w:textAlignment w:val="baseline"/>
+        <w:rPr>
+          <w:rFonts w:ascii="Arial" w:hAnsi="Arial" w:cs="Arial"/>
+          <w:color w:val="222222"/>
+          <w:sz w:val="20"/>
+          <w:szCs w:val="20"/>
+        </w:rPr>
+      </w:pPr>
+      <w:r>
+        <w:rPr>
+          <w:rFonts w:ascii="Arial" w:hAnsi="Arial" w:cs="Arial"/>
+          <w:color w:val="222222"/>
+          <w:sz w:val="20"/>
+          <w:szCs w:val="20"/>
+        </w:rPr>
+        <w:t>Including fields listed under each table would make the diagram more usable.</w:t>
+      </w:r>
+    </w:p>
+    <w:p>
+      <w:pPr>
+        <w:pStyle w:val="NormalWeb"/>
+        <w:numPr>
+          <w:ilvl w:val="2"/>
+          <w:numId w:val="12"/>
+        </w:numPr>
+        <w:spacing w:before="0" w:beforeAutospacing="0" w:after="0" w:afterAutospacing="0"/>
+        <w:textAlignment w:val="baseline"/>
+        <w:rPr>
+          <w:rFonts w:ascii="Arial" w:hAnsi="Arial" w:cs="Arial"/>
+          <w:color w:val="222222"/>
+          <w:sz w:val="20"/>
+          <w:szCs w:val="20"/>
+        </w:rPr>
+      </w:pPr>
+      <w:r>
+        <w:rPr>
+          <w:rFonts w:ascii="Arial" w:hAnsi="Arial" w:cs="Arial"/>
+          <w:color w:val="222222"/>
+          <w:sz w:val="20"/>
+          <w:szCs w:val="20"/>
+        </w:rPr>
+        <w:t xml:space="preserve">Show intersection tables </w:t>
+      </w:r>
+      <w:proofErr w:type="spellStart"/>
+      <w:r>
+        <w:rPr>
+          <w:rFonts w:ascii="Arial" w:hAnsi="Arial" w:cs="Arial"/>
+          <w:color w:val="222222"/>
+          <w:sz w:val="20"/>
+          <w:szCs w:val="20"/>
+        </w:rPr>
+        <w:t>BookAuthors</w:t>
+      </w:r>
+      <w:proofErr w:type="spellEnd"/>
+      <w:r>
+        <w:rPr>
+          <w:rFonts w:ascii="Arial" w:hAnsi="Arial" w:cs="Arial"/>
+          <w:color w:val="222222"/>
+          <w:sz w:val="20"/>
+          <w:szCs w:val="20"/>
+        </w:rPr>
+        <w:t xml:space="preserve"> and </w:t>
+      </w:r>
+      <w:proofErr w:type="spellStart"/>
+      <w:r>
+        <w:rPr>
+          <w:rFonts w:ascii="Arial" w:hAnsi="Arial" w:cs="Arial"/>
+          <w:color w:val="222222"/>
+          <w:sz w:val="20"/>
+          <w:szCs w:val="20"/>
+        </w:rPr>
+        <w:t>BookGenres</w:t>
+      </w:r>
+      <w:proofErr w:type="spellEnd"/>
+      <w:r>
+        <w:rPr>
+          <w:rFonts w:ascii="Arial" w:hAnsi="Arial" w:cs="Arial"/>
+          <w:color w:val="222222"/>
+          <w:sz w:val="20"/>
+          <w:szCs w:val="20"/>
+        </w:rPr>
+        <w:t>.</w:t>
+      </w:r>
+    </w:p>
+    <w:p>
+      <w:pPr>
+        <w:pStyle w:val="NormalWeb"/>
+        <w:numPr>
+          <w:ilvl w:val="0"/>
+          <w:numId w:val="12"/>
+        </w:numPr>
+        <w:spacing w:before="0" w:beforeAutospacing="0" w:after="0" w:afterAutospacing="0"/>
+        <w:textAlignment w:val="baseline"/>
+        <w:rPr>
+          <w:rFonts w:ascii="Arial" w:hAnsi="Arial" w:cs="Arial"/>
+          <w:color w:val="222222"/>
+          <w:sz w:val="20"/>
+          <w:szCs w:val="20"/>
+        </w:rPr>
+      </w:pPr>
+      <w:r>
+        <w:rPr>
+          <w:rFonts w:ascii="Arial" w:hAnsi="Arial" w:cs="Arial"/>
+          <w:color w:val="222222"/>
+          <w:sz w:val="20"/>
+          <w:szCs w:val="20"/>
+        </w:rPr>
+        <w:t>Is there consistency in a) naming between overview and entity/attributes b) entities plural, attributes singular c) use of capitalization for naming? If yes, summarize. If not, based on the course material, what changes can you suggest to improve?</w:t>
+      </w:r>
+    </w:p>
+    <w:p>
+      <w:pPr>
+        <w:pStyle w:val="NormalWeb"/>
+        <w:numPr>
+          <w:ilvl w:val="1"/>
+          <w:numId w:val="12"/>
+        </w:numPr>
+        <w:spacing w:before="0" w:beforeAutospacing="0" w:after="0" w:afterAutospacing="0"/>
+        <w:textAlignment w:val="baseline"/>
+        <w:rPr>
+          <w:rFonts w:ascii="Arial" w:hAnsi="Arial" w:cs="Arial"/>
+          <w:color w:val="222222"/>
+          <w:sz w:val="20"/>
+          <w:szCs w:val="20"/>
+        </w:rPr>
+      </w:pPr>
+      <w:r>
+        <w:rPr>
+          <w:rFonts w:ascii="Arial" w:hAnsi="Arial" w:cs="Arial"/>
+          <w:color w:val="222222"/>
+          <w:sz w:val="20"/>
+          <w:szCs w:val="20"/>
+        </w:rPr>
+        <w:t>Naming looks consistent and appropriate.</w:t>
+      </w:r>
+    </w:p>
+    <w:p>
+      <w:pPr>
+        <w:pStyle w:val="NormalWeb"/>
+        <w:numPr>
+          <w:ilvl w:val="1"/>
+          <w:numId w:val="12"/>
+        </w:numPr>
+        <w:spacing w:before="0" w:beforeAutospacing="0" w:after="0" w:afterAutospacing="0"/>
+        <w:textAlignment w:val="baseline"/>
+        <w:rPr>
+          <w:rFonts w:ascii="Arial" w:hAnsi="Arial" w:cs="Arial"/>
+          <w:color w:val="222222"/>
+          <w:sz w:val="20"/>
+          <w:szCs w:val="20"/>
+        </w:rPr>
+      </w:pPr>
+      <w:r>
+        <w:rPr>
+          <w:rFonts w:ascii="Arial" w:hAnsi="Arial" w:cs="Arial"/>
+          <w:color w:val="222222"/>
+          <w:sz w:val="20"/>
+          <w:szCs w:val="20"/>
+        </w:rPr>
+        <w:t>Improvement Suggestion:</w:t>
+      </w:r>
+    </w:p>
+    <w:p>
+      <w:pPr>
+        <w:pStyle w:val="NormalWeb"/>
+        <w:numPr>
+          <w:ilvl w:val="2"/>
+          <w:numId w:val="12"/>
+        </w:numPr>
+        <w:spacing w:before="0" w:beforeAutospacing="0" w:after="0" w:afterAutospacing="0"/>
+        <w:textAlignment w:val="baseline"/>
+        <w:rPr>
+          <w:rFonts w:ascii="Arial" w:hAnsi="Arial" w:cs="Arial"/>
+          <w:color w:val="222222"/>
+          <w:sz w:val="20"/>
+          <w:szCs w:val="20"/>
+        </w:rPr>
+      </w:pPr>
+      <w:r>
+        <w:rPr>
+          <w:rFonts w:ascii="Arial" w:hAnsi="Arial" w:cs="Arial"/>
+          <w:color w:val="222222"/>
+          <w:sz w:val="20"/>
+          <w:szCs w:val="20"/>
+        </w:rPr>
+        <w:t xml:space="preserve">The name </w:t>
+      </w:r>
+      <w:proofErr w:type="spellStart"/>
+      <w:r>
+        <w:rPr>
+          <w:rFonts w:ascii="Arial" w:hAnsi="Arial" w:cs="Arial"/>
+          <w:color w:val="222222"/>
+          <w:sz w:val="20"/>
+          <w:szCs w:val="20"/>
+        </w:rPr>
+        <w:t>BookCopies</w:t>
+      </w:r>
+      <w:proofErr w:type="spellEnd"/>
+      <w:r>
+        <w:rPr>
+          <w:rFonts w:ascii="Arial" w:hAnsi="Arial" w:cs="Arial"/>
+          <w:color w:val="222222"/>
+          <w:sz w:val="20"/>
+          <w:szCs w:val="20"/>
+        </w:rPr>
+        <w:t xml:space="preserve"> is confusing and doesn’t immediately describe the table use case (it makes me think the Books table is tracking the main book, and the </w:t>
+      </w:r>
+      <w:proofErr w:type="spellStart"/>
+      <w:r>
+        <w:rPr>
+          <w:rFonts w:ascii="Arial" w:hAnsi="Arial" w:cs="Arial"/>
+          <w:color w:val="222222"/>
+          <w:sz w:val="20"/>
+          <w:szCs w:val="20"/>
+        </w:rPr>
+        <w:t>BooksCopies</w:t>
+      </w:r>
+      <w:proofErr w:type="spellEnd"/>
+      <w:r>
+        <w:rPr>
+          <w:rFonts w:ascii="Arial" w:hAnsi="Arial" w:cs="Arial"/>
+          <w:color w:val="222222"/>
+          <w:sz w:val="20"/>
+          <w:szCs w:val="20"/>
+        </w:rPr>
+        <w:t xml:space="preserve"> is tracking photocopied copies). Consider something more specific, like </w:t>
+      </w:r>
+      <w:proofErr w:type="spellStart"/>
+      <w:r>
+        <w:rPr>
+          <w:rFonts w:ascii="Arial" w:hAnsi="Arial" w:cs="Arial"/>
+          <w:color w:val="222222"/>
+          <w:sz w:val="20"/>
+          <w:szCs w:val="20"/>
+        </w:rPr>
+        <w:t>BookPhysicalCopies</w:t>
+      </w:r>
+      <w:proofErr w:type="spellEnd"/>
+      <w:r>
+        <w:rPr>
+          <w:rFonts w:ascii="Arial" w:hAnsi="Arial" w:cs="Arial"/>
+          <w:color w:val="222222"/>
+          <w:sz w:val="20"/>
+          <w:szCs w:val="20"/>
+        </w:rPr>
+        <w:t xml:space="preserve">, </w:t>
+      </w:r>
+      <w:proofErr w:type="spellStart"/>
+      <w:r>
+        <w:rPr>
+          <w:rFonts w:ascii="Arial" w:hAnsi="Arial" w:cs="Arial"/>
+          <w:color w:val="222222"/>
+          <w:sz w:val="20"/>
+          <w:szCs w:val="20"/>
+        </w:rPr>
+        <w:t>PhysicalBooks</w:t>
+      </w:r>
+      <w:proofErr w:type="spellEnd"/>
+      <w:r>
+        <w:rPr>
+          <w:rFonts w:ascii="Arial" w:hAnsi="Arial" w:cs="Arial"/>
+          <w:color w:val="222222"/>
+          <w:sz w:val="20"/>
+          <w:szCs w:val="20"/>
+        </w:rPr>
+        <w:t xml:space="preserve">, or rename both Books and </w:t>
+      </w:r>
+      <w:proofErr w:type="spellStart"/>
+      <w:r>
+        <w:rPr>
+          <w:rFonts w:ascii="Arial" w:hAnsi="Arial" w:cs="Arial"/>
+          <w:color w:val="222222"/>
+          <w:sz w:val="20"/>
+          <w:szCs w:val="20"/>
+        </w:rPr>
+        <w:t>BooksCopies</w:t>
+      </w:r>
+      <w:proofErr w:type="spellEnd"/>
+      <w:r>
+        <w:rPr>
+          <w:rFonts w:ascii="Arial" w:hAnsi="Arial" w:cs="Arial"/>
+          <w:color w:val="222222"/>
+          <w:sz w:val="20"/>
+          <w:szCs w:val="20"/>
+        </w:rPr>
+        <w:t xml:space="preserve"> to: Titles or Works and Items or </w:t>
+      </w:r>
+      <w:proofErr w:type="spellStart"/>
+      <w:r>
+        <w:rPr>
+          <w:rFonts w:ascii="Arial" w:hAnsi="Arial" w:cs="Arial"/>
+          <w:color w:val="222222"/>
+          <w:sz w:val="20"/>
+          <w:szCs w:val="20"/>
+        </w:rPr>
+        <w:t>PhysicalItems</w:t>
+      </w:r>
+      <w:proofErr w:type="spellEnd"/>
+      <w:r>
+        <w:rPr>
+          <w:rFonts w:ascii="Arial" w:hAnsi="Arial" w:cs="Arial"/>
+          <w:color w:val="222222"/>
+          <w:sz w:val="20"/>
+          <w:szCs w:val="20"/>
+        </w:rPr>
+        <w:t xml:space="preserve"> (separating the concepts of abstract intellectual work and tangible inventory).</w:t>
+      </w:r>
+    </w:p>
+    <w:p>
+      <w:pPr>
+        <w:pStyle w:val="NormalWeb"/>
+        <w:numPr>
+          <w:ilvl w:val="0"/>
+          <w:numId w:val="12"/>
+        </w:numPr>
+        <w:spacing w:before="0" w:beforeAutospacing="0" w:after="0" w:afterAutospacing="0"/>
+        <w:textAlignment w:val="baseline"/>
+        <w:rPr>
+          <w:rFonts w:ascii="Arial" w:hAnsi="Arial" w:cs="Arial"/>
+          <w:color w:val="222222"/>
+          <w:sz w:val="20"/>
+          <w:szCs w:val="20"/>
+        </w:rPr>
+      </w:pPr>
+      <w:r>
+        <w:rPr>
+          <w:rFonts w:ascii="Arial" w:hAnsi="Arial" w:cs="Arial"/>
+          <w:color w:val="222222"/>
+          <w:sz w:val="20"/>
+          <w:szCs w:val="20"/>
+        </w:rPr>
+        <w:lastRenderedPageBreak/>
+        <w:t>Prompt used to review last 3 questions from the writing prompt for the assignment [from</w:t>
+      </w:r>
+      <w:hyperlink r:id="rId6" w:history="1">
+        <w:r>
+          <w:rPr>
+            <w:rStyle w:val="Hyperlink"/>
+            <w:rFonts w:ascii="Arial" w:hAnsi="Arial" w:cs="Arial"/>
+            <w:color w:val="222222"/>
+            <w:sz w:val="20"/>
+            <w:szCs w:val="20"/>
+          </w:rPr>
+          <w:t xml:space="preserve"> </w:t>
+        </w:r>
+        <w:r>
+          <w:rPr>
+            <w:rStyle w:val="Hyperlink"/>
+            <w:rFonts w:ascii="Arial" w:hAnsi="Arial" w:cs="Arial"/>
+            <w:color w:val="0064C8"/>
+            <w:sz w:val="20"/>
+            <w:szCs w:val="20"/>
+          </w:rPr>
+          <w:t>https://canvas.oregonstate.edu/courses/2031764/assignments/10323333?module_item_id=26243383]</w:t>
+        </w:r>
+      </w:hyperlink>
+      <w:r>
+        <w:rPr>
+          <w:rFonts w:ascii="Arial" w:hAnsi="Arial" w:cs="Arial"/>
+          <w:color w:val="222222"/>
+          <w:sz w:val="20"/>
+          <w:szCs w:val="20"/>
+        </w:rPr>
+        <w:t>. AI responses were integrated with reviewer thoughts.</w:t>
+      </w:r>
+    </w:p>
+    <w:p>
+      <w:pPr>
+        <w:pStyle w:val="NormalWeb"/>
+        <w:numPr>
+          <w:ilvl w:val="1"/>
+          <w:numId w:val="12"/>
+        </w:numPr>
+        <w:spacing w:before="0" w:beforeAutospacing="0" w:after="0" w:afterAutospacing="0"/>
+        <w:textAlignment w:val="baseline"/>
+        <w:rPr>
+          <w:rFonts w:ascii="Arial" w:hAnsi="Arial" w:cs="Arial"/>
+          <w:color w:val="222222"/>
+          <w:sz w:val="20"/>
+          <w:szCs w:val="20"/>
+        </w:rPr>
+      </w:pPr>
+      <w:r>
+        <w:rPr>
+          <w:rFonts w:ascii="Arial" w:hAnsi="Arial" w:cs="Arial"/>
+          <w:color w:val="222222"/>
+          <w:sz w:val="20"/>
+          <w:szCs w:val="20"/>
+        </w:rPr>
+        <w:t>Prompt: “look over the attachment, and help fill out the following questions from the perspective of a database professor [3 questions inserted here]. [PDF of draft from Group 46 attached]”</w:t>
+      </w:r>
+    </w:p>
+    <w:p>
+      <w:pPr>
+        <w:pStyle w:val="NormalWeb"/>
+        <w:numPr>
+          <w:ilvl w:val="1"/>
+          <w:numId w:val="12"/>
+        </w:numPr>
+        <w:spacing w:before="0" w:beforeAutospacing="0" w:after="0" w:afterAutospacing="0"/>
+        <w:textAlignment w:val="baseline"/>
+        <w:rPr>
+          <w:rFonts w:ascii="Arial" w:hAnsi="Arial" w:cs="Arial"/>
+          <w:color w:val="222222"/>
+          <w:sz w:val="20"/>
+          <w:szCs w:val="20"/>
+        </w:rPr>
+      </w:pPr>
+      <w:r>
+        <w:rPr>
+          <w:rFonts w:ascii="Arial" w:hAnsi="Arial" w:cs="Arial"/>
+          <w:color w:val="222222"/>
+          <w:sz w:val="20"/>
+          <w:szCs w:val="20"/>
+        </w:rPr>
+        <w:t>Date: 1/19/26</w:t>
+      </w:r>
+    </w:p>
+    <w:p>
+      <w:pPr>
+        <w:pStyle w:val="NormalWeb"/>
+        <w:numPr>
+          <w:ilvl w:val="1"/>
+          <w:numId w:val="12"/>
+        </w:numPr>
+        <w:spacing w:before="0" w:beforeAutospacing="0" w:after="0" w:afterAutospacing="0"/>
+        <w:textAlignment w:val="baseline"/>
+        <w:rPr>
+          <w:rFonts w:ascii="Arial" w:hAnsi="Arial" w:cs="Arial"/>
+          <w:color w:val="222222"/>
+          <w:sz w:val="20"/>
+          <w:szCs w:val="20"/>
+        </w:rPr>
+      </w:pPr>
+      <w:r>
+        <w:rPr>
+          <w:rFonts w:ascii="Arial" w:hAnsi="Arial" w:cs="Arial"/>
+          <w:color w:val="222222"/>
+          <w:sz w:val="20"/>
+          <w:szCs w:val="20"/>
+        </w:rPr>
+        <w:t>AI Source URL:</w:t>
+      </w:r>
+      <w:hyperlink r:id="rId7" w:history="1">
+        <w:r>
+          <w:rPr>
+            <w:rStyle w:val="Hyperlink"/>
+            <w:rFonts w:ascii="Arial" w:hAnsi="Arial" w:cs="Arial"/>
+            <w:color w:val="222222"/>
+            <w:sz w:val="20"/>
+            <w:szCs w:val="20"/>
+          </w:rPr>
+          <w:t xml:space="preserve"> </w:t>
+        </w:r>
+        <w:r>
+          <w:rPr>
+            <w:rStyle w:val="Hyperlink"/>
+            <w:rFonts w:ascii="Arial" w:hAnsi="Arial" w:cs="Arial"/>
+            <w:color w:val="0064C8"/>
+            <w:sz w:val="20"/>
+            <w:szCs w:val="20"/>
+          </w:rPr>
+          <w:t>https://chatgpt.com/</w:t>
+        </w:r>
+      </w:hyperlink>
+    </w:p>
+    <w:p>
+      <w:pPr>
+        <w:pStyle w:val="NormalWeb"/>
+        <w:numPr>
+          <w:ilvl w:val="0"/>
+          <w:numId w:val="12"/>
+        </w:numPr>
+        <w:spacing w:before="0" w:beforeAutospacing="0" w:after="0" w:afterAutospacing="0"/>
+        <w:textAlignment w:val="baseline"/>
+        <w:rPr>
+          <w:rFonts w:ascii="Arial" w:hAnsi="Arial" w:cs="Arial"/>
+          <w:color w:val="222222"/>
+          <w:sz w:val="20"/>
+          <w:szCs w:val="20"/>
+        </w:rPr>
+      </w:pPr>
+      <w:r>
+        <w:rPr>
+          <w:rFonts w:ascii="Arial" w:hAnsi="Arial" w:cs="Arial"/>
+          <w:color w:val="222222"/>
+          <w:sz w:val="20"/>
+          <w:szCs w:val="20"/>
+        </w:rPr>
+        <w:t>Prompt used to formulate improvement suggestion for last question from the writing prompt from</w:t>
+      </w:r>
+      <w:hyperlink r:id="rId8" w:history="1">
+        <w:r>
+          <w:rPr>
+            <w:rStyle w:val="Hyperlink"/>
+            <w:rFonts w:ascii="Arial" w:hAnsi="Arial" w:cs="Arial"/>
+            <w:color w:val="222222"/>
+            <w:sz w:val="20"/>
+            <w:szCs w:val="20"/>
+          </w:rPr>
+          <w:t xml:space="preserve"> </w:t>
+        </w:r>
+        <w:r>
+          <w:rPr>
+            <w:rStyle w:val="Hyperlink"/>
+            <w:rFonts w:ascii="Arial" w:hAnsi="Arial" w:cs="Arial"/>
+            <w:color w:val="0064C8"/>
+            <w:sz w:val="20"/>
+            <w:szCs w:val="20"/>
+          </w:rPr>
+          <w:t>https://canvas.oregonstate.edu/courses/2031764/assignments/10323333?module_item_id=26243383</w:t>
+        </w:r>
+      </w:hyperlink>
+      <w:r>
+        <w:rPr>
+          <w:rFonts w:ascii="Arial" w:hAnsi="Arial" w:cs="Arial"/>
+          <w:color w:val="222222"/>
+          <w:sz w:val="20"/>
+          <w:szCs w:val="20"/>
+        </w:rPr>
+        <w:t>. AI responses were integrated with reviewer thoughts.</w:t>
+      </w:r>
+    </w:p>
+    <w:p>
+      <w:pPr>
+        <w:pStyle w:val="NormalWeb"/>
+        <w:numPr>
+          <w:ilvl w:val="1"/>
+          <w:numId w:val="12"/>
+        </w:numPr>
+        <w:spacing w:before="0" w:beforeAutospacing="0" w:after="0" w:afterAutospacing="0"/>
+        <w:textAlignment w:val="baseline"/>
+        <w:rPr>
+          <w:rFonts w:ascii="Arial" w:hAnsi="Arial" w:cs="Arial"/>
+          <w:color w:val="222222"/>
+          <w:sz w:val="20"/>
+          <w:szCs w:val="20"/>
+        </w:rPr>
+      </w:pPr>
+      <w:r>
+        <w:rPr>
+          <w:rFonts w:ascii="Arial" w:hAnsi="Arial" w:cs="Arial"/>
+          <w:color w:val="222222"/>
+          <w:sz w:val="20"/>
+          <w:szCs w:val="20"/>
+        </w:rPr>
+        <w:t xml:space="preserve">Prompt: “how could you separate the ideas of physical books in the library and the electronic classification of them? I'm trying to find better names for books and </w:t>
+      </w:r>
+      <w:proofErr w:type="spellStart"/>
+      <w:r>
+        <w:rPr>
+          <w:rFonts w:ascii="Arial" w:hAnsi="Arial" w:cs="Arial"/>
+          <w:color w:val="222222"/>
+          <w:sz w:val="20"/>
+          <w:szCs w:val="20"/>
+        </w:rPr>
+        <w:t>BooksCopies</w:t>
+      </w:r>
+      <w:proofErr w:type="spellEnd"/>
+      <w:r>
+        <w:rPr>
+          <w:rFonts w:ascii="Arial" w:hAnsi="Arial" w:cs="Arial"/>
+          <w:color w:val="222222"/>
+          <w:sz w:val="20"/>
+          <w:szCs w:val="20"/>
+        </w:rPr>
+        <w:t>”</w:t>
+      </w:r>
+    </w:p>
+    <w:p>
+      <w:pPr>
+        <w:pStyle w:val="NormalWeb"/>
+        <w:numPr>
+          <w:ilvl w:val="1"/>
+          <w:numId w:val="12"/>
+        </w:numPr>
+        <w:spacing w:before="0" w:beforeAutospacing="0" w:after="0" w:afterAutospacing="0"/>
+        <w:textAlignment w:val="baseline"/>
+        <w:rPr>
+          <w:rFonts w:ascii="Arial" w:hAnsi="Arial" w:cs="Arial"/>
+          <w:color w:val="222222"/>
+          <w:sz w:val="20"/>
+          <w:szCs w:val="20"/>
+        </w:rPr>
+      </w:pPr>
+      <w:r>
+        <w:rPr>
+          <w:rFonts w:ascii="Arial" w:hAnsi="Arial" w:cs="Arial"/>
+          <w:color w:val="222222"/>
+          <w:sz w:val="20"/>
+          <w:szCs w:val="20"/>
+        </w:rPr>
+        <w:t>Date: 1/19/26</w:t>
+      </w:r>
+    </w:p>
+    <w:p>
+      <w:pPr>
+        <w:pStyle w:val="NormalWeb"/>
+        <w:numPr>
+          <w:ilvl w:val="1"/>
+          <w:numId w:val="12"/>
+        </w:numPr>
+        <w:spacing w:before="0" w:beforeAutospacing="0" w:after="0" w:afterAutospacing="0"/>
+        <w:textAlignment w:val="baseline"/>
+        <w:rPr>
+          <w:rFonts w:ascii="Arial" w:hAnsi="Arial" w:cs="Arial"/>
+          <w:color w:val="222222"/>
+          <w:sz w:val="20"/>
+          <w:szCs w:val="20"/>
+        </w:rPr>
+      </w:pPr>
+      <w:r>
+        <w:rPr>
+          <w:rFonts w:ascii="Arial" w:hAnsi="Arial" w:cs="Arial"/>
+          <w:color w:val="222222"/>
+          <w:sz w:val="20"/>
+          <w:szCs w:val="20"/>
+        </w:rPr>
+        <w:t>AI Source URL:</w:t>
+      </w:r>
+      <w:hyperlink r:id="rId9" w:history="1">
+        <w:r>
+          <w:rPr>
+            <w:rStyle w:val="Hyperlink"/>
+            <w:rFonts w:ascii="Arial" w:hAnsi="Arial" w:cs="Arial"/>
+            <w:color w:val="222222"/>
+            <w:sz w:val="20"/>
+            <w:szCs w:val="20"/>
+          </w:rPr>
+          <w:t xml:space="preserve"> </w:t>
+        </w:r>
+        <w:r>
+          <w:rPr>
+            <w:rStyle w:val="Hyperlink"/>
+            <w:rFonts w:ascii="Arial" w:hAnsi="Arial" w:cs="Arial"/>
+            <w:color w:val="0064C8"/>
+            <w:sz w:val="20"/>
+            <w:szCs w:val="20"/>
+          </w:rPr>
+          <w:t>https://chatgpt.com/</w:t>
+        </w:r>
+      </w:hyperlink>
+    </w:p>
+    <w:p>
+      <w:pPr>
+        <w:pStyle w:val="NormalWeb"/>
+        <w:spacing w:before="0" w:beforeAutospacing="0" w:after="0" w:afterAutospacing="0"/>
+        <w:ind w:left="1440"/>
+        <w:textAlignment w:val="baseline"/>
+        <w:rPr>
+          <w:rFonts w:ascii="Arial" w:hAnsi="Arial" w:cs="Arial"/>
+          <w:color w:val="222222"/>
+          <w:sz w:val="20"/>
+          <w:szCs w:val="20"/>
+        </w:rPr>
+      </w:pPr>
+    </w:p>
+    <w:p>
+      <w:pPr>
+        <w:rPr>
+          <w:b/>
+          <w:sz w:val="28"/>
+          <w:szCs w:val="28"/>
+          <w:u w:val="single"/>
+        </w:rPr>
+      </w:pPr>
+      <w:r>
+        <w:rPr>
+          <w:b/>
+          <w:sz w:val="28"/>
+          <w:szCs w:val="28"/>
+          <w:u w:val="single"/>
+        </w:rPr>
+        <w:t>Draft 3</w:t>
+      </w:r>
+    </w:p>
+    <w:p>
+      <w:pPr>
+        <w:rPr>
+          <w:b/>
+          <w:sz w:val="24"/>
+          <w:szCs w:val="24"/>
+        </w:rPr>
+      </w:pPr>
+      <w:r>
+        <w:rPr>
+          <w:b/>
+          <w:sz w:val="24"/>
+          <w:szCs w:val="24"/>
+        </w:rPr>
+        <w:t>Zachary Sherman</w:t>
+      </w:r>
+    </w:p>
+    <w:p>
+      <w:pPr>
+        <w:pStyle w:val="ListParagraph"/>
+        <w:numPr>
+          <w:ilvl w:val="0"/>
+          <w:numId w:val="13"/>
+        </w:numPr>
+        <w:rPr>
+          <w:sz w:val="20"/>
+          <w:szCs w:val="20"/>
+        </w:rPr>
+      </w:pPr>
+      <w:r>
+        <w:rPr>
+          <w:sz w:val="20"/>
+          <w:szCs w:val="20"/>
+        </w:rPr>
+        <w:t xml:space="preserve">Does the UI utilize a SELECT for every table in the schema? </w:t>
+      </w:r>
+    </w:p>
+    <w:p>
+      <w:pPr>
+        <w:pStyle w:val="ListParagraph"/>
+        <w:numPr>
+          <w:ilvl w:val="1"/>
+          <w:numId w:val="13"/>
+        </w:numPr>
+        <w:rPr>
+          <w:sz w:val="20"/>
+          <w:szCs w:val="20"/>
+        </w:rPr>
+      </w:pPr>
+      <w:r>
+        <w:rPr>
+          <w:sz w:val="20"/>
+          <w:szCs w:val="20"/>
+        </w:rPr>
+        <w:t>Right now, it doesn’t look like any selects are utilized in the UI. However, Selects are present in the DML file and appear to cover every table.</w:t>
+      </w:r>
+    </w:p>
+    <w:p>
+      <w:pPr>
+        <w:pStyle w:val="ListParagraph"/>
+        <w:numPr>
+          <w:ilvl w:val="0"/>
+          <w:numId w:val="13"/>
+        </w:numPr>
+        <w:rPr>
+          <w:sz w:val="20"/>
+          <w:szCs w:val="20"/>
+        </w:rPr>
+      </w:pPr>
+      <w:r>
+        <w:rPr>
+          <w:sz w:val="20"/>
+          <w:szCs w:val="20"/>
+        </w:rPr>
+        <w:t xml:space="preserve">Does the UI implement an INSERT form for at least one table in the schema? </w:t>
+      </w:r>
+    </w:p>
+    <w:p>
+      <w:pPr>
+        <w:pStyle w:val="ListParagraph"/>
+        <w:numPr>
+          <w:ilvl w:val="1"/>
+          <w:numId w:val="13"/>
+        </w:numPr>
+        <w:rPr>
+          <w:sz w:val="20"/>
+          <w:szCs w:val="20"/>
+        </w:rPr>
+      </w:pPr>
+      <w:r>
+        <w:rPr>
+          <w:sz w:val="20"/>
+          <w:szCs w:val="20"/>
+        </w:rPr>
+        <w:t>Yes, there is an insert form for every table and page. It also looks like you have the procedures defined in the DML.</w:t>
+      </w:r>
+    </w:p>
+    <w:p>
+      <w:pPr>
+        <w:pStyle w:val="ListParagraph"/>
+        <w:numPr>
+          <w:ilvl w:val="0"/>
+          <w:numId w:val="13"/>
+        </w:numPr>
+        <w:rPr>
+          <w:sz w:val="20"/>
+          <w:szCs w:val="20"/>
+        </w:rPr>
+      </w:pPr>
+      <w:r>
+        <w:rPr>
+          <w:sz w:val="20"/>
+          <w:szCs w:val="20"/>
+        </w:rPr>
+        <w:t xml:space="preserve">Does the UI have at least one DELETE for any one entity? </w:t>
+      </w:r>
+    </w:p>
+    <w:p>
+      <w:pPr>
+        <w:pStyle w:val="ListParagraph"/>
+        <w:numPr>
+          <w:ilvl w:val="1"/>
+          <w:numId w:val="13"/>
+        </w:numPr>
+        <w:rPr>
+          <w:sz w:val="20"/>
+          <w:szCs w:val="20"/>
+        </w:rPr>
+      </w:pPr>
+      <w:r>
+        <w:rPr>
+          <w:sz w:val="20"/>
+          <w:szCs w:val="20"/>
+        </w:rPr>
+        <w:t>I couldn’t find a delete option on the UI or the DML. I think the easiest implementation is deleting a loan record on item return.</w:t>
+      </w:r>
+    </w:p>
+    <w:p>
+      <w:pPr>
+        <w:pStyle w:val="ListParagraph"/>
+        <w:numPr>
+          <w:ilvl w:val="0"/>
+          <w:numId w:val="13"/>
+        </w:numPr>
+        <w:rPr>
+          <w:sz w:val="20"/>
+          <w:szCs w:val="20"/>
+        </w:rPr>
+      </w:pPr>
+      <w:r>
+        <w:rPr>
+          <w:sz w:val="20"/>
+          <w:szCs w:val="20"/>
+        </w:rPr>
+        <w:t xml:space="preserve">Does the UI have at least one DELETE that will remove things from a M:M relationship? </w:t>
+      </w:r>
+    </w:p>
+    <w:p>
+      <w:pPr>
+        <w:pStyle w:val="ListParagraph"/>
+        <w:numPr>
+          <w:ilvl w:val="1"/>
+          <w:numId w:val="13"/>
+        </w:numPr>
+        <w:rPr>
+          <w:sz w:val="20"/>
+          <w:szCs w:val="20"/>
+        </w:rPr>
+      </w:pPr>
+      <w:r>
+        <w:rPr>
+          <w:sz w:val="20"/>
+          <w:szCs w:val="20"/>
+        </w:rPr>
+        <w:t>No, that is not currently implemented in the UI or the DML.</w:t>
+      </w:r>
+    </w:p>
+    <w:p>
+      <w:pPr>
+        <w:pStyle w:val="ListParagraph"/>
+        <w:numPr>
+          <w:ilvl w:val="0"/>
+          <w:numId w:val="13"/>
+        </w:numPr>
+        <w:rPr>
+          <w:sz w:val="20"/>
+          <w:szCs w:val="20"/>
+        </w:rPr>
+      </w:pPr>
+      <w:r>
+        <w:rPr>
+          <w:sz w:val="20"/>
+          <w:szCs w:val="20"/>
+        </w:rPr>
+        <w:t xml:space="preserve">Is there at least one UPDATE form in the UI for any one entity? </w:t>
+      </w:r>
+    </w:p>
+    <w:p>
+      <w:pPr>
+        <w:pStyle w:val="ListParagraph"/>
+        <w:numPr>
+          <w:ilvl w:val="1"/>
+          <w:numId w:val="13"/>
+        </w:numPr>
+        <w:rPr>
+          <w:sz w:val="20"/>
+          <w:szCs w:val="20"/>
+        </w:rPr>
+      </w:pPr>
+      <w:r>
+        <w:rPr>
+          <w:sz w:val="20"/>
+          <w:szCs w:val="20"/>
+        </w:rPr>
+        <w:t>Yes, every table has an update form.</w:t>
+      </w:r>
+    </w:p>
+    <w:p>
+      <w:pPr>
+        <w:pStyle w:val="ListParagraph"/>
+        <w:numPr>
+          <w:ilvl w:val="0"/>
+          <w:numId w:val="13"/>
+        </w:numPr>
+        <w:rPr>
+          <w:sz w:val="20"/>
+          <w:szCs w:val="20"/>
+        </w:rPr>
+      </w:pPr>
+      <w:r>
+        <w:rPr>
+          <w:sz w:val="20"/>
+          <w:szCs w:val="20"/>
+        </w:rPr>
+        <w:t xml:space="preserve">Is there at least one UPDATE form in the UI to modify an M:M relationship? </w:t>
+      </w:r>
+    </w:p>
+    <w:p>
+      <w:pPr>
+        <w:pStyle w:val="ListParagraph"/>
+        <w:numPr>
+          <w:ilvl w:val="1"/>
+          <w:numId w:val="13"/>
+        </w:numPr>
+        <w:rPr>
+          <w:sz w:val="20"/>
+          <w:szCs w:val="20"/>
+        </w:rPr>
+      </w:pPr>
+      <w:r>
+        <w:rPr>
+          <w:sz w:val="20"/>
+          <w:szCs w:val="20"/>
+        </w:rPr>
+        <w:t>Yes, right now, there is an update option for every single relationship.</w:t>
+      </w:r>
+    </w:p>
+    <w:p>
+      <w:pPr>
+        <w:pStyle w:val="ListParagraph"/>
+        <w:numPr>
+          <w:ilvl w:val="0"/>
+          <w:numId w:val="13"/>
+        </w:numPr>
+        <w:rPr>
+          <w:sz w:val="20"/>
+          <w:szCs w:val="20"/>
+        </w:rPr>
+      </w:pPr>
+      <w:r>
+        <w:rPr>
+          <w:sz w:val="20"/>
+          <w:szCs w:val="20"/>
+        </w:rPr>
+        <w:t xml:space="preserve">Do you have any other suggestions for the team to help with their HTML UI? For example, using AS aliases to replace obscure column names such as </w:t>
+      </w:r>
+      <w:proofErr w:type="spellStart"/>
+      <w:r>
+        <w:rPr>
+          <w:sz w:val="20"/>
+          <w:szCs w:val="20"/>
+        </w:rPr>
+        <w:t>fname</w:t>
+      </w:r>
+      <w:proofErr w:type="spellEnd"/>
+      <w:r>
+        <w:rPr>
+          <w:sz w:val="20"/>
+          <w:szCs w:val="20"/>
+        </w:rPr>
+        <w:t xml:space="preserve"> with First Name. </w:t>
+      </w:r>
+    </w:p>
+    <w:p>
+      <w:pPr>
+        <w:pStyle w:val="ListParagraph"/>
+        <w:numPr>
+          <w:ilvl w:val="1"/>
+          <w:numId w:val="13"/>
+        </w:numPr>
+        <w:rPr>
+          <w:sz w:val="20"/>
+          <w:szCs w:val="20"/>
+        </w:rPr>
+      </w:pPr>
+      <w:r>
+        <w:rPr>
+          <w:sz w:val="20"/>
+          <w:szCs w:val="20"/>
+        </w:rPr>
+        <w:t xml:space="preserve">When constructing the views, I would recommend using aliases for the attribute names. The tables on the UI currently have that setup, but the DML does not. I also recommend not displaying IDs unless explicitly helpful to the user. In situations where an ID is a foreign key, I find it more readable to replace that with an attribute from the foreign entry instead. For example, instead of showing </w:t>
+      </w:r>
+      <w:proofErr w:type="spellStart"/>
+      <w:r>
+        <w:rPr>
+          <w:sz w:val="20"/>
+          <w:szCs w:val="20"/>
+        </w:rPr>
+        <w:t>CustomerID</w:t>
+      </w:r>
+      <w:proofErr w:type="spellEnd"/>
+      <w:r>
+        <w:rPr>
+          <w:sz w:val="20"/>
+          <w:szCs w:val="20"/>
+        </w:rPr>
+        <w:t xml:space="preserve"> = 3, have Customer= “Dave Thomas”. </w:t>
+      </w:r>
+    </w:p>
+    <w:p>
+      <w:pPr>
+        <w:pStyle w:val="ListParagraph"/>
+        <w:ind w:left="1440"/>
+        <w:rPr>
+          <w:sz w:val="20"/>
+          <w:szCs w:val="20"/>
+        </w:rPr>
+      </w:pPr>
+    </w:p>
+    <w:p>
+      <w:pPr>
+        <w:ind w:firstLine="360"/>
+        <w:rPr>
+          <w:sz w:val="20"/>
+          <w:szCs w:val="20"/>
+        </w:rPr>
+      </w:pPr>
+      <w:r>
+        <w:rPr>
+          <w:sz w:val="20"/>
+          <w:szCs w:val="20"/>
+        </w:rPr>
+        <w:t>This review was entirely my own.</w:t>
+      </w:r>
+    </w:p>
+    <w:p>
+      <w:pPr>
+        <w:ind w:firstLine="360"/>
+        <w:rPr>
+          <w:sz w:val="20"/>
+          <w:szCs w:val="20"/>
+        </w:rPr>
+      </w:pPr>
+    </w:p>
+    <w:p>
+      <w:pPr>
+        <w:ind w:left="360"/>
+        <w:rPr>
+          <w:b/>
+          <w:sz w:val="24"/>
+          <w:szCs w:val="24"/>
+        </w:rPr>
+      </w:pPr>
+      <w:r>
+        <w:rPr>
+          <w:b/>
+          <w:sz w:val="24"/>
+          <w:szCs w:val="24"/>
+        </w:rPr>
+        <w:t xml:space="preserve">Cody </w:t>
+      </w:r>
+      <w:proofErr w:type="spellStart"/>
+      <w:r>
+        <w:rPr>
+          <w:b/>
+          <w:sz w:val="24"/>
+          <w:szCs w:val="24"/>
+        </w:rPr>
+        <w:t>Strehlow</w:t>
+      </w:r>
+      <w:proofErr w:type="spellEnd"/>
+    </w:p>
+    <w:p>
+      <w:pPr>
+        <w:pStyle w:val="ListParagraph"/>
+        <w:numPr>
+          <w:ilvl w:val="0"/>
+          <w:numId w:val="14"/>
+        </w:numPr>
+        <w:rPr>
+          <w:sz w:val="20"/>
+          <w:szCs w:val="20"/>
+        </w:rPr>
+      </w:pPr>
+      <w:r>
+        <w:rPr>
+          <w:sz w:val="20"/>
+          <w:szCs w:val="20"/>
+        </w:rPr>
+        <w:t>Does the UI utilize a SELECT for every table in the schema? In other words, data from each table in the schema should be displayed on the UI. Note: it is generally not acceptable for just a single query to join all tables and displays them.</w:t>
+      </w:r>
+    </w:p>
+    <w:p>
+      <w:pPr>
+        <w:pStyle w:val="ListParagraph"/>
+        <w:numPr>
+          <w:ilvl w:val="1"/>
+          <w:numId w:val="14"/>
+        </w:numPr>
+        <w:rPr>
+          <w:sz w:val="20"/>
+          <w:szCs w:val="20"/>
+        </w:rPr>
+      </w:pPr>
+      <w:r>
+        <w:rPr>
+          <w:sz w:val="20"/>
+          <w:szCs w:val="20"/>
+        </w:rPr>
+        <w:lastRenderedPageBreak/>
+        <w:t>You do have SELECT statements for every table in the schema in your DML, and you have provided functionality to SELECT data from each table in the UI, but there isn't any actual data showing up for any of the tables, some static sample data would be nice to see how the page would look populated with data.</w:t>
+      </w:r>
+    </w:p>
+    <w:p>
+      <w:pPr>
+        <w:pStyle w:val="ListParagraph"/>
+        <w:numPr>
+          <w:ilvl w:val="0"/>
+          <w:numId w:val="14"/>
+        </w:numPr>
+        <w:rPr>
+          <w:sz w:val="20"/>
+          <w:szCs w:val="20"/>
+        </w:rPr>
+      </w:pPr>
+      <w:r>
+        <w:rPr>
+          <w:sz w:val="20"/>
+          <w:szCs w:val="20"/>
+        </w:rPr>
+        <w:t>Does the UI implement an INSERT form for at least one table in the schema? In other words, there should be UI input fields that correspond to at least one table.</w:t>
+      </w:r>
+    </w:p>
+    <w:p>
+      <w:pPr>
+        <w:pStyle w:val="ListParagraph"/>
+        <w:numPr>
+          <w:ilvl w:val="1"/>
+          <w:numId w:val="14"/>
+        </w:numPr>
+        <w:rPr>
+          <w:sz w:val="20"/>
+          <w:szCs w:val="20"/>
+        </w:rPr>
+      </w:pPr>
+      <w:r>
+        <w:rPr>
+          <w:sz w:val="20"/>
+          <w:szCs w:val="20"/>
+        </w:rPr>
+        <w:t>Yes, all of the pages include INSERT forms for the tables :)</w:t>
+      </w:r>
+    </w:p>
+    <w:p>
+      <w:pPr>
+        <w:pStyle w:val="ListParagraph"/>
+        <w:numPr>
+          <w:ilvl w:val="0"/>
+          <w:numId w:val="14"/>
+        </w:numPr>
+        <w:rPr>
+          <w:sz w:val="20"/>
+          <w:szCs w:val="20"/>
+        </w:rPr>
+      </w:pPr>
+      <w:r>
+        <w:rPr>
+          <w:sz w:val="20"/>
+          <w:szCs w:val="20"/>
+        </w:rPr>
+        <w:t>Does the UI have at least one DELETE for any one entity? In other words, is there a form/link/button that will allow the deletion of a row in at least one table?</w:t>
+      </w:r>
+    </w:p>
+    <w:p>
+      <w:pPr>
+        <w:pStyle w:val="ListParagraph"/>
+        <w:numPr>
+          <w:ilvl w:val="1"/>
+          <w:numId w:val="14"/>
+        </w:numPr>
+        <w:rPr>
+          <w:sz w:val="20"/>
+          <w:szCs w:val="20"/>
+        </w:rPr>
+      </w:pPr>
+      <w:r>
+        <w:rPr>
+          <w:sz w:val="20"/>
+          <w:szCs w:val="20"/>
+        </w:rPr>
+        <w:t>I don't see any DELETE buttons on any of the pages in the UI, although you do have them in your DML.</w:t>
+      </w:r>
+    </w:p>
+    <w:p>
+      <w:pPr>
+        <w:pStyle w:val="ListParagraph"/>
+        <w:numPr>
+          <w:ilvl w:val="0"/>
+          <w:numId w:val="14"/>
+        </w:numPr>
+        <w:rPr>
+          <w:sz w:val="20"/>
+          <w:szCs w:val="20"/>
+        </w:rPr>
+      </w:pPr>
+      <w:r>
+        <w:rPr>
+          <w:sz w:val="20"/>
+          <w:szCs w:val="20"/>
+        </w:rPr>
+        <w:t xml:space="preserve">Does the UI have at least one DELETE that will remove things from a M:M relationship? In other words, if an order is deleted from the Orders table, it should also delete the corresponding rows from the </w:t>
+      </w:r>
+      <w:proofErr w:type="spellStart"/>
+      <w:r>
+        <w:rPr>
+          <w:sz w:val="20"/>
+          <w:szCs w:val="20"/>
+        </w:rPr>
+        <w:t>OrderDetails</w:t>
+      </w:r>
+      <w:proofErr w:type="spellEnd"/>
+      <w:r>
+        <w:rPr>
+          <w:sz w:val="20"/>
+          <w:szCs w:val="20"/>
+        </w:rPr>
+        <w:t xml:space="preserve"> table, BUT it should not delete any Products or Customers.</w:t>
+      </w:r>
+    </w:p>
+    <w:p>
+      <w:pPr>
+        <w:pStyle w:val="ListParagraph"/>
+        <w:numPr>
+          <w:ilvl w:val="1"/>
+          <w:numId w:val="14"/>
+        </w:numPr>
+        <w:rPr>
+          <w:sz w:val="20"/>
+          <w:szCs w:val="20"/>
+        </w:rPr>
+      </w:pPr>
+      <w:r>
+        <w:rPr>
+          <w:sz w:val="20"/>
+          <w:szCs w:val="20"/>
+        </w:rPr>
+        <w:t>Again, not in the UI, but the functionality is included in your DDL via ON DELETE CASCADE.</w:t>
+      </w:r>
+    </w:p>
+    <w:p>
+      <w:pPr>
+        <w:pStyle w:val="ListParagraph"/>
+        <w:numPr>
+          <w:ilvl w:val="0"/>
+          <w:numId w:val="14"/>
+        </w:numPr>
+        <w:rPr>
+          <w:sz w:val="20"/>
+          <w:szCs w:val="20"/>
+        </w:rPr>
+      </w:pPr>
+      <w:r>
+        <w:rPr>
+          <w:sz w:val="20"/>
+          <w:szCs w:val="20"/>
+        </w:rPr>
+        <w:t xml:space="preserve">Is there at least one UPDATE form in the UI for any one entity? In other words, in the case of Products, can </w:t>
+      </w:r>
+      <w:proofErr w:type="spellStart"/>
+      <w:r>
+        <w:rPr>
+          <w:sz w:val="20"/>
+          <w:szCs w:val="20"/>
+        </w:rPr>
+        <w:t>productName</w:t>
+      </w:r>
+      <w:proofErr w:type="spellEnd"/>
+      <w:r>
+        <w:rPr>
+          <w:sz w:val="20"/>
+          <w:szCs w:val="20"/>
+        </w:rPr>
+        <w:t xml:space="preserve">, </w:t>
+      </w:r>
+      <w:proofErr w:type="spellStart"/>
+      <w:r>
+        <w:rPr>
+          <w:sz w:val="20"/>
+          <w:szCs w:val="20"/>
+        </w:rPr>
+        <w:t>listPrice</w:t>
+      </w:r>
+      <w:proofErr w:type="spellEnd"/>
+      <w:r>
+        <w:rPr>
+          <w:sz w:val="20"/>
+          <w:szCs w:val="20"/>
+        </w:rPr>
+        <w:t xml:space="preserve">, </w:t>
+      </w:r>
+      <w:proofErr w:type="spellStart"/>
+      <w:r>
+        <w:rPr>
+          <w:sz w:val="20"/>
+          <w:szCs w:val="20"/>
+        </w:rPr>
+        <w:t>qtyOnHand</w:t>
+      </w:r>
+      <w:proofErr w:type="spellEnd"/>
+      <w:r>
+        <w:rPr>
+          <w:sz w:val="20"/>
+          <w:szCs w:val="20"/>
+        </w:rPr>
+        <w:t xml:space="preserve">, e.g. be updated for a single </w:t>
+      </w:r>
+      <w:proofErr w:type="spellStart"/>
+      <w:r>
+        <w:rPr>
+          <w:sz w:val="20"/>
+          <w:szCs w:val="20"/>
+        </w:rPr>
+        <w:t>ProductID</w:t>
+      </w:r>
+      <w:proofErr w:type="spellEnd"/>
+      <w:r>
+        <w:rPr>
+          <w:sz w:val="20"/>
+          <w:szCs w:val="20"/>
+        </w:rPr>
+        <w:t xml:space="preserve"> record?</w:t>
+      </w:r>
+    </w:p>
+    <w:p>
+      <w:pPr>
+        <w:pStyle w:val="ListParagraph"/>
+        <w:numPr>
+          <w:ilvl w:val="1"/>
+          <w:numId w:val="14"/>
+        </w:numPr>
+        <w:rPr>
+          <w:sz w:val="20"/>
+          <w:szCs w:val="20"/>
+        </w:rPr>
+      </w:pPr>
+      <w:proofErr w:type="gramStart"/>
+      <w:r>
+        <w:rPr>
+          <w:sz w:val="20"/>
+          <w:szCs w:val="20"/>
+        </w:rPr>
+        <w:t>Yes</w:t>
+      </w:r>
+      <w:proofErr w:type="gramEnd"/>
+      <w:r>
+        <w:rPr>
+          <w:sz w:val="20"/>
+          <w:szCs w:val="20"/>
+        </w:rPr>
+        <w:t xml:space="preserve"> all of your table's include an UPDATE form in the UI.</w:t>
+      </w:r>
+    </w:p>
+    <w:p>
+      <w:pPr>
+        <w:pStyle w:val="ListParagraph"/>
+        <w:numPr>
+          <w:ilvl w:val="0"/>
+          <w:numId w:val="14"/>
+        </w:numPr>
+        <w:rPr>
+          <w:sz w:val="20"/>
+          <w:szCs w:val="20"/>
+        </w:rPr>
+      </w:pPr>
+      <w:r>
+        <w:rPr>
+          <w:sz w:val="20"/>
+          <w:szCs w:val="20"/>
+        </w:rPr>
+        <w:t>Is there at least one UPDATE form in the UI to modify an M:M relationship? In other words, does the UPDATE allow the user to select a different foreign key value to update the intersection table with?</w:t>
+      </w:r>
+    </w:p>
+    <w:p>
+      <w:pPr>
+        <w:pStyle w:val="ListParagraph"/>
+        <w:numPr>
+          <w:ilvl w:val="1"/>
+          <w:numId w:val="14"/>
+        </w:numPr>
+        <w:rPr>
+          <w:sz w:val="20"/>
+          <w:szCs w:val="20"/>
+        </w:rPr>
+      </w:pPr>
+      <w:r>
+        <w:rPr>
+          <w:sz w:val="20"/>
+          <w:szCs w:val="20"/>
+        </w:rPr>
+        <w:t xml:space="preserve">There isn't a page for either </w:t>
+      </w:r>
+      <w:proofErr w:type="spellStart"/>
+      <w:r>
+        <w:rPr>
+          <w:sz w:val="20"/>
+          <w:szCs w:val="20"/>
+        </w:rPr>
+        <w:t>BookAuthors</w:t>
+      </w:r>
+      <w:proofErr w:type="spellEnd"/>
+      <w:r>
+        <w:rPr>
+          <w:sz w:val="20"/>
+          <w:szCs w:val="20"/>
+        </w:rPr>
+        <w:t xml:space="preserve"> or </w:t>
+      </w:r>
+      <w:proofErr w:type="spellStart"/>
+      <w:r>
+        <w:rPr>
+          <w:sz w:val="20"/>
+          <w:szCs w:val="20"/>
+        </w:rPr>
+        <w:t>BookGenres</w:t>
+      </w:r>
+      <w:proofErr w:type="spellEnd"/>
+      <w:r>
+        <w:rPr>
+          <w:sz w:val="20"/>
+          <w:szCs w:val="20"/>
+        </w:rPr>
+        <w:t xml:space="preserve">, so there's no UPDATE form that would allow a user to select a different </w:t>
+      </w:r>
+      <w:proofErr w:type="spellStart"/>
+      <w:r>
+        <w:rPr>
+          <w:sz w:val="20"/>
+          <w:szCs w:val="20"/>
+        </w:rPr>
+        <w:t>bookID</w:t>
+      </w:r>
+      <w:proofErr w:type="spellEnd"/>
+      <w:r>
+        <w:rPr>
+          <w:sz w:val="20"/>
+          <w:szCs w:val="20"/>
+        </w:rPr>
+        <w:t xml:space="preserve">, </w:t>
+      </w:r>
+      <w:proofErr w:type="spellStart"/>
+      <w:r>
+        <w:rPr>
+          <w:sz w:val="20"/>
+          <w:szCs w:val="20"/>
+        </w:rPr>
+        <w:t>authorID</w:t>
+      </w:r>
+      <w:proofErr w:type="spellEnd"/>
+      <w:r>
+        <w:rPr>
+          <w:sz w:val="20"/>
+          <w:szCs w:val="20"/>
+        </w:rPr>
+        <w:t xml:space="preserve">, or </w:t>
+      </w:r>
+      <w:proofErr w:type="spellStart"/>
+      <w:r>
+        <w:rPr>
+          <w:sz w:val="20"/>
+          <w:szCs w:val="20"/>
+        </w:rPr>
+        <w:t>genreID</w:t>
+      </w:r>
+      <w:proofErr w:type="spellEnd"/>
+      <w:r>
+        <w:rPr>
+          <w:sz w:val="20"/>
+          <w:szCs w:val="20"/>
+        </w:rPr>
+        <w:t xml:space="preserve"> in either intersection table. But, similar to the other things missing from your UI, you do have the functionality in your DML.</w:t>
+      </w:r>
+    </w:p>
+    <w:p>
+      <w:pPr>
+        <w:pStyle w:val="ListParagraph"/>
+        <w:numPr>
+          <w:ilvl w:val="0"/>
+          <w:numId w:val="14"/>
+        </w:numPr>
+        <w:rPr>
+          <w:sz w:val="20"/>
+          <w:szCs w:val="20"/>
+        </w:rPr>
+      </w:pPr>
+      <w:r>
+        <w:rPr>
+          <w:sz w:val="20"/>
+          <w:szCs w:val="20"/>
+        </w:rPr>
+        <w:t xml:space="preserve">Do you have any other suggestions for the team to help with their HTML UI? For example, using AS aliases to replace obscure column names such as </w:t>
+      </w:r>
+      <w:proofErr w:type="spellStart"/>
+      <w:r>
+        <w:rPr>
+          <w:sz w:val="20"/>
+          <w:szCs w:val="20"/>
+        </w:rPr>
+        <w:t>fname</w:t>
+      </w:r>
+      <w:proofErr w:type="spellEnd"/>
+      <w:r>
+        <w:rPr>
+          <w:sz w:val="20"/>
+          <w:szCs w:val="20"/>
+        </w:rPr>
+        <w:t xml:space="preserve"> with First Name.</w:t>
+      </w:r>
+    </w:p>
+    <w:p>
+      <w:pPr>
+        <w:pStyle w:val="ListParagraph"/>
+        <w:numPr>
+          <w:ilvl w:val="1"/>
+          <w:numId w:val="14"/>
+        </w:numPr>
+        <w:rPr>
+          <w:sz w:val="20"/>
+          <w:szCs w:val="20"/>
+        </w:rPr>
+      </w:pPr>
+      <w:r>
+        <w:rPr>
+          <w:sz w:val="20"/>
+          <w:szCs w:val="20"/>
+        </w:rPr>
+        <w:t xml:space="preserve">There's a slight inconsistency between your sample data in the DDL and the available options for the "Select Media Type" drop down on the Books page. Your sample data lists the </w:t>
+      </w:r>
+      <w:proofErr w:type="spellStart"/>
+      <w:r>
+        <w:rPr>
+          <w:sz w:val="20"/>
+          <w:szCs w:val="20"/>
+        </w:rPr>
+        <w:t>bookMedia</w:t>
+      </w:r>
+      <w:proofErr w:type="spellEnd"/>
+      <w:r>
+        <w:rPr>
+          <w:sz w:val="20"/>
+          <w:szCs w:val="20"/>
+        </w:rPr>
+        <w:t xml:space="preserve"> as "Physical" while there are only options for "Hardback", "Paperback", "E-book", and "Audio" in the dropdown. Overall your code is looking great, excited to see your UI when it's complete!</w:t>
+      </w:r>
+    </w:p>
+    <w:p>
+      <w:pPr>
+        <w:ind w:left="360"/>
+        <w:rPr>
+          <w:sz w:val="20"/>
+          <w:szCs w:val="20"/>
+        </w:rPr>
+      </w:pPr>
+    </w:p>
+    <w:p>
+      <w:pPr>
+        <w:ind w:left="360"/>
+        <w:rPr>
+          <w:sz w:val="20"/>
+          <w:szCs w:val="20"/>
+        </w:rPr>
+      </w:pPr>
+      <w:r>
+        <w:rPr>
+          <w:sz w:val="20"/>
+          <w:szCs w:val="20"/>
+        </w:rPr>
+        <w:t>This review is entirely my own work</w:t>
+      </w:r>
+    </w:p>
+    <w:p>
+      <w:pPr>
+        <w:ind w:left="360"/>
+        <w:rPr>
+          <w:sz w:val="20"/>
+          <w:szCs w:val="20"/>
+        </w:rPr>
+      </w:pPr>
+      <w:bookmarkStart w:id="3" w:name="_GoBack"/>
+      <w:bookmarkEnd w:id="3"/>
+    </w:p>
+    <w:p>
+      <w:pPr>
+        <w:ind w:left="360"/>
+        <w:rPr>
+          <w:b/>
+          <w:sz w:val="24"/>
+          <w:szCs w:val="24"/>
+        </w:rPr>
+      </w:pPr>
+      <w:r>
+        <w:rPr>
+          <w:b/>
+          <w:sz w:val="24"/>
+          <w:szCs w:val="24"/>
+        </w:rPr>
+        <w:t>Cameron Brooks</w:t>
+      </w:r>
+    </w:p>
+    <w:p>
+      <w:pPr>
+        <w:ind w:left="360"/>
+        <w:rPr>
+          <w:sz w:val="20"/>
+          <w:szCs w:val="20"/>
+        </w:rPr>
+      </w:pPr>
+      <w:r>
+        <w:rPr>
+          <w:sz w:val="20"/>
+          <w:szCs w:val="20"/>
+        </w:rPr>
+        <w:t>Hi Joshua, Mauricio, and Son,</w:t>
+      </w:r>
+    </w:p>
+    <w:p>
+      <w:pPr>
+        <w:pStyle w:val="ListParagraph"/>
+        <w:numPr>
+          <w:ilvl w:val="1"/>
+          <w:numId w:val="15"/>
+        </w:numPr>
+        <w:rPr>
+          <w:sz w:val="20"/>
+          <w:szCs w:val="20"/>
+        </w:rPr>
+      </w:pPr>
+      <w:r>
+        <w:rPr>
+          <w:sz w:val="20"/>
+          <w:szCs w:val="20"/>
+        </w:rPr>
+        <w:t>The library database has a solid schema design — 8 tables with two proper M:M relationships (</w:t>
+      </w:r>
+      <w:proofErr w:type="spellStart"/>
+      <w:r>
+        <w:rPr>
+          <w:sz w:val="20"/>
+          <w:szCs w:val="20"/>
+        </w:rPr>
+        <w:t>Books↔Authors</w:t>
+      </w:r>
+      <w:proofErr w:type="spellEnd"/>
+      <w:r>
+        <w:rPr>
+          <w:sz w:val="20"/>
+          <w:szCs w:val="20"/>
+        </w:rPr>
+        <w:t xml:space="preserve"> via </w:t>
+      </w:r>
+      <w:proofErr w:type="spellStart"/>
+      <w:r>
+        <w:rPr>
+          <w:sz w:val="20"/>
+          <w:szCs w:val="20"/>
+        </w:rPr>
+        <w:t>BookAuthors</w:t>
+      </w:r>
+      <w:proofErr w:type="spellEnd"/>
+      <w:r>
+        <w:rPr>
+          <w:sz w:val="20"/>
+          <w:szCs w:val="20"/>
+        </w:rPr>
+        <w:t xml:space="preserve">, </w:t>
+      </w:r>
+      <w:proofErr w:type="spellStart"/>
+      <w:r>
+        <w:rPr>
+          <w:sz w:val="20"/>
+          <w:szCs w:val="20"/>
+        </w:rPr>
+        <w:t>Books↔Genres</w:t>
+      </w:r>
+      <w:proofErr w:type="spellEnd"/>
+      <w:r>
+        <w:rPr>
+          <w:sz w:val="20"/>
+          <w:szCs w:val="20"/>
+        </w:rPr>
+        <w:t xml:space="preserve"> via </w:t>
+      </w:r>
+      <w:proofErr w:type="spellStart"/>
+      <w:r>
+        <w:rPr>
+          <w:sz w:val="20"/>
+          <w:szCs w:val="20"/>
+        </w:rPr>
+        <w:t>BookGenres</w:t>
+      </w:r>
+      <w:proofErr w:type="spellEnd"/>
+      <w:r>
+        <w:rPr>
+          <w:sz w:val="20"/>
+          <w:szCs w:val="20"/>
+        </w:rPr>
+        <w:t>) and a well-modeled Loans system. Here's my detailed review:</w:t>
+      </w:r>
+    </w:p>
+    <w:p>
+      <w:pPr>
+        <w:pStyle w:val="ListParagraph"/>
+        <w:numPr>
+          <w:ilvl w:val="1"/>
+          <w:numId w:val="15"/>
+        </w:numPr>
+        <w:rPr>
+          <w:sz w:val="20"/>
+          <w:szCs w:val="20"/>
+        </w:rPr>
+      </w:pPr>
+      <w:r>
+        <w:rPr>
+          <w:sz w:val="20"/>
+          <w:szCs w:val="20"/>
+        </w:rPr>
+        <w:t xml:space="preserve">SELECT for every table: Yes — all 8 tables (Books, Patrons, Authors, Genres, </w:t>
+      </w:r>
+      <w:proofErr w:type="spellStart"/>
+      <w:r>
+        <w:rPr>
+          <w:sz w:val="20"/>
+          <w:szCs w:val="20"/>
+        </w:rPr>
+        <w:t>BookCopies</w:t>
+      </w:r>
+      <w:proofErr w:type="spellEnd"/>
+      <w:r>
+        <w:rPr>
+          <w:sz w:val="20"/>
+          <w:szCs w:val="20"/>
+        </w:rPr>
+        <w:t xml:space="preserve">, Loans, </w:t>
+      </w:r>
+      <w:proofErr w:type="spellStart"/>
+      <w:r>
+        <w:rPr>
+          <w:sz w:val="20"/>
+          <w:szCs w:val="20"/>
+        </w:rPr>
+        <w:t>BookAuthors</w:t>
+      </w:r>
+      <w:proofErr w:type="spellEnd"/>
+      <w:r>
+        <w:rPr>
+          <w:sz w:val="20"/>
+          <w:szCs w:val="20"/>
+        </w:rPr>
+        <w:t xml:space="preserve">, </w:t>
+      </w:r>
+      <w:proofErr w:type="spellStart"/>
+      <w:r>
+        <w:rPr>
+          <w:sz w:val="20"/>
+          <w:szCs w:val="20"/>
+        </w:rPr>
+        <w:t>BookGenres</w:t>
+      </w:r>
+      <w:proofErr w:type="spellEnd"/>
+      <w:r>
+        <w:rPr>
+          <w:sz w:val="20"/>
+          <w:szCs w:val="20"/>
+        </w:rPr>
+        <w:t xml:space="preserve">) have their own SELECT queries. The queries for </w:t>
+      </w:r>
+      <w:proofErr w:type="spellStart"/>
+      <w:r>
+        <w:rPr>
+          <w:sz w:val="20"/>
+          <w:szCs w:val="20"/>
+        </w:rPr>
+        <w:t>BookCopies</w:t>
+      </w:r>
+      <w:proofErr w:type="spellEnd"/>
+      <w:r>
+        <w:rPr>
+          <w:sz w:val="20"/>
+          <w:szCs w:val="20"/>
+        </w:rPr>
+        <w:t>, Loans, and the junction tables use JOINs to display human-readable data, which is a nice touch.</w:t>
+      </w:r>
+    </w:p>
+    <w:p>
+      <w:pPr>
+        <w:pStyle w:val="ListParagraph"/>
+        <w:numPr>
+          <w:ilvl w:val="1"/>
+          <w:numId w:val="15"/>
+        </w:numPr>
+        <w:rPr>
+          <w:sz w:val="20"/>
+          <w:szCs w:val="20"/>
+        </w:rPr>
+      </w:pPr>
+      <w:r>
+        <w:rPr>
+          <w:sz w:val="20"/>
+          <w:szCs w:val="20"/>
+        </w:rPr>
+        <w:t>INSERT for at least one table: Yes — INSERT statements exist for all 8 tables in the DML, and INSERT forms are visible in the UI.</w:t>
+      </w:r>
+    </w:p>
+    <w:p>
+      <w:pPr>
+        <w:pStyle w:val="ListParagraph"/>
+        <w:numPr>
+          <w:ilvl w:val="1"/>
+          <w:numId w:val="15"/>
+        </w:numPr>
+        <w:rPr>
+          <w:sz w:val="20"/>
+          <w:szCs w:val="20"/>
+        </w:rPr>
+      </w:pPr>
+      <w:r>
+        <w:rPr>
+          <w:sz w:val="20"/>
+          <w:szCs w:val="20"/>
+        </w:rPr>
+        <w:lastRenderedPageBreak/>
+        <w:t xml:space="preserve">DELETE for any one entity: Yes — DELETE statements are present in the DML for all 8 tables (e.g., DELETE FROM Books WHERE </w:t>
+      </w:r>
+      <w:proofErr w:type="spellStart"/>
+      <w:r>
+        <w:rPr>
+          <w:sz w:val="20"/>
+          <w:szCs w:val="20"/>
+        </w:rPr>
+        <w:t>bookID</w:t>
+      </w:r>
+      <w:proofErr w:type="spellEnd"/>
+      <w:r>
+        <w:rPr>
+          <w:sz w:val="20"/>
+          <w:szCs w:val="20"/>
+        </w:rPr>
+        <w:t xml:space="preserve"> = @</w:t>
+      </w:r>
+      <w:proofErr w:type="spellStart"/>
+      <w:r>
+        <w:rPr>
+          <w:sz w:val="20"/>
+          <w:szCs w:val="20"/>
+        </w:rPr>
+        <w:t>bookIDInput</w:t>
+      </w:r>
+      <w:proofErr w:type="spellEnd"/>
+      <w:r>
+        <w:rPr>
+          <w:sz w:val="20"/>
+          <w:szCs w:val="20"/>
+        </w:rPr>
+        <w:t>). The PDF screenshots also show Delete buttons on every table row. I want to note that previous reviewers stated DELETEs were missing from the DML and/or UI, but looking at both the SQL and the screenshots, they appear to be there.</w:t>
+      </w:r>
+    </w:p>
+    <w:p>
+      <w:pPr>
+        <w:pStyle w:val="ListParagraph"/>
+        <w:numPr>
+          <w:ilvl w:val="1"/>
+          <w:numId w:val="15"/>
+        </w:numPr>
+        <w:rPr>
+          <w:sz w:val="20"/>
+          <w:szCs w:val="20"/>
+        </w:rPr>
+      </w:pPr>
+      <w:r>
+        <w:rPr>
+          <w:sz w:val="20"/>
+          <w:szCs w:val="20"/>
+        </w:rPr>
+        <w:t xml:space="preserve">DELETE for M:M relationship: Yes — this is well handled. The DDL uses ON DELETE CASCADE on both foreign keys in </w:t>
+      </w:r>
+      <w:proofErr w:type="spellStart"/>
+      <w:r>
+        <w:rPr>
+          <w:sz w:val="20"/>
+          <w:szCs w:val="20"/>
+        </w:rPr>
+        <w:t>BookAuthors</w:t>
+      </w:r>
+      <w:proofErr w:type="spellEnd"/>
+      <w:r>
+        <w:rPr>
+          <w:sz w:val="20"/>
+          <w:szCs w:val="20"/>
+        </w:rPr>
+        <w:t xml:space="preserve"> and </w:t>
+      </w:r>
+      <w:proofErr w:type="spellStart"/>
+      <w:r>
+        <w:rPr>
+          <w:sz w:val="20"/>
+          <w:szCs w:val="20"/>
+        </w:rPr>
+        <w:t>BookGenres</w:t>
+      </w:r>
+      <w:proofErr w:type="spellEnd"/>
+      <w:r>
+        <w:rPr>
+          <w:sz w:val="20"/>
+          <w:szCs w:val="20"/>
+        </w:rPr>
+        <w:t xml:space="preserve">, so deleting a Book will automatically remove its entries from both junction tables without affecting the Authors or Genres themselves. There are also direct DELETE queries for </w:t>
+      </w:r>
+      <w:proofErr w:type="spellStart"/>
+      <w:r>
+        <w:rPr>
+          <w:sz w:val="20"/>
+          <w:szCs w:val="20"/>
+        </w:rPr>
+        <w:t>BookAuthors</w:t>
+      </w:r>
+      <w:proofErr w:type="spellEnd"/>
+      <w:r>
+        <w:rPr>
+          <w:sz w:val="20"/>
+          <w:szCs w:val="20"/>
+        </w:rPr>
+        <w:t xml:space="preserve"> and </w:t>
+      </w:r>
+      <w:proofErr w:type="spellStart"/>
+      <w:r>
+        <w:rPr>
+          <w:sz w:val="20"/>
+          <w:szCs w:val="20"/>
+        </w:rPr>
+        <w:t>BookGenres</w:t>
+      </w:r>
+      <w:proofErr w:type="spellEnd"/>
+      <w:r>
+        <w:rPr>
+          <w:sz w:val="20"/>
+          <w:szCs w:val="20"/>
+        </w:rPr>
+        <w:t xml:space="preserve"> to remove individual associations. The Loans table uses ON DELETE RESTRICT on both </w:t>
+      </w:r>
+      <w:proofErr w:type="spellStart"/>
+      <w:r>
+        <w:rPr>
+          <w:sz w:val="20"/>
+          <w:szCs w:val="20"/>
+        </w:rPr>
+        <w:t>copyID</w:t>
+      </w:r>
+      <w:proofErr w:type="spellEnd"/>
+      <w:r>
+        <w:rPr>
+          <w:sz w:val="20"/>
+          <w:szCs w:val="20"/>
+        </w:rPr>
+        <w:t xml:space="preserve"> and </w:t>
+      </w:r>
+      <w:proofErr w:type="spellStart"/>
+      <w:r>
+        <w:rPr>
+          <w:sz w:val="20"/>
+          <w:szCs w:val="20"/>
+        </w:rPr>
+        <w:t>patronID</w:t>
+      </w:r>
+      <w:proofErr w:type="spellEnd"/>
+      <w:r>
+        <w:rPr>
+          <w:sz w:val="20"/>
+          <w:szCs w:val="20"/>
+        </w:rPr>
+        <w:t xml:space="preserve">, which is a smart choice — it prevents accidentally deleting a Patron or </w:t>
+      </w:r>
+      <w:proofErr w:type="spellStart"/>
+      <w:r>
+        <w:rPr>
+          <w:sz w:val="20"/>
+          <w:szCs w:val="20"/>
+        </w:rPr>
+        <w:t>BookCopy</w:t>
+      </w:r>
+      <w:proofErr w:type="spellEnd"/>
+      <w:r>
+        <w:rPr>
+          <w:sz w:val="20"/>
+          <w:szCs w:val="20"/>
+        </w:rPr>
+        <w:t xml:space="preserve"> that still has active loan records.</w:t>
+      </w:r>
+    </w:p>
+    <w:p>
+      <w:pPr>
+        <w:pStyle w:val="ListParagraph"/>
+        <w:numPr>
+          <w:ilvl w:val="1"/>
+          <w:numId w:val="15"/>
+        </w:numPr>
+        <w:rPr>
+          <w:sz w:val="20"/>
+          <w:szCs w:val="20"/>
+        </w:rPr>
+      </w:pPr>
+      <w:r>
+        <w:rPr>
+          <w:sz w:val="20"/>
+          <w:szCs w:val="20"/>
+        </w:rPr>
+        <w:t>UPDATE for any one entity: Yes — all 8 tables have UPDATE statements in the DML.</w:t>
+      </w:r>
+    </w:p>
+    <w:p>
+      <w:pPr>
+        <w:pStyle w:val="ListParagraph"/>
+        <w:numPr>
+          <w:ilvl w:val="1"/>
+          <w:numId w:val="15"/>
+        </w:numPr>
+        <w:rPr>
+          <w:sz w:val="20"/>
+          <w:szCs w:val="20"/>
+        </w:rPr>
+      </w:pPr>
+      <w:r>
+        <w:rPr>
+          <w:sz w:val="20"/>
+          <w:szCs w:val="20"/>
+        </w:rPr>
+        <w:t xml:space="preserve">UPDATE for M:M relationship: Yes — both </w:t>
+      </w:r>
+      <w:proofErr w:type="spellStart"/>
+      <w:r>
+        <w:rPr>
+          <w:sz w:val="20"/>
+          <w:szCs w:val="20"/>
+        </w:rPr>
+        <w:t>BookAuthors</w:t>
+      </w:r>
+      <w:proofErr w:type="spellEnd"/>
+      <w:r>
+        <w:rPr>
+          <w:sz w:val="20"/>
+          <w:szCs w:val="20"/>
+        </w:rPr>
+        <w:t xml:space="preserve"> and </w:t>
+      </w:r>
+      <w:proofErr w:type="spellStart"/>
+      <w:r>
+        <w:rPr>
+          <w:sz w:val="20"/>
+          <w:szCs w:val="20"/>
+        </w:rPr>
+        <w:t>BookGenres</w:t>
+      </w:r>
+      <w:proofErr w:type="spellEnd"/>
+      <w:r>
+        <w:rPr>
+          <w:sz w:val="20"/>
+          <w:szCs w:val="20"/>
+        </w:rPr>
+        <w:t xml:space="preserve"> have UPDATE queries that allow changing the foreign key values. For example, UPDATE </w:t>
+      </w:r>
+      <w:proofErr w:type="spellStart"/>
+      <w:r>
+        <w:rPr>
+          <w:sz w:val="20"/>
+          <w:szCs w:val="20"/>
+        </w:rPr>
+        <w:t>BookAuthors</w:t>
+      </w:r>
+      <w:proofErr w:type="spellEnd"/>
+      <w:r>
+        <w:rPr>
+          <w:sz w:val="20"/>
+          <w:szCs w:val="20"/>
+        </w:rPr>
+        <w:t xml:space="preserve"> SET </w:t>
+      </w:r>
+      <w:proofErr w:type="spellStart"/>
+      <w:r>
+        <w:rPr>
+          <w:sz w:val="20"/>
+          <w:szCs w:val="20"/>
+        </w:rPr>
+        <w:t>authorID</w:t>
+      </w:r>
+      <w:proofErr w:type="spellEnd"/>
+      <w:r>
+        <w:rPr>
+          <w:sz w:val="20"/>
+          <w:szCs w:val="20"/>
+        </w:rPr>
+        <w:t xml:space="preserve"> = @</w:t>
+      </w:r>
+      <w:proofErr w:type="spellStart"/>
+      <w:r>
+        <w:rPr>
+          <w:sz w:val="20"/>
+          <w:szCs w:val="20"/>
+        </w:rPr>
+        <w:t>newAuthorIDInput</w:t>
+      </w:r>
+      <w:proofErr w:type="spellEnd"/>
+      <w:r>
+        <w:rPr>
+          <w:sz w:val="20"/>
+          <w:szCs w:val="20"/>
+        </w:rPr>
+        <w:t xml:space="preserve"> WHERE </w:t>
+      </w:r>
+      <w:proofErr w:type="spellStart"/>
+      <w:r>
+        <w:rPr>
+          <w:sz w:val="20"/>
+          <w:szCs w:val="20"/>
+        </w:rPr>
+        <w:t>bookID</w:t>
+      </w:r>
+      <w:proofErr w:type="spellEnd"/>
+      <w:r>
+        <w:rPr>
+          <w:sz w:val="20"/>
+          <w:szCs w:val="20"/>
+        </w:rPr>
+        <w:t xml:space="preserve"> = @</w:t>
+      </w:r>
+      <w:proofErr w:type="spellStart"/>
+      <w:r>
+        <w:rPr>
+          <w:sz w:val="20"/>
+          <w:szCs w:val="20"/>
+        </w:rPr>
+        <w:t>bookIDInput</w:t>
+      </w:r>
+      <w:proofErr w:type="spellEnd"/>
+      <w:r>
+        <w:rPr>
+          <w:sz w:val="20"/>
+          <w:szCs w:val="20"/>
+        </w:rPr>
+        <w:t xml:space="preserve"> AND </w:t>
+      </w:r>
+      <w:proofErr w:type="spellStart"/>
+      <w:r>
+        <w:rPr>
+          <w:sz w:val="20"/>
+          <w:szCs w:val="20"/>
+        </w:rPr>
+        <w:t>authorID</w:t>
+      </w:r>
+      <w:proofErr w:type="spellEnd"/>
+      <w:r>
+        <w:rPr>
+          <w:sz w:val="20"/>
+          <w:szCs w:val="20"/>
+        </w:rPr>
+        <w:t xml:space="preserve"> = @</w:t>
+      </w:r>
+      <w:proofErr w:type="spellStart"/>
+      <w:r>
+        <w:rPr>
+          <w:sz w:val="20"/>
+          <w:szCs w:val="20"/>
+        </w:rPr>
+        <w:t>oldAuthorIDInput</w:t>
+      </w:r>
+      <w:proofErr w:type="spellEnd"/>
+      <w:r>
+        <w:rPr>
+          <w:sz w:val="20"/>
+          <w:szCs w:val="20"/>
+        </w:rPr>
+        <w:t xml:space="preserve"> lets you reassign a book to a different author within the junction table.</w:t>
+      </w:r>
+    </w:p>
+    <w:p>
+      <w:pPr>
+        <w:pStyle w:val="ListParagraph"/>
+        <w:numPr>
+          <w:ilvl w:val="0"/>
+          <w:numId w:val="15"/>
+        </w:numPr>
+        <w:rPr>
+          <w:sz w:val="20"/>
+          <w:szCs w:val="20"/>
+        </w:rPr>
+      </w:pPr>
+      <w:r>
+        <w:rPr>
+          <w:sz w:val="20"/>
+          <w:szCs w:val="20"/>
+        </w:rPr>
+        <w:t>Suggestions for improvement:</w:t>
+      </w:r>
+    </w:p>
+    <w:p>
+      <w:pPr>
+        <w:pStyle w:val="ListParagraph"/>
+        <w:numPr>
+          <w:ilvl w:val="1"/>
+          <w:numId w:val="15"/>
+        </w:numPr>
+        <w:rPr>
+          <w:sz w:val="20"/>
+          <w:szCs w:val="20"/>
+        </w:rPr>
+      </w:pPr>
+      <w:r>
+        <w:rPr>
+          <w:sz w:val="20"/>
+          <w:szCs w:val="20"/>
+        </w:rPr>
+        <w:t xml:space="preserve">Junction table UI doesn't seem to use the JOIN queries yet: The DML has nice JOIN-based browse queries for </w:t>
+      </w:r>
+      <w:proofErr w:type="spellStart"/>
+      <w:r>
+        <w:rPr>
+          <w:sz w:val="20"/>
+          <w:szCs w:val="20"/>
+        </w:rPr>
+        <w:t>BookAuthors</w:t>
+      </w:r>
+      <w:proofErr w:type="spellEnd"/>
+      <w:r>
+        <w:rPr>
+          <w:sz w:val="20"/>
+          <w:szCs w:val="20"/>
+        </w:rPr>
+        <w:t xml:space="preserve"> and </w:t>
+      </w:r>
+      <w:proofErr w:type="spellStart"/>
+      <w:r>
+        <w:rPr>
+          <w:sz w:val="20"/>
+          <w:szCs w:val="20"/>
+        </w:rPr>
+        <w:t>BookGenres</w:t>
+      </w:r>
+      <w:proofErr w:type="spellEnd"/>
+      <w:r>
+        <w:rPr>
+          <w:sz w:val="20"/>
+          <w:szCs w:val="20"/>
+        </w:rPr>
+        <w:t xml:space="preserve"> that display book titles and author/genre names. However, the screenshots show these tables still displaying only raw IDs (</w:t>
+      </w:r>
+      <w:proofErr w:type="spellStart"/>
+      <w:r>
+        <w:rPr>
+          <w:sz w:val="20"/>
+          <w:szCs w:val="20"/>
+        </w:rPr>
+        <w:t>bookID</w:t>
+      </w:r>
+      <w:proofErr w:type="spellEnd"/>
+      <w:r>
+        <w:rPr>
+          <w:sz w:val="20"/>
+          <w:szCs w:val="20"/>
+        </w:rPr>
+        <w:t xml:space="preserve"> 1, </w:t>
+      </w:r>
+      <w:proofErr w:type="spellStart"/>
+      <w:r>
+        <w:rPr>
+          <w:sz w:val="20"/>
+          <w:szCs w:val="20"/>
+        </w:rPr>
+        <w:t>authorID</w:t>
+      </w:r>
+      <w:proofErr w:type="spellEnd"/>
+      <w:r>
+        <w:rPr>
+          <w:sz w:val="20"/>
+          <w:szCs w:val="20"/>
+        </w:rPr>
+        <w:t xml:space="preserve"> 1, etc.). Make sure the UI is wired to use those JOIN queries so users see "Harry Potter and the Sorcerer's Stone — J.K. Rowling" instead of "1 — 1". Same issue with the Loans table showing raw </w:t>
+      </w:r>
+      <w:proofErr w:type="spellStart"/>
+      <w:r>
+        <w:rPr>
+          <w:sz w:val="20"/>
+          <w:szCs w:val="20"/>
+        </w:rPr>
+        <w:t>copyID</w:t>
+      </w:r>
+      <w:proofErr w:type="spellEnd"/>
+      <w:r>
+        <w:rPr>
+          <w:sz w:val="20"/>
+          <w:szCs w:val="20"/>
+        </w:rPr>
+        <w:t xml:space="preserve"> and </w:t>
+      </w:r>
+      <w:proofErr w:type="spellStart"/>
+      <w:r>
+        <w:rPr>
+          <w:sz w:val="20"/>
+          <w:szCs w:val="20"/>
+        </w:rPr>
+        <w:t>patronID</w:t>
+      </w:r>
+      <w:proofErr w:type="spellEnd"/>
+      <w:r>
+        <w:rPr>
+          <w:sz w:val="20"/>
+          <w:szCs w:val="20"/>
+        </w:rPr>
+        <w:t xml:space="preserve"> numbers.</w:t>
+      </w:r>
+    </w:p>
+    <w:p>
+      <w:pPr>
+        <w:pStyle w:val="ListParagraph"/>
+        <w:numPr>
+          <w:ilvl w:val="1"/>
+          <w:numId w:val="15"/>
+        </w:numPr>
+        <w:rPr>
+          <w:sz w:val="20"/>
+          <w:szCs w:val="20"/>
+        </w:rPr>
+      </w:pPr>
+      <w:r>
+        <w:rPr>
+          <w:sz w:val="20"/>
+          <w:szCs w:val="20"/>
+        </w:rPr>
+        <w:t xml:space="preserve">Minor doc/DDL mismatch on phone: The database outline says phone: </w:t>
+      </w:r>
+      <w:proofErr w:type="gramStart"/>
+      <w:r>
+        <w:rPr>
+          <w:sz w:val="20"/>
+          <w:szCs w:val="20"/>
+        </w:rPr>
+        <w:t>VARCHAR(</w:t>
+      </w:r>
+      <w:proofErr w:type="gramEnd"/>
+      <w:r>
+        <w:rPr>
+          <w:sz w:val="20"/>
+          <w:szCs w:val="20"/>
+        </w:rPr>
+        <w:t xml:space="preserve">10) but the DDL creates it as VARCHAR(12). Worth reconciling — </w:t>
+      </w:r>
+      <w:proofErr w:type="gramStart"/>
+      <w:r>
+        <w:rPr>
+          <w:sz w:val="20"/>
+          <w:szCs w:val="20"/>
+        </w:rPr>
+        <w:t>VARCHAR(</w:t>
+      </w:r>
+      <w:proofErr w:type="gramEnd"/>
+      <w:r>
+        <w:rPr>
+          <w:sz w:val="20"/>
+          <w:szCs w:val="20"/>
+        </w:rPr>
+        <w:t>12) is actually better if you ever want to store formatted numbers with dashes (e.g., 541-555-2001).</w:t>
+      </w:r>
+    </w:p>
+    <w:p>
+      <w:pPr>
+        <w:pStyle w:val="ListParagraph"/>
+        <w:numPr>
+          <w:ilvl w:val="1"/>
+          <w:numId w:val="15"/>
+        </w:numPr>
+        <w:rPr>
+          <w:sz w:val="20"/>
+          <w:szCs w:val="20"/>
+        </w:rPr>
+      </w:pPr>
+      <w:r>
+        <w:rPr>
+          <w:sz w:val="20"/>
+          <w:szCs w:val="20"/>
+        </w:rPr>
+        <w:t xml:space="preserve">Consider ENUM or a lookup table for </w:t>
+      </w:r>
+      <w:proofErr w:type="spellStart"/>
+      <w:r>
+        <w:rPr>
+          <w:sz w:val="20"/>
+          <w:szCs w:val="20"/>
+        </w:rPr>
+        <w:t>bookMedia</w:t>
+      </w:r>
+      <w:proofErr w:type="spellEnd"/>
+      <w:r>
+        <w:rPr>
+          <w:sz w:val="20"/>
+          <w:szCs w:val="20"/>
+        </w:rPr>
+        <w:t xml:space="preserve">: Right now </w:t>
+      </w:r>
+      <w:proofErr w:type="spellStart"/>
+      <w:r>
+        <w:rPr>
+          <w:sz w:val="20"/>
+          <w:szCs w:val="20"/>
+        </w:rPr>
+        <w:t>bookMedia</w:t>
+      </w:r>
+      <w:proofErr w:type="spellEnd"/>
+      <w:r>
+        <w:rPr>
+          <w:sz w:val="20"/>
+          <w:szCs w:val="20"/>
+        </w:rPr>
+        <w:t xml:space="preserve"> is a freeform </w:t>
+      </w:r>
+      <w:proofErr w:type="gramStart"/>
+      <w:r>
+        <w:rPr>
+          <w:sz w:val="20"/>
+          <w:szCs w:val="20"/>
+        </w:rPr>
+        <w:t>VARCHAR(</w:t>
+      </w:r>
+      <w:proofErr w:type="gramEnd"/>
+      <w:r>
+        <w:rPr>
+          <w:sz w:val="20"/>
+          <w:szCs w:val="20"/>
+        </w:rPr>
+        <w:t xml:space="preserve">50). Since the values are likely a small fixed set (Physical, Digital, Audiobook), an ENUM like you used for </w:t>
+      </w:r>
+      <w:proofErr w:type="spellStart"/>
+      <w:r>
+        <w:rPr>
+          <w:sz w:val="20"/>
+          <w:szCs w:val="20"/>
+        </w:rPr>
+        <w:t>Loans.status</w:t>
+      </w:r>
+      <w:proofErr w:type="spellEnd"/>
+      <w:r>
+        <w:rPr>
+          <w:sz w:val="20"/>
+          <w:szCs w:val="20"/>
+        </w:rPr>
+        <w:t xml:space="preserve"> would prevent inconsistent entries like "physical" vs "Physical" vs "PHYSICAL". Alternatively, a small </w:t>
+      </w:r>
+      <w:proofErr w:type="spellStart"/>
+      <w:r>
+        <w:rPr>
+          <w:sz w:val="20"/>
+          <w:szCs w:val="20"/>
+        </w:rPr>
+        <w:t>MediaTypes</w:t>
+      </w:r>
+      <w:proofErr w:type="spellEnd"/>
+      <w:r>
+        <w:rPr>
+          <w:sz w:val="20"/>
+          <w:szCs w:val="20"/>
+        </w:rPr>
+        <w:t xml:space="preserve"> reference table would work.</w:t>
+      </w:r>
+    </w:p>
+    <w:p>
+      <w:pPr>
+        <w:pStyle w:val="ListParagraph"/>
+        <w:numPr>
+          <w:ilvl w:val="1"/>
+          <w:numId w:val="15"/>
+        </w:numPr>
+        <w:rPr>
+          <w:sz w:val="20"/>
+          <w:szCs w:val="20"/>
+        </w:rPr>
+      </w:pPr>
+      <w:r>
+        <w:rPr>
+          <w:sz w:val="20"/>
+          <w:szCs w:val="20"/>
+        </w:rPr>
+        <w:t xml:space="preserve">Search/filter queries for scale: Your overview mentions serving 43,000 books and 15,000–25,000 patrons. The current DML only has browse-all queries (SELECT ... ORDER BY). For that scale, consider adding a search query, e.g., SELECT ... FROM Books WHERE title LIKE </w:t>
+      </w:r>
+      <w:proofErr w:type="gramStart"/>
+      <w:r>
+        <w:rPr>
+          <w:sz w:val="20"/>
+          <w:szCs w:val="20"/>
+        </w:rPr>
+        <w:t>CONCAT(</w:t>
+      </w:r>
+      <w:proofErr w:type="gramEnd"/>
+      <w:r>
+        <w:rPr>
+          <w:sz w:val="20"/>
+          <w:szCs w:val="20"/>
+        </w:rPr>
+        <w:t>'%', @</w:t>
+      </w:r>
+      <w:proofErr w:type="spellStart"/>
+      <w:r>
+        <w:rPr>
+          <w:sz w:val="20"/>
+          <w:szCs w:val="20"/>
+        </w:rPr>
+        <w:t>searchInput</w:t>
+      </w:r>
+      <w:proofErr w:type="spellEnd"/>
+      <w:r>
+        <w:rPr>
+          <w:sz w:val="20"/>
+          <w:szCs w:val="20"/>
+        </w:rPr>
+        <w:t>, '%'), which would make the UI much more practical at scale.</w:t>
+      </w:r>
+    </w:p>
+    <w:p>
+      <w:pPr>
+        <w:pStyle w:val="ListParagraph"/>
+        <w:numPr>
+          <w:ilvl w:val="1"/>
+          <w:numId w:val="15"/>
+        </w:numPr>
+        <w:rPr>
+          <w:sz w:val="20"/>
+          <w:szCs w:val="20"/>
+        </w:rPr>
+      </w:pPr>
+      <w:r>
+        <w:rPr>
+          <w:sz w:val="20"/>
+          <w:szCs w:val="20"/>
+        </w:rPr>
+        <w:t>Overall, this is one of the more complete implementations I've seen — the DML covers full CRUD for every table including the junction tables, the JOINs and dropdowns are well thought out, and the cascade/restrict strategy is sound. The main areas to tighten up are making sure the UI is actually using those JOIN queries and the minor doc inconsistencies.</w:t>
+      </w:r>
+    </w:p>
+    <w:p>
+      <w:pPr>
+        <w:ind w:left="360"/>
+        <w:rPr>
+          <w:sz w:val="20"/>
+          <w:szCs w:val="20"/>
+        </w:rPr>
+      </w:pPr>
+    </w:p>
+    <w:p>
+      <w:pPr>
+        <w:ind w:left="360"/>
+        <w:rPr>
+          <w:sz w:val="20"/>
+          <w:szCs w:val="20"/>
+        </w:rPr>
+      </w:pPr>
+      <w:r>
+        <w:rPr>
+          <w:sz w:val="20"/>
+          <w:szCs w:val="20"/>
+        </w:rPr>
+        <w:t>AI tools were used to help structure and draft this review per the course Code Citation Tips. The technical analysis, observations, and suggestions are based on my own reading of the DDL, DML, PDF documentation, and UI screenshots.</w:t>
+      </w:r>
+    </w:p>
+    <w:p>
+      <w:pPr>
+        <w:rPr>
+          <w:color w:val="273540"/>
+          <w:sz w:val="28"/>
+          <w:szCs w:val="28"/>
+          <w:u w:val="single"/>
+        </w:rPr>
+      </w:pPr>
+      <w:r>
+        <w:rPr>
+          <w:color w:val="273540"/>
+          <w:sz w:val="28"/>
+          <w:szCs w:val="28"/>
+          <w:u w:val="single"/>
+        </w:rPr>
+        <w:br w:type="page"/>
+      </w:r>
     </w:p>
     <w:p>
       <w:pPr>
@@ -164,7 +4912,8 @@
           <w:szCs w:val="28"/>
           <w:u w:val="single"/>
         </w:rPr>
-        <w:t>Actions Based on Feedback</w:t>
+        <w:lastRenderedPageBreak/>
+        <w:t>Actions based on the feedback</w:t>
       </w:r>
     </w:p>
     <w:p>
@@ -336,7 +5085,7 @@
           <w:szCs w:val="28"/>
           <w:u w:val="single"/>
         </w:rPr>
-        <w:t>Design Decisions/Upgrades</w:t>
+        <w:t>Upgrades to the Draft version</w:t>
       </w:r>
     </w:p>
     <w:p>
@@ -349,10 +5098,10 @@
         <w:shd w:val="clear" w:color="auto" w:fill="FFFFFF"/>
         <w:spacing w:before="180" w:after="180" w:line="360" w:lineRule="auto"/>
       </w:pPr>
-      <w:bookmarkStart w:id="3" w:name="_6w1db9kklrvw" w:colFirst="0" w:colLast="0"/>
-      <w:bookmarkStart w:id="4" w:name="_7331iubknh" w:colFirst="0" w:colLast="0"/>
-      <w:bookmarkEnd w:id="3"/>
+      <w:bookmarkStart w:id="4" w:name="_6w1db9kklrvw" w:colFirst="0" w:colLast="0"/>
+      <w:bookmarkStart w:id="5" w:name="_7331iubknh" w:colFirst="0" w:colLast="0"/>
       <w:bookmarkEnd w:id="4"/>
+      <w:bookmarkEnd w:id="5"/>
       <w:r>
         <w:t>Draft 2</w:t>
       </w:r>
@@ -504,8 +5253,6 @@
       <w:r>
         <w:t>Included URL to home page index.</w:t>
       </w:r>
-      <w:bookmarkStart w:id="5" w:name="_GoBack"/>
-      <w:bookmarkEnd w:id="5"/>
       <w:r>
         <w:rPr>
           <w:color w:val="273540"/>
@@ -2015,7 +6762,7 @@
                     <pic:cNvPicPr preferRelativeResize="0"/>
                   </pic:nvPicPr>
                   <pic:blipFill>
-                    <a:blip r:embed="rId6"/>
+                    <a:blip r:embed="rId10"/>
                     <a:srcRect/>
                     <a:stretch>
                       <a:fillRect/>
@@ -2111,7 +6858,7 @@
                     <pic:cNvPicPr preferRelativeResize="0"/>
                   </pic:nvPicPr>
                   <pic:blipFill>
-                    <a:blip r:embed="rId7"/>
+                    <a:blip r:embed="rId11"/>
                     <a:srcRect/>
                     <a:stretch>
                       <a:fillRect/>
@@ -2229,7 +6976,7 @@
                     <pic:cNvPicPr preferRelativeResize="0"/>
                   </pic:nvPicPr>
                   <pic:blipFill>
-                    <a:blip r:embed="rId8"/>
+                    <a:blip r:embed="rId12"/>
                     <a:srcRect/>
                     <a:stretch>
                       <a:fillRect/>
@@ -2305,7 +7052,7 @@
                     <pic:cNvPicPr preferRelativeResize="0"/>
                   </pic:nvPicPr>
                   <pic:blipFill>
-                    <a:blip r:embed="rId9"/>
+                    <a:blip r:embed="rId13"/>
                     <a:srcRect/>
                     <a:stretch>
                       <a:fillRect/>
@@ -2381,7 +7128,7 @@
                     <pic:cNvPicPr preferRelativeResize="0"/>
                   </pic:nvPicPr>
                   <pic:blipFill>
-                    <a:blip r:embed="rId10"/>
+                    <a:blip r:embed="rId14"/>
                     <a:srcRect/>
                     <a:stretch>
                       <a:fillRect/>
@@ -2460,7 +7207,7 @@
                     <pic:cNvPicPr preferRelativeResize="0"/>
                   </pic:nvPicPr>
                   <pic:blipFill>
-                    <a:blip r:embed="rId11"/>
+                    <a:blip r:embed="rId15"/>
                     <a:srcRect/>
                     <a:stretch>
                       <a:fillRect/>
@@ -2537,7 +7284,7 @@
                     <pic:cNvPicPr preferRelativeResize="0"/>
                   </pic:nvPicPr>
                   <pic:blipFill>
-                    <a:blip r:embed="rId12"/>
+                    <a:blip r:embed="rId16"/>
                     <a:srcRect/>
                     <a:stretch>
                       <a:fillRect/>
@@ -2615,7 +7362,7 @@
                     <pic:cNvPicPr preferRelativeResize="0"/>
                   </pic:nvPicPr>
                   <pic:blipFill>
-                    <a:blip r:embed="rId13"/>
+                    <a:blip r:embed="rId17"/>
                     <a:srcRect/>
                     <a:stretch>
                       <a:fillRect/>
@@ -2692,7 +7439,7 @@
                     <pic:cNvPicPr preferRelativeResize="0"/>
                   </pic:nvPicPr>
                   <pic:blipFill>
-                    <a:blip r:embed="rId14"/>
+                    <a:blip r:embed="rId18"/>
                     <a:srcRect/>
                     <a:stretch>
                       <a:fillRect/>
@@ -2755,7 +7502,7 @@
                     <pic:cNvPicPr preferRelativeResize="0"/>
                   </pic:nvPicPr>
                   <pic:blipFill>
-                    <a:blip r:embed="rId15"/>
+                    <a:blip r:embed="rId19"/>
                     <a:srcRect/>
                     <a:stretch>
                       <a:fillRect/>
@@ -2791,6 +7538,155 @@
 <file path=word/numbering.xml><?xml version="1.0" encoding="utf-8"?>
 <w:numbering xmlns:wpc="http://schemas.microsoft.com/office/word/2010/wordprocessingCanvas" xmlns:cx="http://schemas.microsoft.com/office/drawing/2014/chartex" xmlns:cx1="http://schemas.microsoft.com/office/drawing/2015/9/8/chartex" xmlns:cx2="http://schemas.microsoft.com/office/drawing/2015/10/21/chartex" xmlns:cx3="http://schemas.microsoft.com/office/drawing/2016/5/9/chartex" xmlns:cx4="http://schemas.microsoft.com/office/drawing/2016/5/10/chartex" xmlns:cx5="http://schemas.microsoft.com/office/drawing/2016/5/11/chartex" xmlns:cx6="http://schemas.microsoft.com/office/drawing/2016/5/12/chartex" xmlns:cx7="http://schemas.microsoft.com/office/drawing/2016/5/13/chartex" xmlns:cx8="http://schemas.microsoft.com/office/drawing/2016/5/14/chartex" xmlns:mc="http://schemas.openxmlformats.org/markup-compatibility/2006" xmlns:aink="http://schemas.microsoft.com/office/drawing/2016/ink" xmlns:am3d="http://schemas.microsoft.com/office/drawing/2017/model3d" xmlns:o="urn:schemas-microsoft-com:office:office" xmlns:r="http://schemas.openxmlformats.org/officeDocument/2006/relationships" xmlns:m="http://schemas.openxmlformats.org/officeDocument/2006/math" xmlns:v="urn:schemas-microsoft-com:vml" xmlns:wp14="http://schemas.microsoft.com/office/word/2010/wordprocessingDrawing" xmlns:wp="http://schemas.openxmlformats.org/drawingml/2006/wordprocessingDrawing" xmlns:w10="urn:schemas-microsoft-com:office:word" xmlns:w="http://schemas.openxmlformats.org/wordprocessingml/2006/main" xmlns:w14="http://schemas.microsoft.com/office/word/2010/wordml" xmlns:w15="http://schemas.microsoft.com/office/word/2012/wordml" xmlns:w16cid="http://schemas.microsoft.com/office/word/2016/wordml/cid" xmlns:w16se="http://schemas.microsoft.com/office/word/2015/wordml/symex" xmlns:wpg="http://schemas.microsoft.com/office/word/2010/wordprocessingGroup" xmlns:wpi="http://schemas.microsoft.com/office/word/2010/wordprocessingInk" xmlns:wne="http://schemas.microsoft.com/office/word/2006/wordml" xmlns:wps="http://schemas.microsoft.com/office/word/2010/wordprocessingShape" mc:Ignorable="w14 w15 w16se w16cid wp14">
   <w:abstractNum w:abstractNumId="0" w15:restartNumberingAfterBreak="0">
+    <w:nsid w:val="110527DB"/>
+    <w:multiLevelType w:val="multilevel"/>
+    <w:tmpl w:val="480427D6"/>
+    <w:lvl w:ilvl="0">
+      <w:start w:val="1"/>
+      <w:numFmt w:val="bullet"/>
+      <w:lvlText w:val=""/>
+      <w:lvlJc w:val="left"/>
+      <w:pPr>
+        <w:tabs>
+          <w:tab w:val="num" w:pos="720"/>
+        </w:tabs>
+        <w:ind w:left="720" w:hanging="360"/>
+      </w:pPr>
+      <w:rPr>
+        <w:rFonts w:ascii="Symbol" w:hAnsi="Symbol" w:hint="default"/>
+        <w:sz w:val="20"/>
+      </w:rPr>
+    </w:lvl>
+    <w:lvl w:ilvl="1">
+      <w:start w:val="1"/>
+      <w:numFmt w:val="bullet"/>
+      <w:lvlText w:val="o"/>
+      <w:lvlJc w:val="left"/>
+      <w:pPr>
+        <w:tabs>
+          <w:tab w:val="num" w:pos="1440"/>
+        </w:tabs>
+        <w:ind w:left="1440" w:hanging="360"/>
+      </w:pPr>
+      <w:rPr>
+        <w:rFonts w:ascii="Courier New" w:hAnsi="Courier New" w:hint="default"/>
+        <w:sz w:val="20"/>
+      </w:rPr>
+    </w:lvl>
+    <w:lvl w:ilvl="2">
+      <w:start w:val="1"/>
+      <w:numFmt w:val="bullet"/>
+      <w:lvlText w:val=""/>
+      <w:lvlJc w:val="left"/>
+      <w:pPr>
+        <w:tabs>
+          <w:tab w:val="num" w:pos="2160"/>
+        </w:tabs>
+        <w:ind w:left="2160" w:hanging="360"/>
+      </w:pPr>
+      <w:rPr>
+        <w:rFonts w:ascii="Wingdings" w:hAnsi="Wingdings" w:hint="default"/>
+        <w:sz w:val="20"/>
+      </w:rPr>
+    </w:lvl>
+    <w:lvl w:ilvl="3" w:tentative="1">
+      <w:start w:val="1"/>
+      <w:numFmt w:val="bullet"/>
+      <w:lvlText w:val=""/>
+      <w:lvlJc w:val="left"/>
+      <w:pPr>
+        <w:tabs>
+          <w:tab w:val="num" w:pos="2880"/>
+        </w:tabs>
+        <w:ind w:left="2880" w:hanging="360"/>
+      </w:pPr>
+      <w:rPr>
+        <w:rFonts w:ascii="Wingdings" w:hAnsi="Wingdings" w:hint="default"/>
+        <w:sz w:val="20"/>
+      </w:rPr>
+    </w:lvl>
+    <w:lvl w:ilvl="4" w:tentative="1">
+      <w:start w:val="1"/>
+      <w:numFmt w:val="bullet"/>
+      <w:lvlText w:val=""/>
+      <w:lvlJc w:val="left"/>
+      <w:pPr>
+        <w:tabs>
+          <w:tab w:val="num" w:pos="3600"/>
+        </w:tabs>
+        <w:ind w:left="3600" w:hanging="360"/>
+      </w:pPr>
+      <w:rPr>
+        <w:rFonts w:ascii="Wingdings" w:hAnsi="Wingdings" w:hint="default"/>
+        <w:sz w:val="20"/>
+      </w:rPr>
+    </w:lvl>
+    <w:lvl w:ilvl="5" w:tentative="1">
+      <w:start w:val="1"/>
+      <w:numFmt w:val="bullet"/>
+      <w:lvlText w:val=""/>
+      <w:lvlJc w:val="left"/>
+      <w:pPr>
+        <w:tabs>
+          <w:tab w:val="num" w:pos="4320"/>
+        </w:tabs>
+        <w:ind w:left="4320" w:hanging="360"/>
+      </w:pPr>
+      <w:rPr>
+        <w:rFonts w:ascii="Wingdings" w:hAnsi="Wingdings" w:hint="default"/>
+        <w:sz w:val="20"/>
+      </w:rPr>
+    </w:lvl>
+    <w:lvl w:ilvl="6" w:tentative="1">
+      <w:start w:val="1"/>
+      <w:numFmt w:val="bullet"/>
+      <w:lvlText w:val=""/>
+      <w:lvlJc w:val="left"/>
+      <w:pPr>
+        <w:tabs>
+          <w:tab w:val="num" w:pos="5040"/>
+        </w:tabs>
+        <w:ind w:left="5040" w:hanging="360"/>
+      </w:pPr>
+      <w:rPr>
+        <w:rFonts w:ascii="Wingdings" w:hAnsi="Wingdings" w:hint="default"/>
+        <w:sz w:val="20"/>
+      </w:rPr>
+    </w:lvl>
+    <w:lvl w:ilvl="7" w:tentative="1">
+      <w:start w:val="1"/>
+      <w:numFmt w:val="bullet"/>
+      <w:lvlText w:val=""/>
+      <w:lvlJc w:val="left"/>
+      <w:pPr>
+        <w:tabs>
+          <w:tab w:val="num" w:pos="5760"/>
+        </w:tabs>
+        <w:ind w:left="5760" w:hanging="360"/>
+      </w:pPr>
+      <w:rPr>
+        <w:rFonts w:ascii="Wingdings" w:hAnsi="Wingdings" w:hint="default"/>
+        <w:sz w:val="20"/>
+      </w:rPr>
+    </w:lvl>
+    <w:lvl w:ilvl="8" w:tentative="1">
+      <w:start w:val="1"/>
+      <w:numFmt w:val="bullet"/>
+      <w:lvlText w:val=""/>
+      <w:lvlJc w:val="left"/>
+      <w:pPr>
+        <w:tabs>
+          <w:tab w:val="num" w:pos="6480"/>
+        </w:tabs>
+        <w:ind w:left="6480" w:hanging="360"/>
+      </w:pPr>
+      <w:rPr>
+        <w:rFonts w:ascii="Wingdings" w:hAnsi="Wingdings" w:hint="default"/>
+        <w:sz w:val="20"/>
+      </w:rPr>
+    </w:lvl>
+  </w:abstractNum>
+  <w:abstractNum w:abstractNumId="1" w15:restartNumberingAfterBreak="0">
     <w:nsid w:val="13572EAC"/>
     <w:multiLevelType w:val="multilevel"/>
     <w:tmpl w:val="6F50ED64"/>
@@ -2903,7 +7799,120 @@
       </w:rPr>
     </w:lvl>
   </w:abstractNum>
-  <w:abstractNum w:abstractNumId="1" w15:restartNumberingAfterBreak="0">
+  <w:abstractNum w:abstractNumId="2" w15:restartNumberingAfterBreak="0">
+    <w:nsid w:val="14CF7BDF"/>
+    <w:multiLevelType w:val="hybridMultilevel"/>
+    <w:tmpl w:val="BE846D34"/>
+    <w:lvl w:ilvl="0" w:tplc="04090001">
+      <w:start w:val="1"/>
+      <w:numFmt w:val="bullet"/>
+      <w:lvlText w:val=""/>
+      <w:lvlJc w:val="left"/>
+      <w:pPr>
+        <w:ind w:left="720" w:hanging="360"/>
+      </w:pPr>
+      <w:rPr>
+        <w:rFonts w:ascii="Symbol" w:hAnsi="Symbol" w:hint="default"/>
+      </w:rPr>
+    </w:lvl>
+    <w:lvl w:ilvl="1" w:tplc="04090003">
+      <w:start w:val="1"/>
+      <w:numFmt w:val="bullet"/>
+      <w:lvlText w:val="o"/>
+      <w:lvlJc w:val="left"/>
+      <w:pPr>
+        <w:ind w:left="1440" w:hanging="360"/>
+      </w:pPr>
+      <w:rPr>
+        <w:rFonts w:ascii="Courier New" w:hAnsi="Courier New" w:cs="Courier New" w:hint="default"/>
+      </w:rPr>
+    </w:lvl>
+    <w:lvl w:ilvl="2" w:tplc="04090005" w:tentative="1">
+      <w:start w:val="1"/>
+      <w:numFmt w:val="bullet"/>
+      <w:lvlText w:val=""/>
+      <w:lvlJc w:val="left"/>
+      <w:pPr>
+        <w:ind w:left="2160" w:hanging="360"/>
+      </w:pPr>
+      <w:rPr>
+        <w:rFonts w:ascii="Wingdings" w:hAnsi="Wingdings" w:hint="default"/>
+      </w:rPr>
+    </w:lvl>
+    <w:lvl w:ilvl="3" w:tplc="04090001" w:tentative="1">
+      <w:start w:val="1"/>
+      <w:numFmt w:val="bullet"/>
+      <w:lvlText w:val=""/>
+      <w:lvlJc w:val="left"/>
+      <w:pPr>
+        <w:ind w:left="2880" w:hanging="360"/>
+      </w:pPr>
+      <w:rPr>
+        <w:rFonts w:ascii="Symbol" w:hAnsi="Symbol" w:hint="default"/>
+      </w:rPr>
+    </w:lvl>
+    <w:lvl w:ilvl="4" w:tplc="04090003" w:tentative="1">
+      <w:start w:val="1"/>
+      <w:numFmt w:val="bullet"/>
+      <w:lvlText w:val="o"/>
+      <w:lvlJc w:val="left"/>
+      <w:pPr>
+        <w:ind w:left="3600" w:hanging="360"/>
+      </w:pPr>
+      <w:rPr>
+        <w:rFonts w:ascii="Courier New" w:hAnsi="Courier New" w:cs="Courier New" w:hint="default"/>
+      </w:rPr>
+    </w:lvl>
+    <w:lvl w:ilvl="5" w:tplc="04090005" w:tentative="1">
+      <w:start w:val="1"/>
+      <w:numFmt w:val="bullet"/>
+      <w:lvlText w:val=""/>
+      <w:lvlJc w:val="left"/>
+      <w:pPr>
+        <w:ind w:left="4320" w:hanging="360"/>
+      </w:pPr>
+      <w:rPr>
+        <w:rFonts w:ascii="Wingdings" w:hAnsi="Wingdings" w:hint="default"/>
+      </w:rPr>
+    </w:lvl>
+    <w:lvl w:ilvl="6" w:tplc="04090001" w:tentative="1">
+      <w:start w:val="1"/>
+      <w:numFmt w:val="bullet"/>
+      <w:lvlText w:val=""/>
+      <w:lvlJc w:val="left"/>
+      <w:pPr>
+        <w:ind w:left="5040" w:hanging="360"/>
+      </w:pPr>
+      <w:rPr>
+        <w:rFonts w:ascii="Symbol" w:hAnsi="Symbol" w:hint="default"/>
+      </w:rPr>
+    </w:lvl>
+    <w:lvl w:ilvl="7" w:tplc="04090003" w:tentative="1">
+      <w:start w:val="1"/>
+      <w:numFmt w:val="bullet"/>
+      <w:lvlText w:val="o"/>
+      <w:lvlJc w:val="left"/>
+      <w:pPr>
+        <w:ind w:left="5760" w:hanging="360"/>
+      </w:pPr>
+      <w:rPr>
+        <w:rFonts w:ascii="Courier New" w:hAnsi="Courier New" w:cs="Courier New" w:hint="default"/>
+      </w:rPr>
+    </w:lvl>
+    <w:lvl w:ilvl="8" w:tplc="04090005" w:tentative="1">
+      <w:start w:val="1"/>
+      <w:numFmt w:val="bullet"/>
+      <w:lvlText w:val=""/>
+      <w:lvlJc w:val="left"/>
+      <w:pPr>
+        <w:ind w:left="6480" w:hanging="360"/>
+      </w:pPr>
+      <w:rPr>
+        <w:rFonts w:ascii="Wingdings" w:hAnsi="Wingdings" w:hint="default"/>
+      </w:rPr>
+    </w:lvl>
+  </w:abstractNum>
+  <w:abstractNum w:abstractNumId="3" w15:restartNumberingAfterBreak="0">
     <w:nsid w:val="16934B2C"/>
     <w:multiLevelType w:val="hybridMultilevel"/>
     <w:tmpl w:val="251CEF84"/>
@@ -3016,7 +8025,233 @@
       </w:rPr>
     </w:lvl>
   </w:abstractNum>
-  <w:abstractNum w:abstractNumId="2" w15:restartNumberingAfterBreak="0">
+  <w:abstractNum w:abstractNumId="4" w15:restartNumberingAfterBreak="0">
+    <w:nsid w:val="188B5443"/>
+    <w:multiLevelType w:val="hybridMultilevel"/>
+    <w:tmpl w:val="C02602C0"/>
+    <w:lvl w:ilvl="0" w:tplc="04090001">
+      <w:start w:val="1"/>
+      <w:numFmt w:val="bullet"/>
+      <w:lvlText w:val=""/>
+      <w:lvlJc w:val="left"/>
+      <w:pPr>
+        <w:ind w:left="720" w:hanging="360"/>
+      </w:pPr>
+      <w:rPr>
+        <w:rFonts w:ascii="Symbol" w:hAnsi="Symbol" w:hint="default"/>
+      </w:rPr>
+    </w:lvl>
+    <w:lvl w:ilvl="1" w:tplc="04090003" w:tentative="1">
+      <w:start w:val="1"/>
+      <w:numFmt w:val="bullet"/>
+      <w:lvlText w:val="o"/>
+      <w:lvlJc w:val="left"/>
+      <w:pPr>
+        <w:ind w:left="1440" w:hanging="360"/>
+      </w:pPr>
+      <w:rPr>
+        <w:rFonts w:ascii="Courier New" w:hAnsi="Courier New" w:cs="Courier New" w:hint="default"/>
+      </w:rPr>
+    </w:lvl>
+    <w:lvl w:ilvl="2" w:tplc="04090005" w:tentative="1">
+      <w:start w:val="1"/>
+      <w:numFmt w:val="bullet"/>
+      <w:lvlText w:val=""/>
+      <w:lvlJc w:val="left"/>
+      <w:pPr>
+        <w:ind w:left="2160" w:hanging="360"/>
+      </w:pPr>
+      <w:rPr>
+        <w:rFonts w:ascii="Wingdings" w:hAnsi="Wingdings" w:hint="default"/>
+      </w:rPr>
+    </w:lvl>
+    <w:lvl w:ilvl="3" w:tplc="04090001" w:tentative="1">
+      <w:start w:val="1"/>
+      <w:numFmt w:val="bullet"/>
+      <w:lvlText w:val=""/>
+      <w:lvlJc w:val="left"/>
+      <w:pPr>
+        <w:ind w:left="2880" w:hanging="360"/>
+      </w:pPr>
+      <w:rPr>
+        <w:rFonts w:ascii="Symbol" w:hAnsi="Symbol" w:hint="default"/>
+      </w:rPr>
+    </w:lvl>
+    <w:lvl w:ilvl="4" w:tplc="04090003" w:tentative="1">
+      <w:start w:val="1"/>
+      <w:numFmt w:val="bullet"/>
+      <w:lvlText w:val="o"/>
+      <w:lvlJc w:val="left"/>
+      <w:pPr>
+        <w:ind w:left="3600" w:hanging="360"/>
+      </w:pPr>
+      <w:rPr>
+        <w:rFonts w:ascii="Courier New" w:hAnsi="Courier New" w:cs="Courier New" w:hint="default"/>
+      </w:rPr>
+    </w:lvl>
+    <w:lvl w:ilvl="5" w:tplc="04090005" w:tentative="1">
+      <w:start w:val="1"/>
+      <w:numFmt w:val="bullet"/>
+      <w:lvlText w:val=""/>
+      <w:lvlJc w:val="left"/>
+      <w:pPr>
+        <w:ind w:left="4320" w:hanging="360"/>
+      </w:pPr>
+      <w:rPr>
+        <w:rFonts w:ascii="Wingdings" w:hAnsi="Wingdings" w:hint="default"/>
+      </w:rPr>
+    </w:lvl>
+    <w:lvl w:ilvl="6" w:tplc="04090001" w:tentative="1">
+      <w:start w:val="1"/>
+      <w:numFmt w:val="bullet"/>
+      <w:lvlText w:val=""/>
+      <w:lvlJc w:val="left"/>
+      <w:pPr>
+        <w:ind w:left="5040" w:hanging="360"/>
+      </w:pPr>
+      <w:rPr>
+        <w:rFonts w:ascii="Symbol" w:hAnsi="Symbol" w:hint="default"/>
+      </w:rPr>
+    </w:lvl>
+    <w:lvl w:ilvl="7" w:tplc="04090003" w:tentative="1">
+      <w:start w:val="1"/>
+      <w:numFmt w:val="bullet"/>
+      <w:lvlText w:val="o"/>
+      <w:lvlJc w:val="left"/>
+      <w:pPr>
+        <w:ind w:left="5760" w:hanging="360"/>
+      </w:pPr>
+      <w:rPr>
+        <w:rFonts w:ascii="Courier New" w:hAnsi="Courier New" w:cs="Courier New" w:hint="default"/>
+      </w:rPr>
+    </w:lvl>
+    <w:lvl w:ilvl="8" w:tplc="04090005" w:tentative="1">
+      <w:start w:val="1"/>
+      <w:numFmt w:val="bullet"/>
+      <w:lvlText w:val=""/>
+      <w:lvlJc w:val="left"/>
+      <w:pPr>
+        <w:ind w:left="6480" w:hanging="360"/>
+      </w:pPr>
+      <w:rPr>
+        <w:rFonts w:ascii="Wingdings" w:hAnsi="Wingdings" w:hint="default"/>
+      </w:rPr>
+    </w:lvl>
+  </w:abstractNum>
+  <w:abstractNum w:abstractNumId="5" w15:restartNumberingAfterBreak="0">
+    <w:nsid w:val="1FDB4D7D"/>
+    <w:multiLevelType w:val="hybridMultilevel"/>
+    <w:tmpl w:val="D98A155E"/>
+    <w:lvl w:ilvl="0" w:tplc="04090001">
+      <w:start w:val="1"/>
+      <w:numFmt w:val="bullet"/>
+      <w:lvlText w:val=""/>
+      <w:lvlJc w:val="left"/>
+      <w:pPr>
+        <w:ind w:left="720" w:hanging="360"/>
+      </w:pPr>
+      <w:rPr>
+        <w:rFonts w:ascii="Symbol" w:hAnsi="Symbol" w:hint="default"/>
+      </w:rPr>
+    </w:lvl>
+    <w:lvl w:ilvl="1" w:tplc="04090003">
+      <w:start w:val="1"/>
+      <w:numFmt w:val="bullet"/>
+      <w:lvlText w:val="o"/>
+      <w:lvlJc w:val="left"/>
+      <w:pPr>
+        <w:ind w:left="1440" w:hanging="360"/>
+      </w:pPr>
+      <w:rPr>
+        <w:rFonts w:ascii="Courier New" w:hAnsi="Courier New" w:cs="Courier New" w:hint="default"/>
+      </w:rPr>
+    </w:lvl>
+    <w:lvl w:ilvl="2" w:tplc="04090005" w:tentative="1">
+      <w:start w:val="1"/>
+      <w:numFmt w:val="bullet"/>
+      <w:lvlText w:val=""/>
+      <w:lvlJc w:val="left"/>
+      <w:pPr>
+        <w:ind w:left="2160" w:hanging="360"/>
+      </w:pPr>
+      <w:rPr>
+        <w:rFonts w:ascii="Wingdings" w:hAnsi="Wingdings" w:hint="default"/>
+      </w:rPr>
+    </w:lvl>
+    <w:lvl w:ilvl="3" w:tplc="04090001" w:tentative="1">
+      <w:start w:val="1"/>
+      <w:numFmt w:val="bullet"/>
+      <w:lvlText w:val=""/>
+      <w:lvlJc w:val="left"/>
+      <w:pPr>
+        <w:ind w:left="2880" w:hanging="360"/>
+      </w:pPr>
+      <w:rPr>
+        <w:rFonts w:ascii="Symbol" w:hAnsi="Symbol" w:hint="default"/>
+      </w:rPr>
+    </w:lvl>
+    <w:lvl w:ilvl="4" w:tplc="04090003" w:tentative="1">
+      <w:start w:val="1"/>
+      <w:numFmt w:val="bullet"/>
+      <w:lvlText w:val="o"/>
+      <w:lvlJc w:val="left"/>
+      <w:pPr>
+        <w:ind w:left="3600" w:hanging="360"/>
+      </w:pPr>
+      <w:rPr>
+        <w:rFonts w:ascii="Courier New" w:hAnsi="Courier New" w:cs="Courier New" w:hint="default"/>
+      </w:rPr>
+    </w:lvl>
+    <w:lvl w:ilvl="5" w:tplc="04090005" w:tentative="1">
+      <w:start w:val="1"/>
+      <w:numFmt w:val="bullet"/>
+      <w:lvlText w:val=""/>
+      <w:lvlJc w:val="left"/>
+      <w:pPr>
+        <w:ind w:left="4320" w:hanging="360"/>
+      </w:pPr>
+      <w:rPr>
+        <w:rFonts w:ascii="Wingdings" w:hAnsi="Wingdings" w:hint="default"/>
+      </w:rPr>
+    </w:lvl>
+    <w:lvl w:ilvl="6" w:tplc="04090001" w:tentative="1">
+      <w:start w:val="1"/>
+      <w:numFmt w:val="bullet"/>
+      <w:lvlText w:val=""/>
+      <w:lvlJc w:val="left"/>
+      <w:pPr>
+        <w:ind w:left="5040" w:hanging="360"/>
+      </w:pPr>
+      <w:rPr>
+        <w:rFonts w:ascii="Symbol" w:hAnsi="Symbol" w:hint="default"/>
+      </w:rPr>
+    </w:lvl>
+    <w:lvl w:ilvl="7" w:tplc="04090003" w:tentative="1">
+      <w:start w:val="1"/>
+      <w:numFmt w:val="bullet"/>
+      <w:lvlText w:val="o"/>
+      <w:lvlJc w:val="left"/>
+      <w:pPr>
+        <w:ind w:left="5760" w:hanging="360"/>
+      </w:pPr>
+      <w:rPr>
+        <w:rFonts w:ascii="Courier New" w:hAnsi="Courier New" w:cs="Courier New" w:hint="default"/>
+      </w:rPr>
+    </w:lvl>
+    <w:lvl w:ilvl="8" w:tplc="04090005" w:tentative="1">
+      <w:start w:val="1"/>
+      <w:numFmt w:val="bullet"/>
+      <w:lvlText w:val=""/>
+      <w:lvlJc w:val="left"/>
+      <w:pPr>
+        <w:ind w:left="6480" w:hanging="360"/>
+      </w:pPr>
+      <w:rPr>
+        <w:rFonts w:ascii="Wingdings" w:hAnsi="Wingdings" w:hint="default"/>
+      </w:rPr>
+    </w:lvl>
+  </w:abstractNum>
+  <w:abstractNum w:abstractNumId="6" w15:restartNumberingAfterBreak="0">
     <w:nsid w:val="37C677E5"/>
     <w:multiLevelType w:val="hybridMultilevel"/>
     <w:tmpl w:val="9BCA1254"/>
@@ -3129,7 +8364,120 @@
       </w:rPr>
     </w:lvl>
   </w:abstractNum>
-  <w:abstractNum w:abstractNumId="3" w15:restartNumberingAfterBreak="0">
+  <w:abstractNum w:abstractNumId="7" w15:restartNumberingAfterBreak="0">
+    <w:nsid w:val="3E8951FB"/>
+    <w:multiLevelType w:val="hybridMultilevel"/>
+    <w:tmpl w:val="C5F26CA2"/>
+    <w:lvl w:ilvl="0" w:tplc="04090001">
+      <w:start w:val="1"/>
+      <w:numFmt w:val="bullet"/>
+      <w:lvlText w:val=""/>
+      <w:lvlJc w:val="left"/>
+      <w:pPr>
+        <w:ind w:left="720" w:hanging="360"/>
+      </w:pPr>
+      <w:rPr>
+        <w:rFonts w:ascii="Symbol" w:hAnsi="Symbol" w:hint="default"/>
+      </w:rPr>
+    </w:lvl>
+    <w:lvl w:ilvl="1" w:tplc="04090003">
+      <w:start w:val="1"/>
+      <w:numFmt w:val="bullet"/>
+      <w:lvlText w:val="o"/>
+      <w:lvlJc w:val="left"/>
+      <w:pPr>
+        <w:ind w:left="1440" w:hanging="360"/>
+      </w:pPr>
+      <w:rPr>
+        <w:rFonts w:ascii="Courier New" w:hAnsi="Courier New" w:cs="Courier New" w:hint="default"/>
+      </w:rPr>
+    </w:lvl>
+    <w:lvl w:ilvl="2" w:tplc="04090005" w:tentative="1">
+      <w:start w:val="1"/>
+      <w:numFmt w:val="bullet"/>
+      <w:lvlText w:val=""/>
+      <w:lvlJc w:val="left"/>
+      <w:pPr>
+        <w:ind w:left="2160" w:hanging="360"/>
+      </w:pPr>
+      <w:rPr>
+        <w:rFonts w:ascii="Wingdings" w:hAnsi="Wingdings" w:hint="default"/>
+      </w:rPr>
+    </w:lvl>
+    <w:lvl w:ilvl="3" w:tplc="04090001" w:tentative="1">
+      <w:start w:val="1"/>
+      <w:numFmt w:val="bullet"/>
+      <w:lvlText w:val=""/>
+      <w:lvlJc w:val="left"/>
+      <w:pPr>
+        <w:ind w:left="2880" w:hanging="360"/>
+      </w:pPr>
+      <w:rPr>
+        <w:rFonts w:ascii="Symbol" w:hAnsi="Symbol" w:hint="default"/>
+      </w:rPr>
+    </w:lvl>
+    <w:lvl w:ilvl="4" w:tplc="04090003" w:tentative="1">
+      <w:start w:val="1"/>
+      <w:numFmt w:val="bullet"/>
+      <w:lvlText w:val="o"/>
+      <w:lvlJc w:val="left"/>
+      <w:pPr>
+        <w:ind w:left="3600" w:hanging="360"/>
+      </w:pPr>
+      <w:rPr>
+        <w:rFonts w:ascii="Courier New" w:hAnsi="Courier New" w:cs="Courier New" w:hint="default"/>
+      </w:rPr>
+    </w:lvl>
+    <w:lvl w:ilvl="5" w:tplc="04090005" w:tentative="1">
+      <w:start w:val="1"/>
+      <w:numFmt w:val="bullet"/>
+      <w:lvlText w:val=""/>
+      <w:lvlJc w:val="left"/>
+      <w:pPr>
+        <w:ind w:left="4320" w:hanging="360"/>
+      </w:pPr>
+      <w:rPr>
+        <w:rFonts w:ascii="Wingdings" w:hAnsi="Wingdings" w:hint="default"/>
+      </w:rPr>
+    </w:lvl>
+    <w:lvl w:ilvl="6" w:tplc="04090001" w:tentative="1">
+      <w:start w:val="1"/>
+      <w:numFmt w:val="bullet"/>
+      <w:lvlText w:val=""/>
+      <w:lvlJc w:val="left"/>
+      <w:pPr>
+        <w:ind w:left="5040" w:hanging="360"/>
+      </w:pPr>
+      <w:rPr>
+        <w:rFonts w:ascii="Symbol" w:hAnsi="Symbol" w:hint="default"/>
+      </w:rPr>
+    </w:lvl>
+    <w:lvl w:ilvl="7" w:tplc="04090003" w:tentative="1">
+      <w:start w:val="1"/>
+      <w:numFmt w:val="bullet"/>
+      <w:lvlText w:val="o"/>
+      <w:lvlJc w:val="left"/>
+      <w:pPr>
+        <w:ind w:left="5760" w:hanging="360"/>
+      </w:pPr>
+      <w:rPr>
+        <w:rFonts w:ascii="Courier New" w:hAnsi="Courier New" w:cs="Courier New" w:hint="default"/>
+      </w:rPr>
+    </w:lvl>
+    <w:lvl w:ilvl="8" w:tplc="04090005" w:tentative="1">
+      <w:start w:val="1"/>
+      <w:numFmt w:val="bullet"/>
+      <w:lvlText w:val=""/>
+      <w:lvlJc w:val="left"/>
+      <w:pPr>
+        <w:ind w:left="6480" w:hanging="360"/>
+      </w:pPr>
+      <w:rPr>
+        <w:rFonts w:ascii="Wingdings" w:hAnsi="Wingdings" w:hint="default"/>
+      </w:rPr>
+    </w:lvl>
+  </w:abstractNum>
+  <w:abstractNum w:abstractNumId="8" w15:restartNumberingAfterBreak="0">
     <w:nsid w:val="42C7151E"/>
     <w:multiLevelType w:val="multilevel"/>
     <w:tmpl w:val="A75613F2"/>
@@ -3242,7 +8590,156 @@
       </w:rPr>
     </w:lvl>
   </w:abstractNum>
-  <w:abstractNum w:abstractNumId="4" w15:restartNumberingAfterBreak="0">
+  <w:abstractNum w:abstractNumId="9" w15:restartNumberingAfterBreak="0">
+    <w:nsid w:val="490A3D2D"/>
+    <w:multiLevelType w:val="multilevel"/>
+    <w:tmpl w:val="3F12EB44"/>
+    <w:lvl w:ilvl="0">
+      <w:start w:val="1"/>
+      <w:numFmt w:val="bullet"/>
+      <w:lvlText w:val=""/>
+      <w:lvlJc w:val="left"/>
+      <w:pPr>
+        <w:tabs>
+          <w:tab w:val="num" w:pos="720"/>
+        </w:tabs>
+        <w:ind w:left="720" w:hanging="360"/>
+      </w:pPr>
+      <w:rPr>
+        <w:rFonts w:ascii="Symbol" w:hAnsi="Symbol" w:hint="default"/>
+        <w:sz w:val="20"/>
+      </w:rPr>
+    </w:lvl>
+    <w:lvl w:ilvl="1" w:tentative="1">
+      <w:start w:val="1"/>
+      <w:numFmt w:val="bullet"/>
+      <w:lvlText w:val="o"/>
+      <w:lvlJc w:val="left"/>
+      <w:pPr>
+        <w:tabs>
+          <w:tab w:val="num" w:pos="1440"/>
+        </w:tabs>
+        <w:ind w:left="1440" w:hanging="360"/>
+      </w:pPr>
+      <w:rPr>
+        <w:rFonts w:ascii="Courier New" w:hAnsi="Courier New" w:hint="default"/>
+        <w:sz w:val="20"/>
+      </w:rPr>
+    </w:lvl>
+    <w:lvl w:ilvl="2" w:tentative="1">
+      <w:start w:val="1"/>
+      <w:numFmt w:val="bullet"/>
+      <w:lvlText w:val=""/>
+      <w:lvlJc w:val="left"/>
+      <w:pPr>
+        <w:tabs>
+          <w:tab w:val="num" w:pos="2160"/>
+        </w:tabs>
+        <w:ind w:left="2160" w:hanging="360"/>
+      </w:pPr>
+      <w:rPr>
+        <w:rFonts w:ascii="Wingdings" w:hAnsi="Wingdings" w:hint="default"/>
+        <w:sz w:val="20"/>
+      </w:rPr>
+    </w:lvl>
+    <w:lvl w:ilvl="3" w:tentative="1">
+      <w:start w:val="1"/>
+      <w:numFmt w:val="bullet"/>
+      <w:lvlText w:val=""/>
+      <w:lvlJc w:val="left"/>
+      <w:pPr>
+        <w:tabs>
+          <w:tab w:val="num" w:pos="2880"/>
+        </w:tabs>
+        <w:ind w:left="2880" w:hanging="360"/>
+      </w:pPr>
+      <w:rPr>
+        <w:rFonts w:ascii="Wingdings" w:hAnsi="Wingdings" w:hint="default"/>
+        <w:sz w:val="20"/>
+      </w:rPr>
+    </w:lvl>
+    <w:lvl w:ilvl="4" w:tentative="1">
+      <w:start w:val="1"/>
+      <w:numFmt w:val="bullet"/>
+      <w:lvlText w:val=""/>
+      <w:lvlJc w:val="left"/>
+      <w:pPr>
+        <w:tabs>
+          <w:tab w:val="num" w:pos="3600"/>
+        </w:tabs>
+        <w:ind w:left="3600" w:hanging="360"/>
+      </w:pPr>
+      <w:rPr>
+        <w:rFonts w:ascii="Wingdings" w:hAnsi="Wingdings" w:hint="default"/>
+        <w:sz w:val="20"/>
+      </w:rPr>
+    </w:lvl>
+    <w:lvl w:ilvl="5" w:tentative="1">
+      <w:start w:val="1"/>
+      <w:numFmt w:val="bullet"/>
+      <w:lvlText w:val=""/>
+      <w:lvlJc w:val="left"/>
+      <w:pPr>
+        <w:tabs>
+          <w:tab w:val="num" w:pos="4320"/>
+        </w:tabs>
+        <w:ind w:left="4320" w:hanging="360"/>
+      </w:pPr>
+      <w:rPr>
+        <w:rFonts w:ascii="Wingdings" w:hAnsi="Wingdings" w:hint="default"/>
+        <w:sz w:val="20"/>
+      </w:rPr>
+    </w:lvl>
+    <w:lvl w:ilvl="6" w:tentative="1">
+      <w:start w:val="1"/>
+      <w:numFmt w:val="bullet"/>
+      <w:lvlText w:val=""/>
+      <w:lvlJc w:val="left"/>
+      <w:pPr>
+        <w:tabs>
+          <w:tab w:val="num" w:pos="5040"/>
+        </w:tabs>
+        <w:ind w:left="5040" w:hanging="360"/>
+      </w:pPr>
+      <w:rPr>
+        <w:rFonts w:ascii="Wingdings" w:hAnsi="Wingdings" w:hint="default"/>
+        <w:sz w:val="20"/>
+      </w:rPr>
+    </w:lvl>
+    <w:lvl w:ilvl="7" w:tentative="1">
+      <w:start w:val="1"/>
+      <w:numFmt w:val="bullet"/>
+      <w:lvlText w:val=""/>
+      <w:lvlJc w:val="left"/>
+      <w:pPr>
+        <w:tabs>
+          <w:tab w:val="num" w:pos="5760"/>
+        </w:tabs>
+        <w:ind w:left="5760" w:hanging="360"/>
+      </w:pPr>
+      <w:rPr>
+        <w:rFonts w:ascii="Wingdings" w:hAnsi="Wingdings" w:hint="default"/>
+        <w:sz w:val="20"/>
+      </w:rPr>
+    </w:lvl>
+    <w:lvl w:ilvl="8" w:tentative="1">
+      <w:start w:val="1"/>
+      <w:numFmt w:val="bullet"/>
+      <w:lvlText w:val=""/>
+      <w:lvlJc w:val="left"/>
+      <w:pPr>
+        <w:tabs>
+          <w:tab w:val="num" w:pos="6480"/>
+        </w:tabs>
+        <w:ind w:left="6480" w:hanging="360"/>
+      </w:pPr>
+      <w:rPr>
+        <w:rFonts w:ascii="Wingdings" w:hAnsi="Wingdings" w:hint="default"/>
+        <w:sz w:val="20"/>
+      </w:rPr>
+    </w:lvl>
+  </w:abstractNum>
+  <w:abstractNum w:abstractNumId="10" w15:restartNumberingAfterBreak="0">
     <w:nsid w:val="4E3A4719"/>
     <w:multiLevelType w:val="multilevel"/>
     <w:tmpl w:val="9908500A"/>
@@ -3355,7 +8852,156 @@
       </w:rPr>
     </w:lvl>
   </w:abstractNum>
-  <w:abstractNum w:abstractNumId="5" w15:restartNumberingAfterBreak="0">
+  <w:abstractNum w:abstractNumId="11" w15:restartNumberingAfterBreak="0">
+    <w:nsid w:val="50261410"/>
+    <w:multiLevelType w:val="multilevel"/>
+    <w:tmpl w:val="A96C4986"/>
+    <w:lvl w:ilvl="0">
+      <w:start w:val="1"/>
+      <w:numFmt w:val="bullet"/>
+      <w:lvlText w:val=""/>
+      <w:lvlJc w:val="left"/>
+      <w:pPr>
+        <w:tabs>
+          <w:tab w:val="num" w:pos="720"/>
+        </w:tabs>
+        <w:ind w:left="720" w:hanging="360"/>
+      </w:pPr>
+      <w:rPr>
+        <w:rFonts w:ascii="Symbol" w:hAnsi="Symbol" w:hint="default"/>
+        <w:sz w:val="20"/>
+      </w:rPr>
+    </w:lvl>
+    <w:lvl w:ilvl="1">
+      <w:start w:val="1"/>
+      <w:numFmt w:val="bullet"/>
+      <w:lvlText w:val="o"/>
+      <w:lvlJc w:val="left"/>
+      <w:pPr>
+        <w:tabs>
+          <w:tab w:val="num" w:pos="1440"/>
+        </w:tabs>
+        <w:ind w:left="1440" w:hanging="360"/>
+      </w:pPr>
+      <w:rPr>
+        <w:rFonts w:ascii="Courier New" w:hAnsi="Courier New" w:hint="default"/>
+        <w:sz w:val="20"/>
+      </w:rPr>
+    </w:lvl>
+    <w:lvl w:ilvl="2">
+      <w:start w:val="1"/>
+      <w:numFmt w:val="bullet"/>
+      <w:lvlText w:val=""/>
+      <w:lvlJc w:val="left"/>
+      <w:pPr>
+        <w:tabs>
+          <w:tab w:val="num" w:pos="2160"/>
+        </w:tabs>
+        <w:ind w:left="2160" w:hanging="360"/>
+      </w:pPr>
+      <w:rPr>
+        <w:rFonts w:ascii="Wingdings" w:hAnsi="Wingdings" w:hint="default"/>
+        <w:sz w:val="20"/>
+      </w:rPr>
+    </w:lvl>
+    <w:lvl w:ilvl="3" w:tentative="1">
+      <w:start w:val="1"/>
+      <w:numFmt w:val="bullet"/>
+      <w:lvlText w:val=""/>
+      <w:lvlJc w:val="left"/>
+      <w:pPr>
+        <w:tabs>
+          <w:tab w:val="num" w:pos="2880"/>
+        </w:tabs>
+        <w:ind w:left="2880" w:hanging="360"/>
+      </w:pPr>
+      <w:rPr>
+        <w:rFonts w:ascii="Wingdings" w:hAnsi="Wingdings" w:hint="default"/>
+        <w:sz w:val="20"/>
+      </w:rPr>
+    </w:lvl>
+    <w:lvl w:ilvl="4" w:tentative="1">
+      <w:start w:val="1"/>
+      <w:numFmt w:val="bullet"/>
+      <w:lvlText w:val=""/>
+      <w:lvlJc w:val="left"/>
+      <w:pPr>
+        <w:tabs>
+          <w:tab w:val="num" w:pos="3600"/>
+        </w:tabs>
+        <w:ind w:left="3600" w:hanging="360"/>
+      </w:pPr>
+      <w:rPr>
+        <w:rFonts w:ascii="Wingdings" w:hAnsi="Wingdings" w:hint="default"/>
+        <w:sz w:val="20"/>
+      </w:rPr>
+    </w:lvl>
+    <w:lvl w:ilvl="5" w:tentative="1">
+      <w:start w:val="1"/>
+      <w:numFmt w:val="bullet"/>
+      <w:lvlText w:val=""/>
+      <w:lvlJc w:val="left"/>
+      <w:pPr>
+        <w:tabs>
+          <w:tab w:val="num" w:pos="4320"/>
+        </w:tabs>
+        <w:ind w:left="4320" w:hanging="360"/>
+      </w:pPr>
+      <w:rPr>
+        <w:rFonts w:ascii="Wingdings" w:hAnsi="Wingdings" w:hint="default"/>
+        <w:sz w:val="20"/>
+      </w:rPr>
+    </w:lvl>
+    <w:lvl w:ilvl="6" w:tentative="1">
+      <w:start w:val="1"/>
+      <w:numFmt w:val="bullet"/>
+      <w:lvlText w:val=""/>
+      <w:lvlJc w:val="left"/>
+      <w:pPr>
+        <w:tabs>
+          <w:tab w:val="num" w:pos="5040"/>
+        </w:tabs>
+        <w:ind w:left="5040" w:hanging="360"/>
+      </w:pPr>
+      <w:rPr>
+        <w:rFonts w:ascii="Wingdings" w:hAnsi="Wingdings" w:hint="default"/>
+        <w:sz w:val="20"/>
+      </w:rPr>
+    </w:lvl>
+    <w:lvl w:ilvl="7" w:tentative="1">
+      <w:start w:val="1"/>
+      <w:numFmt w:val="bullet"/>
+      <w:lvlText w:val=""/>
+      <w:lvlJc w:val="left"/>
+      <w:pPr>
+        <w:tabs>
+          <w:tab w:val="num" w:pos="5760"/>
+        </w:tabs>
+        <w:ind w:left="5760" w:hanging="360"/>
+      </w:pPr>
+      <w:rPr>
+        <w:rFonts w:ascii="Wingdings" w:hAnsi="Wingdings" w:hint="default"/>
+        <w:sz w:val="20"/>
+      </w:rPr>
+    </w:lvl>
+    <w:lvl w:ilvl="8" w:tentative="1">
+      <w:start w:val="1"/>
+      <w:numFmt w:val="bullet"/>
+      <w:lvlText w:val=""/>
+      <w:lvlJc w:val="left"/>
+      <w:pPr>
+        <w:tabs>
+          <w:tab w:val="num" w:pos="6480"/>
+        </w:tabs>
+        <w:ind w:left="6480" w:hanging="360"/>
+      </w:pPr>
+      <w:rPr>
+        <w:rFonts w:ascii="Wingdings" w:hAnsi="Wingdings" w:hint="default"/>
+        <w:sz w:val="20"/>
+      </w:rPr>
+    </w:lvl>
+  </w:abstractNum>
+  <w:abstractNum w:abstractNumId="12" w15:restartNumberingAfterBreak="0">
     <w:nsid w:val="58F15E32"/>
     <w:multiLevelType w:val="multilevel"/>
     <w:tmpl w:val="BEA2EA9A"/>
@@ -3468,7 +9114,7 @@
       </w:rPr>
     </w:lvl>
   </w:abstractNum>
-  <w:abstractNum w:abstractNumId="6" w15:restartNumberingAfterBreak="0">
+  <w:abstractNum w:abstractNumId="13" w15:restartNumberingAfterBreak="0">
     <w:nsid w:val="665526BD"/>
     <w:multiLevelType w:val="multilevel"/>
     <w:tmpl w:val="C4FC977E"/>
@@ -3581,7 +9227,120 @@
       </w:rPr>
     </w:lvl>
   </w:abstractNum>
-  <w:abstractNum w:abstractNumId="7" w15:restartNumberingAfterBreak="0">
+  <w:abstractNum w:abstractNumId="14" w15:restartNumberingAfterBreak="0">
+    <w:nsid w:val="6D8F4E25"/>
+    <w:multiLevelType w:val="hybridMultilevel"/>
+    <w:tmpl w:val="6C5EB578"/>
+    <w:lvl w:ilvl="0" w:tplc="04090001">
+      <w:start w:val="1"/>
+      <w:numFmt w:val="bullet"/>
+      <w:lvlText w:val=""/>
+      <w:lvlJc w:val="left"/>
+      <w:pPr>
+        <w:ind w:left="720" w:hanging="360"/>
+      </w:pPr>
+      <w:rPr>
+        <w:rFonts w:ascii="Symbol" w:hAnsi="Symbol" w:hint="default"/>
+      </w:rPr>
+    </w:lvl>
+    <w:lvl w:ilvl="1" w:tplc="04090003" w:tentative="1">
+      <w:start w:val="1"/>
+      <w:numFmt w:val="bullet"/>
+      <w:lvlText w:val="o"/>
+      <w:lvlJc w:val="left"/>
+      <w:pPr>
+        <w:ind w:left="1440" w:hanging="360"/>
+      </w:pPr>
+      <w:rPr>
+        <w:rFonts w:ascii="Courier New" w:hAnsi="Courier New" w:cs="Courier New" w:hint="default"/>
+      </w:rPr>
+    </w:lvl>
+    <w:lvl w:ilvl="2" w:tplc="04090005" w:tentative="1">
+      <w:start w:val="1"/>
+      <w:numFmt w:val="bullet"/>
+      <w:lvlText w:val=""/>
+      <w:lvlJc w:val="left"/>
+      <w:pPr>
+        <w:ind w:left="2160" w:hanging="360"/>
+      </w:pPr>
+      <w:rPr>
+        <w:rFonts w:ascii="Wingdings" w:hAnsi="Wingdings" w:hint="default"/>
+      </w:rPr>
+    </w:lvl>
+    <w:lvl w:ilvl="3" w:tplc="04090001" w:tentative="1">
+      <w:start w:val="1"/>
+      <w:numFmt w:val="bullet"/>
+      <w:lvlText w:val=""/>
+      <w:lvlJc w:val="left"/>
+      <w:pPr>
+        <w:ind w:left="2880" w:hanging="360"/>
+      </w:pPr>
+      <w:rPr>
+        <w:rFonts w:ascii="Symbol" w:hAnsi="Symbol" w:hint="default"/>
+      </w:rPr>
+    </w:lvl>
+    <w:lvl w:ilvl="4" w:tplc="04090003" w:tentative="1">
+      <w:start w:val="1"/>
+      <w:numFmt w:val="bullet"/>
+      <w:lvlText w:val="o"/>
+      <w:lvlJc w:val="left"/>
+      <w:pPr>
+        <w:ind w:left="3600" w:hanging="360"/>
+      </w:pPr>
+      <w:rPr>
+        <w:rFonts w:ascii="Courier New" w:hAnsi="Courier New" w:cs="Courier New" w:hint="default"/>
+      </w:rPr>
+    </w:lvl>
+    <w:lvl w:ilvl="5" w:tplc="04090005" w:tentative="1">
+      <w:start w:val="1"/>
+      <w:numFmt w:val="bullet"/>
+      <w:lvlText w:val=""/>
+      <w:lvlJc w:val="left"/>
+      <w:pPr>
+        <w:ind w:left="4320" w:hanging="360"/>
+      </w:pPr>
+      <w:rPr>
+        <w:rFonts w:ascii="Wingdings" w:hAnsi="Wingdings" w:hint="default"/>
+      </w:rPr>
+    </w:lvl>
+    <w:lvl w:ilvl="6" w:tplc="04090001" w:tentative="1">
+      <w:start w:val="1"/>
+      <w:numFmt w:val="bullet"/>
+      <w:lvlText w:val=""/>
+      <w:lvlJc w:val="left"/>
+      <w:pPr>
+        <w:ind w:left="5040" w:hanging="360"/>
+      </w:pPr>
+      <w:rPr>
+        <w:rFonts w:ascii="Symbol" w:hAnsi="Symbol" w:hint="default"/>
+      </w:rPr>
+    </w:lvl>
+    <w:lvl w:ilvl="7" w:tplc="04090003" w:tentative="1">
+      <w:start w:val="1"/>
+      <w:numFmt w:val="bullet"/>
+      <w:lvlText w:val="o"/>
+      <w:lvlJc w:val="left"/>
+      <w:pPr>
+        <w:ind w:left="5760" w:hanging="360"/>
+      </w:pPr>
+      <w:rPr>
+        <w:rFonts w:ascii="Courier New" w:hAnsi="Courier New" w:cs="Courier New" w:hint="default"/>
+      </w:rPr>
+    </w:lvl>
+    <w:lvl w:ilvl="8" w:tplc="04090005" w:tentative="1">
+      <w:start w:val="1"/>
+      <w:numFmt w:val="bullet"/>
+      <w:lvlText w:val=""/>
+      <w:lvlJc w:val="left"/>
+      <w:pPr>
+        <w:ind w:left="6480" w:hanging="360"/>
+      </w:pPr>
+      <w:rPr>
+        <w:rFonts w:ascii="Wingdings" w:hAnsi="Wingdings" w:hint="default"/>
+      </w:rPr>
+    </w:lvl>
+  </w:abstractNum>
+  <w:abstractNum w:abstractNumId="15" w15:restartNumberingAfterBreak="0">
     <w:nsid w:val="72810845"/>
     <w:multiLevelType w:val="multilevel"/>
     <w:tmpl w:val="C6E0F368"/>
@@ -3695,28 +9454,72 @@
     </w:lvl>
   </w:abstractNum>
   <w:num w:numId="1">
+    <w:abstractNumId w:val="12"/>
+  </w:num>
+  <w:num w:numId="2">
+    <w:abstractNumId w:val="13"/>
+  </w:num>
+  <w:num w:numId="3">
+    <w:abstractNumId w:val="1"/>
+  </w:num>
+  <w:num w:numId="4">
+    <w:abstractNumId w:val="10"/>
+  </w:num>
+  <w:num w:numId="5">
+    <w:abstractNumId w:val="15"/>
+  </w:num>
+  <w:num w:numId="6">
+    <w:abstractNumId w:val="8"/>
+  </w:num>
+  <w:num w:numId="7">
+    <w:abstractNumId w:val="3"/>
+  </w:num>
+  <w:num w:numId="8">
+    <w:abstractNumId w:val="6"/>
+  </w:num>
+  <w:num w:numId="9">
+    <w:abstractNumId w:val="9"/>
+  </w:num>
+  <w:num w:numId="10">
+    <w:abstractNumId w:val="0"/>
+  </w:num>
+  <w:num w:numId="11">
+    <w:abstractNumId w:val="0"/>
+    <w:lvlOverride w:ilvl="1">
+      <w:lvl w:ilvl="1">
+        <w:numFmt w:val="bullet"/>
+        <w:lvlText w:val=""/>
+        <w:lvlJc w:val="left"/>
+        <w:pPr>
+          <w:tabs>
+            <w:tab w:val="num" w:pos="1440"/>
+          </w:tabs>
+          <w:ind w:left="1440" w:hanging="360"/>
+        </w:pPr>
+        <w:rPr>
+          <w:rFonts w:ascii="Wingdings" w:hAnsi="Wingdings" w:hint="default"/>
+          <w:sz w:val="20"/>
+        </w:rPr>
+      </w:lvl>
+    </w:lvlOverride>
+  </w:num>
+  <w:num w:numId="12">
+    <w:abstractNumId w:val="11"/>
+  </w:num>
+  <w:num w:numId="13">
+    <w:abstractNumId w:val="2"/>
+  </w:num>
+  <w:num w:numId="14">
     <w:abstractNumId w:val="5"/>
   </w:num>
-  <w:num w:numId="2">
-    <w:abstractNumId w:val="6"/>
+  <w:num w:numId="15">
+    <w:abstractNumId w:val="7"/>
   </w:num>
-  <w:num w:numId="3">
-    <w:abstractNumId w:val="0"/>
-  </w:num>
-  <w:num w:numId="4">
+  <w:num w:numId="16">
     <w:abstractNumId w:val="4"/>
   </w:num>
-  <w:num w:numId="5">
-    <w:abstractNumId w:val="7"/>
-  </w:num>
-  <w:num w:numId="6">
-    <w:abstractNumId w:val="3"/>
-  </w:num>
-  <w:num w:numId="7">
-    <w:abstractNumId w:val="1"/>
-  </w:num>
-  <w:num w:numId="8">
-    <w:abstractNumId w:val="2"/>
+  <w:num w:numId="17">
+    <w:abstractNumId w:val="14"/>
   </w:num>
 </w:numbering>
 </file>
@@ -4347,6 +10150,23 @@
       <w:u w:val="single"/>
     </w:rPr>
   </w:style>
+  <w:style w:type="paragraph" w:styleId="NormalWeb">
+    <w:name w:val="Normal (Web)"/>
+    <w:basedOn w:val="Normal"/>
+    <w:uiPriority w:val="99"/>
+    <w:semiHidden/>
+    <w:unhideWhenUsed/>
+    <w:rsid w:val="00C73696"/>
+    <w:pPr>
+      <w:spacing w:before="100" w:beforeAutospacing="1" w:after="100" w:afterAutospacing="1" w:line="240" w:lineRule="auto"/>
+    </w:pPr>
+    <w:rPr>
+      <w:rFonts w:ascii="Times New Roman" w:eastAsia="Times New Roman" w:hAnsi="Times New Roman" w:cs="Times New Roman"/>
+      <w:sz w:val="24"/>
+      <w:szCs w:val="24"/>
+      <w:lang w:val="en-US"/>
+    </w:rPr>
+  </w:style>
 </w:styles>
 </file>
 

--- a/Project Step 3-Final.docx
+++ b/Project Step 3-Final.docx
@@ -3893,8 +3893,6 @@
           <w:szCs w:val="20"/>
         </w:rPr>
       </w:pPr>
-      <w:bookmarkStart w:id="3" w:name="_GoBack"/>
-      <w:bookmarkEnd w:id="3"/>
     </w:p>
     <w:p>
       <w:pPr>
@@ -5066,6 +5064,54 @@
     </w:p>
     <w:p>
       <w:pPr>
+        <w:pStyle w:val="ListParagraph"/>
+        <w:numPr>
+          <w:ilvl w:val="1"/>
+          <w:numId w:val="8"/>
+        </w:numPr>
+        <w:shd w:val="clear" w:color="auto" w:fill="FFFFFF"/>
+        <w:spacing w:before="180" w:after="180" w:line="360" w:lineRule="auto"/>
+        <w:rPr>
+          <w:bCs/>
+        </w:rPr>
+      </w:pPr>
+      <w:r>
+        <w:rPr>
+          <w:rFonts w:ascii="Helvetica" w:hAnsi="Helvetica" w:cs="Helvetica"/>
+          <w:color w:val="273540"/>
+          <w:shd w:val="clear" w:color="auto" w:fill="FFFFFF"/>
+        </w:rPr>
+        <w:t xml:space="preserve">Followed </w:t>
+      </w:r>
+      <w:r>
+        <w:rPr>
+          <w:rFonts w:ascii="Helvetica" w:hAnsi="Helvetica" w:cs="Helvetica"/>
+          <w:color w:val="273540"/>
+          <w:shd w:val="clear" w:color="auto" w:fill="FFFFFF"/>
+        </w:rPr>
+        <w:t xml:space="preserve">Cody </w:t>
+      </w:r>
+      <w:proofErr w:type="spellStart"/>
+      <w:r>
+        <w:rPr>
+          <w:rFonts w:ascii="Helvetica" w:hAnsi="Helvetica" w:cs="Helvetica"/>
+          <w:color w:val="273540"/>
+          <w:shd w:val="clear" w:color="auto" w:fill="FFFFFF"/>
+        </w:rPr>
+        <w:t>Strehlow</w:t>
+      </w:r>
+      <w:proofErr w:type="spellEnd"/>
+      <w:r>
+        <w:rPr>
+          <w:rFonts w:ascii="Helvetica" w:hAnsi="Helvetica" w:cs="Helvetica"/>
+          <w:color w:val="273540"/>
+          <w:shd w:val="clear" w:color="auto" w:fill="FFFFFF"/>
+        </w:rPr>
+        <w:t xml:space="preserve"> advice and added junction tables</w:t>
+      </w:r>
+    </w:p>
+    <w:p>
+      <w:pPr>
         <w:pStyle w:val="Heading4"/>
         <w:keepNext w:val="0"/>
         <w:keepLines w:val="0"/>
@@ -5098,10 +5144,10 @@
         <w:shd w:val="clear" w:color="auto" w:fill="FFFFFF"/>
         <w:spacing w:before="180" w:after="180" w:line="360" w:lineRule="auto"/>
       </w:pPr>
-      <w:bookmarkStart w:id="4" w:name="_6w1db9kklrvw" w:colFirst="0" w:colLast="0"/>
-      <w:bookmarkStart w:id="5" w:name="_7331iubknh" w:colFirst="0" w:colLast="0"/>
+      <w:bookmarkStart w:id="3" w:name="_6w1db9kklrvw" w:colFirst="0" w:colLast="0"/>
+      <w:bookmarkStart w:id="4" w:name="_7331iubknh" w:colFirst="0" w:colLast="0"/>
+      <w:bookmarkEnd w:id="3"/>
       <w:bookmarkEnd w:id="4"/>
-      <w:bookmarkEnd w:id="5"/>
       <w:r>
         <w:t>Draft 2</w:t>
       </w:r>
@@ -5253,6 +5299,45 @@
       <w:r>
         <w:t>Included URL to home page index.</w:t>
       </w:r>
+    </w:p>
+    <w:p>
+      <w:pPr>
+        <w:pStyle w:val="ListParagraph"/>
+        <w:numPr>
+          <w:ilvl w:val="1"/>
+          <w:numId w:val="7"/>
+        </w:numPr>
+        <w:shd w:val="clear" w:color="auto" w:fill="FFFFFF"/>
+        <w:spacing w:before="180" w:after="180" w:line="360" w:lineRule="auto"/>
+        <w:rPr>
+          <w:bCs/>
+        </w:rPr>
+      </w:pPr>
+      <w:r>
+        <w:rPr>
+          <w:color w:val="273540"/>
+        </w:rPr>
+        <w:t xml:space="preserve">Adjusted route handler to add sample data to pages this caused the Delete button to appear. </w:t>
+      </w:r>
+      <w:bookmarkStart w:id="5" w:name="_GoBack"/>
+      <w:bookmarkEnd w:id="5"/>
+    </w:p>
+    <w:p>
+      <w:pPr>
+        <w:pStyle w:val="ListParagraph"/>
+        <w:numPr>
+          <w:ilvl w:val="1"/>
+          <w:numId w:val="7"/>
+        </w:numPr>
+        <w:shd w:val="clear" w:color="auto" w:fill="FFFFFF"/>
+        <w:spacing w:before="180" w:after="180" w:line="360" w:lineRule="auto"/>
+        <w:rPr>
+          <w:color w:val="273540"/>
+          <w:sz w:val="28"/>
+          <w:szCs w:val="28"/>
+          <w:u w:val="single"/>
+        </w:rPr>
+      </w:pPr>
       <w:r>
         <w:rPr>
           <w:color w:val="273540"/>

--- a/Project Step 3-Final.docx
+++ b/Project Step 3-Final.docx
@@ -1,6 +1,6 @@
 
 <file path=word/document.xml><?xml version="1.0" encoding="utf-8"?>
-<w:document xmlns:wpc="http://schemas.microsoft.com/office/word/2010/wordprocessingCanvas" xmlns:cx="http://schemas.microsoft.com/office/drawing/2014/chartex" xmlns:cx1="http://schemas.microsoft.com/office/drawing/2015/9/8/chartex" xmlns:cx2="http://schemas.microsoft.com/office/drawing/2015/10/21/chartex" xmlns:cx3="http://schemas.microsoft.com/office/drawing/2016/5/9/chartex" xmlns:cx4="http://schemas.microsoft.com/office/drawing/2016/5/10/chartex" xmlns:cx5="http://schemas.microsoft.com/office/drawing/2016/5/11/chartex" xmlns:cx6="http://schemas.microsoft.com/office/drawing/2016/5/12/chartex" xmlns:cx7="http://schemas.microsoft.com/office/drawing/2016/5/13/chartex" xmlns:cx8="http://schemas.microsoft.com/office/drawing/2016/5/14/chartex" xmlns:mc="http://schemas.openxmlformats.org/markup-compatibility/2006" xmlns:aink="http://schemas.microsoft.com/office/drawing/2016/ink" xmlns:am3d="http://schemas.microsoft.com/office/drawing/2017/model3d" xmlns:o="urn:schemas-microsoft-com:office:office" xmlns:r="http://schemas.openxmlformats.org/officeDocument/2006/relationships" xmlns:m="http://schemas.openxmlformats.org/officeDocument/2006/math" xmlns:v="urn:schemas-microsoft-com:vml" xmlns:wp14="http://schemas.microsoft.com/office/word/2010/wordprocessingDrawing" xmlns:wp="http://schemas.openxmlformats.org/drawingml/2006/wordprocessingDrawing" xmlns:w10="urn:schemas-microsoft-com:office:word" xmlns:w="http://schemas.openxmlformats.org/wordprocessingml/2006/main" xmlns:w14="http://schemas.microsoft.com/office/word/2010/wordml" xmlns:w15="http://schemas.microsoft.com/office/word/2012/wordml" xmlns:w16cid="http://schemas.microsoft.com/office/word/2016/wordml/cid" xmlns:w16se="http://schemas.microsoft.com/office/word/2015/wordml/symex" xmlns:wpg="http://schemas.microsoft.com/office/word/2010/wordprocessingGroup" xmlns:wpi="http://schemas.microsoft.com/office/word/2010/wordprocessingInk" xmlns:wne="http://schemas.microsoft.com/office/word/2006/wordml" xmlns:wps="http://schemas.microsoft.com/office/word/2010/wordprocessingShape" mc:Ignorable="w14 w15 w16se w16cid wp14">
+<w:document xmlns:wpc="http://schemas.microsoft.com/office/word/2010/wordprocessingCanvas" xmlns:cx="http://schemas.microsoft.com/office/drawing/2014/chartex" xmlns:cx1="http://schemas.microsoft.com/office/drawing/2015/9/8/chartex" xmlns:cx2="http://schemas.microsoft.com/office/drawing/2015/10/21/chartex" xmlns:cx3="http://schemas.microsoft.com/office/drawing/2016/5/9/chartex" xmlns:cx4="http://schemas.microsoft.com/office/drawing/2016/5/10/chartex" xmlns:cx5="http://schemas.microsoft.com/office/drawing/2016/5/11/chartex" xmlns:cx6="http://schemas.microsoft.com/office/drawing/2016/5/12/chartex" xmlns:cx7="http://schemas.microsoft.com/office/drawing/2016/5/13/chartex" xmlns:cx8="http://schemas.microsoft.com/office/drawing/2016/5/14/chartex" xmlns:mc="http://schemas.openxmlformats.org/markup-compatibility/2006" xmlns:aink="http://schemas.microsoft.com/office/drawing/2016/ink" xmlns:am3d="http://schemas.microsoft.com/office/drawing/2017/model3d" xmlns:o="urn:schemas-microsoft-com:office:office" xmlns:oel="http://schemas.microsoft.com/office/2019/extlst" xmlns:r="http://schemas.openxmlformats.org/officeDocument/2006/relationships" xmlns:m="http://schemas.openxmlformats.org/officeDocument/2006/math" xmlns:v="urn:schemas-microsoft-com:vml" xmlns:wp14="http://schemas.microsoft.com/office/word/2010/wordprocessingDrawing" xmlns:wp="http://schemas.openxmlformats.org/drawingml/2006/wordprocessingDrawing" xmlns:w10="urn:schemas-microsoft-com:office:word" xmlns:w="http://schemas.openxmlformats.org/wordprocessingml/2006/main" xmlns:w14="http://schemas.microsoft.com/office/word/2010/wordml" xmlns:w15="http://schemas.microsoft.com/office/word/2012/wordml" xmlns:w16cex="http://schemas.microsoft.com/office/word/2018/wordml/cex" xmlns:w16cid="http://schemas.microsoft.com/office/word/2016/wordml/cid" xmlns:w16="http://schemas.microsoft.com/office/word/2018/wordml" xmlns:w16du="http://schemas.microsoft.com/office/word/2023/wordml/word16du" xmlns:w16sdtdh="http://schemas.microsoft.com/office/word/2020/wordml/sdtdatahash" xmlns:w16sdtfl="http://schemas.microsoft.com/office/word/2024/wordml/sdtformatlock" xmlns:w16se="http://schemas.microsoft.com/office/word/2015/wordml/symex" xmlns:wpg="http://schemas.microsoft.com/office/word/2010/wordprocessingGroup" xmlns:wpi="http://schemas.microsoft.com/office/word/2010/wordprocessingInk" xmlns:wne="http://schemas.microsoft.com/office/word/2006/wordml" xmlns:wps="http://schemas.microsoft.com/office/word/2010/wordprocessingShape" mc:Ignorable="w14 w15 w16se w16cid w16 w16cex w16sdtdh w16sdtfl w16du wp14">
   <w:body>
     <w:p>
       <w:pPr>
@@ -392,27 +392,7 @@
           <w:sz w:val="20"/>
           <w:szCs w:val="20"/>
         </w:rPr>
-        <w:t xml:space="preserve">Are at least four entities described, and does each one </w:t>
-      </w:r>
-      <w:proofErr w:type="gramStart"/>
-      <w:r>
-        <w:rPr>
-          <w:rFonts w:ascii="Arial" w:hAnsi="Arial" w:cs="Arial"/>
-          <w:color w:val="222222"/>
-          <w:sz w:val="20"/>
-          <w:szCs w:val="20"/>
-        </w:rPr>
-        <w:t>represent</w:t>
-      </w:r>
-      <w:proofErr w:type="gramEnd"/>
-      <w:r>
-        <w:rPr>
-          <w:rFonts w:ascii="Arial" w:hAnsi="Arial" w:cs="Arial"/>
-          <w:color w:val="222222"/>
-          <w:sz w:val="20"/>
-          <w:szCs w:val="20"/>
-        </w:rPr>
-        <w:t xml:space="preserve"> a single idea to be stored as a list? If yes, summarize. If not, based on the course material, what changes can you suggest to improve?</w:t>
+        <w:t>Are at least four entities described, and does each one represent a single idea to be stored as a list? If yes, summarize. If not, based on the course material, what changes can you suggest to improve?</w:t>
       </w:r>
     </w:p>
     <w:p>
@@ -901,27 +881,7 @@
           <w:sz w:val="20"/>
           <w:szCs w:val="20"/>
         </w:rPr>
-        <w:t xml:space="preserve">There are six entities, with master entities such as Books, Patrons, and Authors. Some entities have primary keys and 1:M relationships, with their PK being referenced in other entities as FK, as described in Chapters 11 and 16 of the </w:t>
-      </w:r>
-      <w:proofErr w:type="gramStart"/>
-      <w:r>
-        <w:rPr>
-          <w:rFonts w:ascii="Arial" w:hAnsi="Arial" w:cs="Arial"/>
-          <w:color w:val="222222"/>
-          <w:sz w:val="20"/>
-          <w:szCs w:val="20"/>
-        </w:rPr>
-        <w:t>textbook</w:t>
-      </w:r>
-      <w:proofErr w:type="gramEnd"/>
-      <w:r>
-        <w:rPr>
-          <w:rFonts w:ascii="Arial" w:hAnsi="Arial" w:cs="Arial"/>
-          <w:color w:val="222222"/>
-          <w:sz w:val="20"/>
-          <w:szCs w:val="20"/>
-        </w:rPr>
-        <w:t>.</w:t>
+        <w:t>There are six entities, with master entities such as Books, Patrons, and Authors. Some entities have primary keys and 1:M relationships, with their PK being referenced in other entities as FK, as described in Chapters 11 and 16 of the textbook.</w:t>
       </w:r>
     </w:p>
     <w:p>
@@ -1156,7 +1116,27 @@
           <w:sz w:val="20"/>
           <w:szCs w:val="20"/>
         </w:rPr>
-        <w:t xml:space="preserve"> great and after reviewing here is some of my comments and feedback of the draft:</w:t>
+        <w:t xml:space="preserve"> great and after reviewing here </w:t>
+      </w:r>
+      <w:proofErr w:type="gramStart"/>
+      <w:r>
+        <w:rPr>
+          <w:rFonts w:ascii="Arial" w:hAnsi="Arial" w:cs="Arial"/>
+          <w:color w:val="222222"/>
+          <w:sz w:val="20"/>
+          <w:szCs w:val="20"/>
+        </w:rPr>
+        <w:t>is</w:t>
+      </w:r>
+      <w:proofErr w:type="gramEnd"/>
+      <w:r>
+        <w:rPr>
+          <w:rFonts w:ascii="Arial" w:hAnsi="Arial" w:cs="Arial"/>
+          <w:color w:val="222222"/>
+          <w:sz w:val="20"/>
+          <w:szCs w:val="20"/>
+        </w:rPr>
+        <w:t xml:space="preserve"> some of my comments and feedback of the draft:</w:t>
       </w:r>
     </w:p>
     <w:p>
@@ -1264,7 +1244,27 @@
           <w:sz w:val="20"/>
           <w:szCs w:val="20"/>
         </w:rPr>
-        <w:t xml:space="preserve"> the draft is following the metrics for the project.</w:t>
+        <w:t xml:space="preserve"> the draft </w:t>
+      </w:r>
+      <w:proofErr w:type="gramStart"/>
+      <w:r>
+        <w:rPr>
+          <w:rFonts w:ascii="Arial" w:hAnsi="Arial" w:cs="Arial"/>
+          <w:color w:val="222222"/>
+          <w:sz w:val="20"/>
+          <w:szCs w:val="20"/>
+        </w:rPr>
+        <w:t>is following</w:t>
+      </w:r>
+      <w:proofErr w:type="gramEnd"/>
+      <w:r>
+        <w:rPr>
+          <w:rFonts w:ascii="Arial" w:hAnsi="Arial" w:cs="Arial"/>
+          <w:color w:val="222222"/>
+          <w:sz w:val="20"/>
+          <w:szCs w:val="20"/>
+        </w:rPr>
+        <w:t xml:space="preserve"> the metrics for the project.</w:t>
       </w:r>
     </w:p>
     <w:p>
@@ -1647,27 +1647,7 @@
           <w:sz w:val="20"/>
           <w:szCs w:val="20"/>
         </w:rPr>
-        <w:t xml:space="preserve">Are at least four entities described, and does each one </w:t>
-      </w:r>
-      <w:proofErr w:type="gramStart"/>
-      <w:r>
-        <w:rPr>
-          <w:rFonts w:ascii="Arial" w:hAnsi="Arial" w:cs="Arial"/>
-          <w:color w:val="222222"/>
-          <w:sz w:val="20"/>
-          <w:szCs w:val="20"/>
-        </w:rPr>
-        <w:t>represent</w:t>
-      </w:r>
-      <w:proofErr w:type="gramEnd"/>
-      <w:r>
-        <w:rPr>
-          <w:rFonts w:ascii="Arial" w:hAnsi="Arial" w:cs="Arial"/>
-          <w:color w:val="222222"/>
-          <w:sz w:val="20"/>
-          <w:szCs w:val="20"/>
-        </w:rPr>
-        <w:t xml:space="preserve"> a single idea to be stored as a list? If yes, summarize. If not, based on the course material, what changes can you suggest to improve?</w:t>
+        <w:t>Are at least four entities described, and does each one represent a single idea to be stored as a list? If yes, summarize. If not, based on the course material, what changes can you suggest to improve?</w:t>
       </w:r>
     </w:p>
     <w:p>
@@ -1964,27 +1944,7 @@
           <w:sz w:val="20"/>
           <w:szCs w:val="20"/>
         </w:rPr>
-        <w:t xml:space="preserve">Books table - How are books with same title/publication year/publisher to be handled with regards to varying ISBNs? (i.e. paperback vs hardcover </w:t>
-      </w:r>
-      <w:proofErr w:type="gramStart"/>
-      <w:r>
-        <w:rPr>
-          <w:rFonts w:ascii="Arial" w:hAnsi="Arial" w:cs="Arial"/>
-          <w:color w:val="222222"/>
-          <w:sz w:val="20"/>
-          <w:szCs w:val="20"/>
-        </w:rPr>
-        <w:t>have</w:t>
-      </w:r>
-      <w:proofErr w:type="gramEnd"/>
-      <w:r>
-        <w:rPr>
-          <w:rFonts w:ascii="Arial" w:hAnsi="Arial" w:cs="Arial"/>
-          <w:color w:val="222222"/>
-          <w:sz w:val="20"/>
-          <w:szCs w:val="20"/>
-        </w:rPr>
-        <w:t xml:space="preserve"> different ISBNs). It might be useful to have an additional field in Books that describes that difference (hardcover, paperback, special edition, etc.)</w:t>
+        <w:t>Books table - How are books with same title/publication year/publisher to be handled with regards to varying ISBNs? (i.e. paperback vs hardcover have different ISBNs). It might be useful to have an additional field in Books that describes that difference (hardcover, paperback, special edition, etc.)</w:t>
       </w:r>
     </w:p>
     <w:p>
@@ -3365,552 +3325,572 @@
           <w:sz w:val="24"/>
           <w:szCs w:val="24"/>
         </w:rPr>
-        <w:t xml:space="preserve">Cody </w:t>
-      </w:r>
-      <w:proofErr w:type="spellStart"/>
-      <w:r>
+        <w:t>Cody Strehlow</w:t>
+      </w:r>
+    </w:p>
+    <w:p>
+      <w:pPr>
+        <w:pStyle w:val="ListParagraph"/>
+        <w:numPr>
+          <w:ilvl w:val="0"/>
+          <w:numId w:val="14"/>
+        </w:numPr>
+        <w:rPr>
+          <w:sz w:val="20"/>
+          <w:szCs w:val="20"/>
+        </w:rPr>
+      </w:pPr>
+      <w:r>
+        <w:rPr>
+          <w:sz w:val="20"/>
+          <w:szCs w:val="20"/>
+        </w:rPr>
+        <w:t>Does the UI utilize a SELECT for every table in the schema? In other words, data from each table in the schema should be displayed on the UI. Note: it is generally not acceptable for just a single query to join all tables and displays them.</w:t>
+      </w:r>
+    </w:p>
+    <w:p>
+      <w:pPr>
+        <w:pStyle w:val="ListParagraph"/>
+        <w:numPr>
+          <w:ilvl w:val="1"/>
+          <w:numId w:val="14"/>
+        </w:numPr>
+        <w:rPr>
+          <w:sz w:val="20"/>
+          <w:szCs w:val="20"/>
+        </w:rPr>
+      </w:pPr>
+      <w:r>
+        <w:rPr>
+          <w:sz w:val="20"/>
+          <w:szCs w:val="20"/>
+        </w:rPr>
+        <w:lastRenderedPageBreak/>
+        <w:t>You do have SELECT statements for every table in the schema in your DML, and you have provided functionality to SELECT data from each table in the UI, but there isn't any actual data showing up for any of the tables, some static sample data would be nice to see how the page would look populated with data.</w:t>
+      </w:r>
+    </w:p>
+    <w:p>
+      <w:pPr>
+        <w:pStyle w:val="ListParagraph"/>
+        <w:numPr>
+          <w:ilvl w:val="0"/>
+          <w:numId w:val="14"/>
+        </w:numPr>
+        <w:rPr>
+          <w:sz w:val="20"/>
+          <w:szCs w:val="20"/>
+        </w:rPr>
+      </w:pPr>
+      <w:r>
+        <w:rPr>
+          <w:sz w:val="20"/>
+          <w:szCs w:val="20"/>
+        </w:rPr>
+        <w:t>Does the UI implement an INSERT form for at least one table in the schema? In other words, there should be UI input fields that correspond to at least one table.</w:t>
+      </w:r>
+    </w:p>
+    <w:p>
+      <w:pPr>
+        <w:pStyle w:val="ListParagraph"/>
+        <w:numPr>
+          <w:ilvl w:val="1"/>
+          <w:numId w:val="14"/>
+        </w:numPr>
+        <w:rPr>
+          <w:sz w:val="20"/>
+          <w:szCs w:val="20"/>
+        </w:rPr>
+      </w:pPr>
+      <w:r>
+        <w:rPr>
+          <w:sz w:val="20"/>
+          <w:szCs w:val="20"/>
+        </w:rPr>
+        <w:t>Yes, all of the pages include INSERT forms for the tables :)</w:t>
+      </w:r>
+    </w:p>
+    <w:p>
+      <w:pPr>
+        <w:pStyle w:val="ListParagraph"/>
+        <w:numPr>
+          <w:ilvl w:val="0"/>
+          <w:numId w:val="14"/>
+        </w:numPr>
+        <w:rPr>
+          <w:sz w:val="20"/>
+          <w:szCs w:val="20"/>
+        </w:rPr>
+      </w:pPr>
+      <w:r>
+        <w:rPr>
+          <w:sz w:val="20"/>
+          <w:szCs w:val="20"/>
+        </w:rPr>
+        <w:t>Does the UI have at least one DELETE for any one entity? In other words, is there a form/link/button that will allow the deletion of a row in at least one table?</w:t>
+      </w:r>
+    </w:p>
+    <w:p>
+      <w:pPr>
+        <w:pStyle w:val="ListParagraph"/>
+        <w:numPr>
+          <w:ilvl w:val="1"/>
+          <w:numId w:val="14"/>
+        </w:numPr>
+        <w:rPr>
+          <w:sz w:val="20"/>
+          <w:szCs w:val="20"/>
+        </w:rPr>
+      </w:pPr>
+      <w:r>
+        <w:rPr>
+          <w:sz w:val="20"/>
+          <w:szCs w:val="20"/>
+        </w:rPr>
+        <w:t>I don't see any DELETE buttons on any of the pages in the UI, although you do have them in your DML.</w:t>
+      </w:r>
+    </w:p>
+    <w:p>
+      <w:pPr>
+        <w:pStyle w:val="ListParagraph"/>
+        <w:numPr>
+          <w:ilvl w:val="0"/>
+          <w:numId w:val="14"/>
+        </w:numPr>
+        <w:rPr>
+          <w:sz w:val="20"/>
+          <w:szCs w:val="20"/>
+        </w:rPr>
+      </w:pPr>
+      <w:r>
+        <w:rPr>
+          <w:sz w:val="20"/>
+          <w:szCs w:val="20"/>
+        </w:rPr>
+        <w:t xml:space="preserve">Does the UI have at least one DELETE that will remove things from a M:M relationship? In other words, if an order is deleted from the Orders table, it should also delete the corresponding rows from the </w:t>
+      </w:r>
+      <w:proofErr w:type="spellStart"/>
+      <w:r>
+        <w:rPr>
+          <w:sz w:val="20"/>
+          <w:szCs w:val="20"/>
+        </w:rPr>
+        <w:t>OrderDetails</w:t>
+      </w:r>
+      <w:proofErr w:type="spellEnd"/>
+      <w:r>
+        <w:rPr>
+          <w:sz w:val="20"/>
+          <w:szCs w:val="20"/>
+        </w:rPr>
+        <w:t xml:space="preserve"> table, BUT it should not delete any Products or Customers.</w:t>
+      </w:r>
+    </w:p>
+    <w:p>
+      <w:pPr>
+        <w:pStyle w:val="ListParagraph"/>
+        <w:numPr>
+          <w:ilvl w:val="1"/>
+          <w:numId w:val="14"/>
+        </w:numPr>
+        <w:rPr>
+          <w:sz w:val="20"/>
+          <w:szCs w:val="20"/>
+        </w:rPr>
+      </w:pPr>
+      <w:r>
+        <w:rPr>
+          <w:sz w:val="20"/>
+          <w:szCs w:val="20"/>
+        </w:rPr>
+        <w:t>Again, not in the UI, but the functionality is included in your DDL via ON DELETE CASCADE.</w:t>
+      </w:r>
+    </w:p>
+    <w:p>
+      <w:pPr>
+        <w:pStyle w:val="ListParagraph"/>
+        <w:numPr>
+          <w:ilvl w:val="0"/>
+          <w:numId w:val="14"/>
+        </w:numPr>
+        <w:rPr>
+          <w:sz w:val="20"/>
+          <w:szCs w:val="20"/>
+        </w:rPr>
+      </w:pPr>
+      <w:r>
+        <w:rPr>
+          <w:sz w:val="20"/>
+          <w:szCs w:val="20"/>
+        </w:rPr>
+        <w:t xml:space="preserve">Is there at least one UPDATE form in the UI for any one entity? In other words, in the case of Products, can </w:t>
+      </w:r>
+      <w:proofErr w:type="spellStart"/>
+      <w:r>
+        <w:rPr>
+          <w:sz w:val="20"/>
+          <w:szCs w:val="20"/>
+        </w:rPr>
+        <w:t>productName</w:t>
+      </w:r>
+      <w:proofErr w:type="spellEnd"/>
+      <w:r>
+        <w:rPr>
+          <w:sz w:val="20"/>
+          <w:szCs w:val="20"/>
+        </w:rPr>
+        <w:t xml:space="preserve">, </w:t>
+      </w:r>
+      <w:proofErr w:type="spellStart"/>
+      <w:r>
+        <w:rPr>
+          <w:sz w:val="20"/>
+          <w:szCs w:val="20"/>
+        </w:rPr>
+        <w:t>listPrice</w:t>
+      </w:r>
+      <w:proofErr w:type="spellEnd"/>
+      <w:r>
+        <w:rPr>
+          <w:sz w:val="20"/>
+          <w:szCs w:val="20"/>
+        </w:rPr>
+        <w:t xml:space="preserve">, </w:t>
+      </w:r>
+      <w:proofErr w:type="spellStart"/>
+      <w:r>
+        <w:rPr>
+          <w:sz w:val="20"/>
+          <w:szCs w:val="20"/>
+        </w:rPr>
+        <w:t>qtyOnHand</w:t>
+      </w:r>
+      <w:proofErr w:type="spellEnd"/>
+      <w:r>
+        <w:rPr>
+          <w:sz w:val="20"/>
+          <w:szCs w:val="20"/>
+        </w:rPr>
+        <w:t xml:space="preserve">, e.g. be updated for a single </w:t>
+      </w:r>
+      <w:proofErr w:type="spellStart"/>
+      <w:r>
+        <w:rPr>
+          <w:sz w:val="20"/>
+          <w:szCs w:val="20"/>
+        </w:rPr>
+        <w:t>ProductID</w:t>
+      </w:r>
+      <w:proofErr w:type="spellEnd"/>
+      <w:r>
+        <w:rPr>
+          <w:sz w:val="20"/>
+          <w:szCs w:val="20"/>
+        </w:rPr>
+        <w:t xml:space="preserve"> record?</w:t>
+      </w:r>
+    </w:p>
+    <w:p>
+      <w:pPr>
+        <w:pStyle w:val="ListParagraph"/>
+        <w:numPr>
+          <w:ilvl w:val="1"/>
+          <w:numId w:val="14"/>
+        </w:numPr>
+        <w:rPr>
+          <w:sz w:val="20"/>
+          <w:szCs w:val="20"/>
+        </w:rPr>
+      </w:pPr>
+      <w:proofErr w:type="gramStart"/>
+      <w:r>
+        <w:rPr>
+          <w:sz w:val="20"/>
+          <w:szCs w:val="20"/>
+        </w:rPr>
+        <w:t>Yes</w:t>
+      </w:r>
+      <w:proofErr w:type="gramEnd"/>
+      <w:r>
+        <w:rPr>
+          <w:sz w:val="20"/>
+          <w:szCs w:val="20"/>
+        </w:rPr>
+        <w:t xml:space="preserve"> </w:t>
+      </w:r>
+      <w:proofErr w:type="gramStart"/>
+      <w:r>
+        <w:rPr>
+          <w:sz w:val="20"/>
+          <w:szCs w:val="20"/>
+        </w:rPr>
+        <w:t>all of</w:t>
+      </w:r>
+      <w:proofErr w:type="gramEnd"/>
+      <w:r>
+        <w:rPr>
+          <w:sz w:val="20"/>
+          <w:szCs w:val="20"/>
+        </w:rPr>
+        <w:t xml:space="preserve"> your </w:t>
+      </w:r>
+      <w:proofErr w:type="gramStart"/>
+      <w:r>
+        <w:rPr>
+          <w:sz w:val="20"/>
+          <w:szCs w:val="20"/>
+        </w:rPr>
+        <w:t>table's</w:t>
+      </w:r>
+      <w:proofErr w:type="gramEnd"/>
+      <w:r>
+        <w:rPr>
+          <w:sz w:val="20"/>
+          <w:szCs w:val="20"/>
+        </w:rPr>
+        <w:t xml:space="preserve"> include an UPDATE form in the UI.</w:t>
+      </w:r>
+    </w:p>
+    <w:p>
+      <w:pPr>
+        <w:pStyle w:val="ListParagraph"/>
+        <w:numPr>
+          <w:ilvl w:val="0"/>
+          <w:numId w:val="14"/>
+        </w:numPr>
+        <w:rPr>
+          <w:sz w:val="20"/>
+          <w:szCs w:val="20"/>
+        </w:rPr>
+      </w:pPr>
+      <w:r>
+        <w:rPr>
+          <w:sz w:val="20"/>
+          <w:szCs w:val="20"/>
+        </w:rPr>
+        <w:t>Is there at least one UPDATE form in the UI to modify an M:M relationship? In other words, does the UPDATE allow the user to select a different foreign key value to update the intersection table with?</w:t>
+      </w:r>
+    </w:p>
+    <w:p>
+      <w:pPr>
+        <w:pStyle w:val="ListParagraph"/>
+        <w:numPr>
+          <w:ilvl w:val="1"/>
+          <w:numId w:val="14"/>
+        </w:numPr>
+        <w:rPr>
+          <w:sz w:val="20"/>
+          <w:szCs w:val="20"/>
+        </w:rPr>
+      </w:pPr>
+      <w:r>
+        <w:rPr>
+          <w:sz w:val="20"/>
+          <w:szCs w:val="20"/>
+        </w:rPr>
+        <w:t xml:space="preserve">There isn't a page for either </w:t>
+      </w:r>
+      <w:proofErr w:type="spellStart"/>
+      <w:r>
+        <w:rPr>
+          <w:sz w:val="20"/>
+          <w:szCs w:val="20"/>
+        </w:rPr>
+        <w:t>BookAuthors</w:t>
+      </w:r>
+      <w:proofErr w:type="spellEnd"/>
+      <w:r>
+        <w:rPr>
+          <w:sz w:val="20"/>
+          <w:szCs w:val="20"/>
+        </w:rPr>
+        <w:t xml:space="preserve"> or </w:t>
+      </w:r>
+      <w:proofErr w:type="spellStart"/>
+      <w:r>
+        <w:rPr>
+          <w:sz w:val="20"/>
+          <w:szCs w:val="20"/>
+        </w:rPr>
+        <w:t>BookGenres</w:t>
+      </w:r>
+      <w:proofErr w:type="spellEnd"/>
+      <w:r>
+        <w:rPr>
+          <w:sz w:val="20"/>
+          <w:szCs w:val="20"/>
+        </w:rPr>
+        <w:t xml:space="preserve">, so there's no UPDATE form that would allow a user to select a different </w:t>
+      </w:r>
+      <w:proofErr w:type="spellStart"/>
+      <w:r>
+        <w:rPr>
+          <w:sz w:val="20"/>
+          <w:szCs w:val="20"/>
+        </w:rPr>
+        <w:t>bookID</w:t>
+      </w:r>
+      <w:proofErr w:type="spellEnd"/>
+      <w:r>
+        <w:rPr>
+          <w:sz w:val="20"/>
+          <w:szCs w:val="20"/>
+        </w:rPr>
+        <w:t xml:space="preserve">, </w:t>
+      </w:r>
+      <w:proofErr w:type="spellStart"/>
+      <w:r>
+        <w:rPr>
+          <w:sz w:val="20"/>
+          <w:szCs w:val="20"/>
+        </w:rPr>
+        <w:t>authorID</w:t>
+      </w:r>
+      <w:proofErr w:type="spellEnd"/>
+      <w:r>
+        <w:rPr>
+          <w:sz w:val="20"/>
+          <w:szCs w:val="20"/>
+        </w:rPr>
+        <w:t xml:space="preserve">, or </w:t>
+      </w:r>
+      <w:proofErr w:type="spellStart"/>
+      <w:r>
+        <w:rPr>
+          <w:sz w:val="20"/>
+          <w:szCs w:val="20"/>
+        </w:rPr>
+        <w:t>genreID</w:t>
+      </w:r>
+      <w:proofErr w:type="spellEnd"/>
+      <w:r>
+        <w:rPr>
+          <w:sz w:val="20"/>
+          <w:szCs w:val="20"/>
+        </w:rPr>
+        <w:t xml:space="preserve"> in either intersection table. But, similar to the other things missing from your UI, you do have the functionality in your DML.</w:t>
+      </w:r>
+    </w:p>
+    <w:p>
+      <w:pPr>
+        <w:pStyle w:val="ListParagraph"/>
+        <w:numPr>
+          <w:ilvl w:val="0"/>
+          <w:numId w:val="14"/>
+        </w:numPr>
+        <w:rPr>
+          <w:sz w:val="20"/>
+          <w:szCs w:val="20"/>
+        </w:rPr>
+      </w:pPr>
+      <w:r>
+        <w:rPr>
+          <w:sz w:val="20"/>
+          <w:szCs w:val="20"/>
+        </w:rPr>
+        <w:t xml:space="preserve">Do you have any other suggestions for the team to help with their HTML UI? For example, using AS aliases to replace obscure column names such as </w:t>
+      </w:r>
+      <w:proofErr w:type="spellStart"/>
+      <w:r>
+        <w:rPr>
+          <w:sz w:val="20"/>
+          <w:szCs w:val="20"/>
+        </w:rPr>
+        <w:t>fname</w:t>
+      </w:r>
+      <w:proofErr w:type="spellEnd"/>
+      <w:r>
+        <w:rPr>
+          <w:sz w:val="20"/>
+          <w:szCs w:val="20"/>
+        </w:rPr>
+        <w:t xml:space="preserve"> with First Name.</w:t>
+      </w:r>
+    </w:p>
+    <w:p>
+      <w:pPr>
+        <w:pStyle w:val="ListParagraph"/>
+        <w:numPr>
+          <w:ilvl w:val="1"/>
+          <w:numId w:val="14"/>
+        </w:numPr>
+        <w:rPr>
+          <w:sz w:val="20"/>
+          <w:szCs w:val="20"/>
+        </w:rPr>
+      </w:pPr>
+      <w:r>
+        <w:rPr>
+          <w:sz w:val="20"/>
+          <w:szCs w:val="20"/>
+        </w:rPr>
+        <w:t xml:space="preserve">There's a slight inconsistency between your sample data in the DDL and the available options for the "Select Media Type" drop down on the Books page. Your sample data lists the </w:t>
+      </w:r>
+      <w:proofErr w:type="spellStart"/>
+      <w:r>
+        <w:rPr>
+          <w:sz w:val="20"/>
+          <w:szCs w:val="20"/>
+        </w:rPr>
+        <w:t>bookMedia</w:t>
+      </w:r>
+      <w:proofErr w:type="spellEnd"/>
+      <w:r>
+        <w:rPr>
+          <w:sz w:val="20"/>
+          <w:szCs w:val="20"/>
+        </w:rPr>
+        <w:t xml:space="preserve"> as "Physical" while there are only options for "Hardback", "Paperback", "E-book", and "Audio" in the dropdown. Overall your code is looking great, excited to see your UI when it's complete!</w:t>
+      </w:r>
+    </w:p>
+    <w:p>
+      <w:pPr>
+        <w:ind w:left="360"/>
+        <w:rPr>
+          <w:sz w:val="20"/>
+          <w:szCs w:val="20"/>
+        </w:rPr>
+      </w:pPr>
+    </w:p>
+    <w:p>
+      <w:pPr>
+        <w:ind w:left="360"/>
+        <w:rPr>
+          <w:sz w:val="20"/>
+          <w:szCs w:val="20"/>
+        </w:rPr>
+      </w:pPr>
+      <w:r>
+        <w:rPr>
+          <w:sz w:val="20"/>
+          <w:szCs w:val="20"/>
+        </w:rPr>
+        <w:t>This review is entirely my own work</w:t>
+      </w:r>
+    </w:p>
+    <w:p>
+      <w:pPr>
+        <w:ind w:left="360"/>
+        <w:rPr>
+          <w:sz w:val="20"/>
+          <w:szCs w:val="20"/>
+        </w:rPr>
+      </w:pPr>
+    </w:p>
+    <w:p>
+      <w:pPr>
+        <w:ind w:left="360"/>
         <w:rPr>
           <w:b/>
           <w:sz w:val="24"/>
           <w:szCs w:val="24"/>
         </w:rPr>
-        <w:t>Strehlow</w:t>
-      </w:r>
-      <w:proofErr w:type="spellEnd"/>
-    </w:p>
-    <w:p>
-      <w:pPr>
-        <w:pStyle w:val="ListParagraph"/>
-        <w:numPr>
-          <w:ilvl w:val="0"/>
-          <w:numId w:val="14"/>
-        </w:numPr>
-        <w:rPr>
-          <w:sz w:val="20"/>
-          <w:szCs w:val="20"/>
-        </w:rPr>
-      </w:pPr>
-      <w:r>
-        <w:rPr>
-          <w:sz w:val="20"/>
-          <w:szCs w:val="20"/>
-        </w:rPr>
-        <w:t>Does the UI utilize a SELECT for every table in the schema? In other words, data from each table in the schema should be displayed on the UI. Note: it is generally not acceptable for just a single query to join all tables and displays them.</w:t>
-      </w:r>
-    </w:p>
-    <w:p>
-      <w:pPr>
-        <w:pStyle w:val="ListParagraph"/>
-        <w:numPr>
-          <w:ilvl w:val="1"/>
-          <w:numId w:val="14"/>
-        </w:numPr>
-        <w:rPr>
-          <w:sz w:val="20"/>
-          <w:szCs w:val="20"/>
-        </w:rPr>
-      </w:pPr>
-      <w:r>
-        <w:rPr>
-          <w:sz w:val="20"/>
-          <w:szCs w:val="20"/>
-        </w:rPr>
-        <w:lastRenderedPageBreak/>
-        <w:t>You do have SELECT statements for every table in the schema in your DML, and you have provided functionality to SELECT data from each table in the UI, but there isn't any actual data showing up for any of the tables, some static sample data would be nice to see how the page would look populated with data.</w:t>
-      </w:r>
-    </w:p>
-    <w:p>
-      <w:pPr>
-        <w:pStyle w:val="ListParagraph"/>
-        <w:numPr>
-          <w:ilvl w:val="0"/>
-          <w:numId w:val="14"/>
-        </w:numPr>
-        <w:rPr>
-          <w:sz w:val="20"/>
-          <w:szCs w:val="20"/>
-        </w:rPr>
-      </w:pPr>
-      <w:r>
-        <w:rPr>
-          <w:sz w:val="20"/>
-          <w:szCs w:val="20"/>
-        </w:rPr>
-        <w:t>Does the UI implement an INSERT form for at least one table in the schema? In other words, there should be UI input fields that correspond to at least one table.</w:t>
-      </w:r>
-    </w:p>
-    <w:p>
-      <w:pPr>
-        <w:pStyle w:val="ListParagraph"/>
-        <w:numPr>
-          <w:ilvl w:val="1"/>
-          <w:numId w:val="14"/>
-        </w:numPr>
-        <w:rPr>
-          <w:sz w:val="20"/>
-          <w:szCs w:val="20"/>
-        </w:rPr>
-      </w:pPr>
-      <w:r>
-        <w:rPr>
-          <w:sz w:val="20"/>
-          <w:szCs w:val="20"/>
-        </w:rPr>
-        <w:t>Yes, all of the pages include INSERT forms for the tables :)</w:t>
-      </w:r>
-    </w:p>
-    <w:p>
-      <w:pPr>
-        <w:pStyle w:val="ListParagraph"/>
-        <w:numPr>
-          <w:ilvl w:val="0"/>
-          <w:numId w:val="14"/>
-        </w:numPr>
-        <w:rPr>
-          <w:sz w:val="20"/>
-          <w:szCs w:val="20"/>
-        </w:rPr>
-      </w:pPr>
-      <w:r>
-        <w:rPr>
-          <w:sz w:val="20"/>
-          <w:szCs w:val="20"/>
-        </w:rPr>
-        <w:t>Does the UI have at least one DELETE for any one entity? In other words, is there a form/link/button that will allow the deletion of a row in at least one table?</w:t>
-      </w:r>
-    </w:p>
-    <w:p>
-      <w:pPr>
-        <w:pStyle w:val="ListParagraph"/>
-        <w:numPr>
-          <w:ilvl w:val="1"/>
-          <w:numId w:val="14"/>
-        </w:numPr>
-        <w:rPr>
-          <w:sz w:val="20"/>
-          <w:szCs w:val="20"/>
-        </w:rPr>
-      </w:pPr>
-      <w:r>
-        <w:rPr>
-          <w:sz w:val="20"/>
-          <w:szCs w:val="20"/>
-        </w:rPr>
-        <w:t>I don't see any DELETE buttons on any of the pages in the UI, although you do have them in your DML.</w:t>
-      </w:r>
-    </w:p>
-    <w:p>
-      <w:pPr>
-        <w:pStyle w:val="ListParagraph"/>
-        <w:numPr>
-          <w:ilvl w:val="0"/>
-          <w:numId w:val="14"/>
-        </w:numPr>
-        <w:rPr>
-          <w:sz w:val="20"/>
-          <w:szCs w:val="20"/>
-        </w:rPr>
-      </w:pPr>
-      <w:r>
-        <w:rPr>
-          <w:sz w:val="20"/>
-          <w:szCs w:val="20"/>
-        </w:rPr>
-        <w:t xml:space="preserve">Does the UI have at least one DELETE that will remove things from a M:M relationship? In other words, if an order is deleted from the Orders table, it should also delete the corresponding rows from the </w:t>
-      </w:r>
-      <w:proofErr w:type="spellStart"/>
-      <w:r>
-        <w:rPr>
-          <w:sz w:val="20"/>
-          <w:szCs w:val="20"/>
-        </w:rPr>
-        <w:t>OrderDetails</w:t>
-      </w:r>
-      <w:proofErr w:type="spellEnd"/>
-      <w:r>
-        <w:rPr>
-          <w:sz w:val="20"/>
-          <w:szCs w:val="20"/>
-        </w:rPr>
-        <w:t xml:space="preserve"> table, BUT it should not delete any Products or Customers.</w:t>
-      </w:r>
-    </w:p>
-    <w:p>
-      <w:pPr>
-        <w:pStyle w:val="ListParagraph"/>
-        <w:numPr>
-          <w:ilvl w:val="1"/>
-          <w:numId w:val="14"/>
-        </w:numPr>
-        <w:rPr>
-          <w:sz w:val="20"/>
-          <w:szCs w:val="20"/>
-        </w:rPr>
-      </w:pPr>
-      <w:r>
-        <w:rPr>
-          <w:sz w:val="20"/>
-          <w:szCs w:val="20"/>
-        </w:rPr>
-        <w:t>Again, not in the UI, but the functionality is included in your DDL via ON DELETE CASCADE.</w:t>
-      </w:r>
-    </w:p>
-    <w:p>
-      <w:pPr>
-        <w:pStyle w:val="ListParagraph"/>
-        <w:numPr>
-          <w:ilvl w:val="0"/>
-          <w:numId w:val="14"/>
-        </w:numPr>
-        <w:rPr>
-          <w:sz w:val="20"/>
-          <w:szCs w:val="20"/>
-        </w:rPr>
-      </w:pPr>
-      <w:r>
-        <w:rPr>
-          <w:sz w:val="20"/>
-          <w:szCs w:val="20"/>
-        </w:rPr>
-        <w:t xml:space="preserve">Is there at least one UPDATE form in the UI for any one entity? In other words, in the case of Products, can </w:t>
-      </w:r>
-      <w:proofErr w:type="spellStart"/>
-      <w:r>
-        <w:rPr>
-          <w:sz w:val="20"/>
-          <w:szCs w:val="20"/>
-        </w:rPr>
-        <w:t>productName</w:t>
-      </w:r>
-      <w:proofErr w:type="spellEnd"/>
-      <w:r>
-        <w:rPr>
-          <w:sz w:val="20"/>
-          <w:szCs w:val="20"/>
-        </w:rPr>
-        <w:t xml:space="preserve">, </w:t>
-      </w:r>
-      <w:proofErr w:type="spellStart"/>
-      <w:r>
-        <w:rPr>
-          <w:sz w:val="20"/>
-          <w:szCs w:val="20"/>
-        </w:rPr>
-        <w:t>listPrice</w:t>
-      </w:r>
-      <w:proofErr w:type="spellEnd"/>
-      <w:r>
-        <w:rPr>
-          <w:sz w:val="20"/>
-          <w:szCs w:val="20"/>
-        </w:rPr>
-        <w:t xml:space="preserve">, </w:t>
-      </w:r>
-      <w:proofErr w:type="spellStart"/>
-      <w:r>
-        <w:rPr>
-          <w:sz w:val="20"/>
-          <w:szCs w:val="20"/>
-        </w:rPr>
-        <w:t>qtyOnHand</w:t>
-      </w:r>
-      <w:proofErr w:type="spellEnd"/>
-      <w:r>
-        <w:rPr>
-          <w:sz w:val="20"/>
-          <w:szCs w:val="20"/>
-        </w:rPr>
-        <w:t xml:space="preserve">, e.g. be updated for a single </w:t>
-      </w:r>
-      <w:proofErr w:type="spellStart"/>
-      <w:r>
-        <w:rPr>
-          <w:sz w:val="20"/>
-          <w:szCs w:val="20"/>
-        </w:rPr>
-        <w:t>ProductID</w:t>
-      </w:r>
-      <w:proofErr w:type="spellEnd"/>
-      <w:r>
-        <w:rPr>
-          <w:sz w:val="20"/>
-          <w:szCs w:val="20"/>
-        </w:rPr>
-        <w:t xml:space="preserve"> record?</w:t>
-      </w:r>
-    </w:p>
-    <w:p>
-      <w:pPr>
-        <w:pStyle w:val="ListParagraph"/>
-        <w:numPr>
-          <w:ilvl w:val="1"/>
-          <w:numId w:val="14"/>
-        </w:numPr>
-        <w:rPr>
-          <w:sz w:val="20"/>
-          <w:szCs w:val="20"/>
-        </w:rPr>
-      </w:pPr>
-      <w:proofErr w:type="gramStart"/>
-      <w:r>
-        <w:rPr>
-          <w:sz w:val="20"/>
-          <w:szCs w:val="20"/>
-        </w:rPr>
-        <w:t>Yes</w:t>
-      </w:r>
-      <w:proofErr w:type="gramEnd"/>
-      <w:r>
-        <w:rPr>
-          <w:sz w:val="20"/>
-          <w:szCs w:val="20"/>
-        </w:rPr>
-        <w:t xml:space="preserve"> all of your table's include an UPDATE form in the UI.</w:t>
-      </w:r>
-    </w:p>
-    <w:p>
-      <w:pPr>
-        <w:pStyle w:val="ListParagraph"/>
-        <w:numPr>
-          <w:ilvl w:val="0"/>
-          <w:numId w:val="14"/>
-        </w:numPr>
-        <w:rPr>
-          <w:sz w:val="20"/>
-          <w:szCs w:val="20"/>
-        </w:rPr>
-      </w:pPr>
-      <w:r>
-        <w:rPr>
-          <w:sz w:val="20"/>
-          <w:szCs w:val="20"/>
-        </w:rPr>
-        <w:t>Is there at least one UPDATE form in the UI to modify an M:M relationship? In other words, does the UPDATE allow the user to select a different foreign key value to update the intersection table with?</w:t>
-      </w:r>
-    </w:p>
-    <w:p>
-      <w:pPr>
-        <w:pStyle w:val="ListParagraph"/>
-        <w:numPr>
-          <w:ilvl w:val="1"/>
-          <w:numId w:val="14"/>
-        </w:numPr>
-        <w:rPr>
-          <w:sz w:val="20"/>
-          <w:szCs w:val="20"/>
-        </w:rPr>
-      </w:pPr>
-      <w:r>
-        <w:rPr>
-          <w:sz w:val="20"/>
-          <w:szCs w:val="20"/>
-        </w:rPr>
-        <w:t xml:space="preserve">There isn't a page for either </w:t>
-      </w:r>
-      <w:proofErr w:type="spellStart"/>
-      <w:r>
-        <w:rPr>
-          <w:sz w:val="20"/>
-          <w:szCs w:val="20"/>
-        </w:rPr>
-        <w:t>BookAuthors</w:t>
-      </w:r>
-      <w:proofErr w:type="spellEnd"/>
-      <w:r>
-        <w:rPr>
-          <w:sz w:val="20"/>
-          <w:szCs w:val="20"/>
-        </w:rPr>
-        <w:t xml:space="preserve"> or </w:t>
-      </w:r>
-      <w:proofErr w:type="spellStart"/>
-      <w:r>
-        <w:rPr>
-          <w:sz w:val="20"/>
-          <w:szCs w:val="20"/>
-        </w:rPr>
-        <w:t>BookGenres</w:t>
-      </w:r>
-      <w:proofErr w:type="spellEnd"/>
-      <w:r>
-        <w:rPr>
-          <w:sz w:val="20"/>
-          <w:szCs w:val="20"/>
-        </w:rPr>
-        <w:t xml:space="preserve">, so there's no UPDATE form that would allow a user to select a different </w:t>
-      </w:r>
-      <w:proofErr w:type="spellStart"/>
-      <w:r>
-        <w:rPr>
-          <w:sz w:val="20"/>
-          <w:szCs w:val="20"/>
-        </w:rPr>
-        <w:t>bookID</w:t>
-      </w:r>
-      <w:proofErr w:type="spellEnd"/>
-      <w:r>
-        <w:rPr>
-          <w:sz w:val="20"/>
-          <w:szCs w:val="20"/>
-        </w:rPr>
-        <w:t xml:space="preserve">, </w:t>
-      </w:r>
-      <w:proofErr w:type="spellStart"/>
-      <w:r>
-        <w:rPr>
-          <w:sz w:val="20"/>
-          <w:szCs w:val="20"/>
-        </w:rPr>
-        <w:t>authorID</w:t>
-      </w:r>
-      <w:proofErr w:type="spellEnd"/>
-      <w:r>
-        <w:rPr>
-          <w:sz w:val="20"/>
-          <w:szCs w:val="20"/>
-        </w:rPr>
-        <w:t xml:space="preserve">, or </w:t>
-      </w:r>
-      <w:proofErr w:type="spellStart"/>
-      <w:r>
-        <w:rPr>
-          <w:sz w:val="20"/>
-          <w:szCs w:val="20"/>
-        </w:rPr>
-        <w:t>genreID</w:t>
-      </w:r>
-      <w:proofErr w:type="spellEnd"/>
-      <w:r>
-        <w:rPr>
-          <w:sz w:val="20"/>
-          <w:szCs w:val="20"/>
-        </w:rPr>
-        <w:t xml:space="preserve"> in either intersection table. But, similar to the other things missing from your UI, you do have the functionality in your DML.</w:t>
-      </w:r>
-    </w:p>
-    <w:p>
-      <w:pPr>
-        <w:pStyle w:val="ListParagraph"/>
-        <w:numPr>
-          <w:ilvl w:val="0"/>
-          <w:numId w:val="14"/>
-        </w:numPr>
-        <w:rPr>
-          <w:sz w:val="20"/>
-          <w:szCs w:val="20"/>
-        </w:rPr>
-      </w:pPr>
-      <w:r>
-        <w:rPr>
-          <w:sz w:val="20"/>
-          <w:szCs w:val="20"/>
-        </w:rPr>
-        <w:t xml:space="preserve">Do you have any other suggestions for the team to help with their HTML UI? For example, using AS aliases to replace obscure column names such as </w:t>
-      </w:r>
-      <w:proofErr w:type="spellStart"/>
-      <w:r>
-        <w:rPr>
-          <w:sz w:val="20"/>
-          <w:szCs w:val="20"/>
-        </w:rPr>
-        <w:t>fname</w:t>
-      </w:r>
-      <w:proofErr w:type="spellEnd"/>
-      <w:r>
-        <w:rPr>
-          <w:sz w:val="20"/>
-          <w:szCs w:val="20"/>
-        </w:rPr>
-        <w:t xml:space="preserve"> with First Name.</w:t>
-      </w:r>
-    </w:p>
-    <w:p>
-      <w:pPr>
-        <w:pStyle w:val="ListParagraph"/>
-        <w:numPr>
-          <w:ilvl w:val="1"/>
-          <w:numId w:val="14"/>
-        </w:numPr>
-        <w:rPr>
-          <w:sz w:val="20"/>
-          <w:szCs w:val="20"/>
-        </w:rPr>
-      </w:pPr>
-      <w:r>
-        <w:rPr>
-          <w:sz w:val="20"/>
-          <w:szCs w:val="20"/>
-        </w:rPr>
-        <w:t xml:space="preserve">There's a slight inconsistency between your sample data in the DDL and the available options for the "Select Media Type" drop down on the Books page. Your sample data lists the </w:t>
-      </w:r>
-      <w:proofErr w:type="spellStart"/>
-      <w:r>
-        <w:rPr>
-          <w:sz w:val="20"/>
-          <w:szCs w:val="20"/>
-        </w:rPr>
-        <w:t>bookMedia</w:t>
-      </w:r>
-      <w:proofErr w:type="spellEnd"/>
-      <w:r>
-        <w:rPr>
-          <w:sz w:val="20"/>
-          <w:szCs w:val="20"/>
-        </w:rPr>
-        <w:t xml:space="preserve"> as "Physical" while there are only options for "Hardback", "Paperback", "E-book", and "Audio" in the dropdown. Overall your code is looking great, excited to see your UI when it's complete!</w:t>
-      </w:r>
-    </w:p>
-    <w:p>
-      <w:pPr>
-        <w:ind w:left="360"/>
-        <w:rPr>
-          <w:sz w:val="20"/>
-          <w:szCs w:val="20"/>
-        </w:rPr>
-      </w:pPr>
-    </w:p>
-    <w:p>
-      <w:pPr>
-        <w:ind w:left="360"/>
-        <w:rPr>
-          <w:sz w:val="20"/>
-          <w:szCs w:val="20"/>
-        </w:rPr>
-      </w:pPr>
-      <w:r>
-        <w:rPr>
-          <w:sz w:val="20"/>
-          <w:szCs w:val="20"/>
-        </w:rPr>
-        <w:t>This review is entirely my own work</w:t>
-      </w:r>
-    </w:p>
-    <w:p>
-      <w:pPr>
-        <w:ind w:left="360"/>
-        <w:rPr>
-          <w:sz w:val="20"/>
-          <w:szCs w:val="20"/>
-        </w:rPr>
-      </w:pPr>
-      <w:bookmarkStart w:id="3" w:name="_GoBack"/>
-      <w:bookmarkEnd w:id="3"/>
-    </w:p>
-    <w:p>
-      <w:pPr>
-        <w:ind w:left="360"/>
+      </w:pPr>
+      <w:r>
         <w:rPr>
           <w:b/>
           <w:sz w:val="24"/>
           <w:szCs w:val="24"/>
         </w:rPr>
-      </w:pPr>
-      <w:r>
-        <w:rPr>
-          <w:b/>
-          <w:sz w:val="24"/>
-          <w:szCs w:val="24"/>
-        </w:rPr>
         <w:t>Cameron Brooks</w:t>
       </w:r>
     </w:p>
@@ -4152,23 +4132,7 @@
           <w:sz w:val="20"/>
           <w:szCs w:val="20"/>
         </w:rPr>
-        <w:t xml:space="preserve"> = @</w:t>
-      </w:r>
-      <w:proofErr w:type="spellStart"/>
-      <w:r>
-        <w:rPr>
-          <w:sz w:val="20"/>
-          <w:szCs w:val="20"/>
-        </w:rPr>
-        <w:t>bookIDInput</w:t>
-      </w:r>
-      <w:proofErr w:type="spellEnd"/>
-      <w:r>
-        <w:rPr>
-          <w:sz w:val="20"/>
-          <w:szCs w:val="20"/>
-        </w:rPr>
-        <w:t>). The PDF screenshots also show Delete buttons on every table row. I want to note that previous reviewers stated DELETEs were missing from the DML and/or UI, but looking at both the SQL and the screenshots, they appear to be there.</w:t>
+        <w:t xml:space="preserve"> = @bookIDInput). The PDF screenshots also show Delete buttons on every table row. I want to note that previous reviewers stated DELETEs were missing from the DML and/or UI, but looking at both the SQL and the screenshots, they appear to be there.</w:t>
       </w:r>
     </w:p>
     <w:p>
@@ -4404,23 +4368,7 @@
           <w:sz w:val="20"/>
           <w:szCs w:val="20"/>
         </w:rPr>
-        <w:t xml:space="preserve"> = @</w:t>
-      </w:r>
-      <w:proofErr w:type="spellStart"/>
-      <w:r>
-        <w:rPr>
-          <w:sz w:val="20"/>
-          <w:szCs w:val="20"/>
-        </w:rPr>
-        <w:t>newAuthorIDInput</w:t>
-      </w:r>
-      <w:proofErr w:type="spellEnd"/>
-      <w:r>
-        <w:rPr>
-          <w:sz w:val="20"/>
-          <w:szCs w:val="20"/>
-        </w:rPr>
-        <w:t xml:space="preserve"> WHERE </w:t>
+        <w:t xml:space="preserve"> = @newAuthorIDInput WHERE </w:t>
       </w:r>
       <w:proofErr w:type="spellStart"/>
       <w:r>
@@ -4436,23 +4384,7 @@
           <w:sz w:val="20"/>
           <w:szCs w:val="20"/>
         </w:rPr>
-        <w:t xml:space="preserve"> = @</w:t>
-      </w:r>
-      <w:proofErr w:type="spellStart"/>
-      <w:r>
-        <w:rPr>
-          <w:sz w:val="20"/>
-          <w:szCs w:val="20"/>
-        </w:rPr>
-        <w:t>bookIDInput</w:t>
-      </w:r>
-      <w:proofErr w:type="spellEnd"/>
-      <w:r>
-        <w:rPr>
-          <w:sz w:val="20"/>
-          <w:szCs w:val="20"/>
-        </w:rPr>
-        <w:t xml:space="preserve"> AND </w:t>
+        <w:t xml:space="preserve"> = @bookIDInput AND </w:t>
       </w:r>
       <w:proofErr w:type="spellStart"/>
       <w:r>
@@ -4468,23 +4400,7 @@
           <w:sz w:val="20"/>
           <w:szCs w:val="20"/>
         </w:rPr>
-        <w:t xml:space="preserve"> = @</w:t>
-      </w:r>
-      <w:proofErr w:type="spellStart"/>
-      <w:r>
-        <w:rPr>
-          <w:sz w:val="20"/>
-          <w:szCs w:val="20"/>
-        </w:rPr>
-        <w:t>oldAuthorIDInput</w:t>
-      </w:r>
-      <w:proofErr w:type="spellEnd"/>
-      <w:r>
-        <w:rPr>
-          <w:sz w:val="20"/>
-          <w:szCs w:val="20"/>
-        </w:rPr>
-        <w:t xml:space="preserve"> lets you reassign a book to a different author within the junction table.</w:t>
+        <w:t xml:space="preserve"> = @oldAuthorIDInput lets you reassign a book to a different author within the junction table.</w:t>
       </w:r>
     </w:p>
     <w:p>
@@ -4656,7 +4572,7 @@
           <w:sz w:val="20"/>
           <w:szCs w:val="20"/>
         </w:rPr>
-        <w:t xml:space="preserve">10) but the DDL creates it as VARCHAR(12). Worth reconciling — </w:t>
+        <w:t xml:space="preserve">10) but the DDL creates it as </w:t>
       </w:r>
       <w:proofErr w:type="gramStart"/>
       <w:r>
@@ -4672,7 +4588,39 @@
           <w:sz w:val="20"/>
           <w:szCs w:val="20"/>
         </w:rPr>
-        <w:t>12) is actually better if you ever want to store formatted numbers with dashes (e.g., 541-555-2001).</w:t>
+        <w:t xml:space="preserve">12). Worth reconciling — </w:t>
+      </w:r>
+      <w:proofErr w:type="gramStart"/>
+      <w:r>
+        <w:rPr>
+          <w:sz w:val="20"/>
+          <w:szCs w:val="20"/>
+        </w:rPr>
+        <w:t>VARCHAR(</w:t>
+      </w:r>
+      <w:proofErr w:type="gramEnd"/>
+      <w:r>
+        <w:rPr>
+          <w:sz w:val="20"/>
+          <w:szCs w:val="20"/>
+        </w:rPr>
+        <w:t xml:space="preserve">12) is </w:t>
+      </w:r>
+      <w:proofErr w:type="gramStart"/>
+      <w:r>
+        <w:rPr>
+          <w:sz w:val="20"/>
+          <w:szCs w:val="20"/>
+        </w:rPr>
+        <w:t>actually better</w:t>
+      </w:r>
+      <w:proofErr w:type="gramEnd"/>
+      <w:r>
+        <w:rPr>
+          <w:sz w:val="20"/>
+          <w:szCs w:val="20"/>
+        </w:rPr>
+        <w:t xml:space="preserve"> if you ever want to store formatted numbers with dashes (e.g., 541-555-2001).</w:t>
       </w:r>
     </w:p>
     <w:p>
@@ -4708,7 +4656,23 @@
           <w:sz w:val="20"/>
           <w:szCs w:val="20"/>
         </w:rPr>
-        <w:t xml:space="preserve">: Right now </w:t>
+        <w:t xml:space="preserve">: Right </w:t>
+      </w:r>
+      <w:proofErr w:type="gramStart"/>
+      <w:r>
+        <w:rPr>
+          <w:sz w:val="20"/>
+          <w:szCs w:val="20"/>
+        </w:rPr>
+        <w:t>now</w:t>
+      </w:r>
+      <w:proofErr w:type="gramEnd"/>
+      <w:r>
+        <w:rPr>
+          <w:sz w:val="20"/>
+          <w:szCs w:val="20"/>
+        </w:rPr>
+        <w:t xml:space="preserve"> </w:t>
       </w:r>
       <w:proofErr w:type="spellStart"/>
       <w:r>
@@ -4808,23 +4772,23 @@
           <w:sz w:val="20"/>
           <w:szCs w:val="20"/>
         </w:rPr>
-        <w:t>'%', @</w:t>
-      </w:r>
-      <w:proofErr w:type="spellStart"/>
-      <w:r>
-        <w:rPr>
-          <w:sz w:val="20"/>
-          <w:szCs w:val="20"/>
-        </w:rPr>
-        <w:t>searchInput</w:t>
-      </w:r>
-      <w:proofErr w:type="spellEnd"/>
-      <w:r>
-        <w:rPr>
-          <w:sz w:val="20"/>
-          <w:szCs w:val="20"/>
-        </w:rPr>
-        <w:t>, '%'), which would make the UI much more practical at scale.</w:t>
+        <w:t>'%</w:t>
+      </w:r>
+      <w:proofErr w:type="gramStart"/>
+      <w:r>
+        <w:rPr>
+          <w:sz w:val="20"/>
+          <w:szCs w:val="20"/>
+        </w:rPr>
+        <w:t>', @</w:t>
+      </w:r>
+      <w:proofErr w:type="gramEnd"/>
+      <w:r>
+        <w:rPr>
+          <w:sz w:val="20"/>
+          <w:szCs w:val="20"/>
+        </w:rPr>
+        <w:t>searchInput, '%'), which would make the UI much more practical at scale.</w:t>
       </w:r>
     </w:p>
     <w:p>
@@ -4973,21 +4937,7 @@
         <w:rPr>
           <w:bCs/>
         </w:rPr>
-        <w:t xml:space="preserve">Followed </w:t>
-      </w:r>
-      <w:proofErr w:type="spellStart"/>
-      <w:r>
-        <w:rPr>
-          <w:bCs/>
-        </w:rPr>
-        <w:t>Sammies</w:t>
-      </w:r>
-      <w:proofErr w:type="spellEnd"/>
-      <w:r>
-        <w:rPr>
-          <w:bCs/>
-        </w:rPr>
-        <w:t xml:space="preserve"> tip to allow for other types of books.</w:t>
+        <w:t>Followed Sammies tip to allow for other types of books.</w:t>
       </w:r>
     </w:p>
     <w:p>
@@ -5098,10 +5048,10 @@
         <w:shd w:val="clear" w:color="auto" w:fill="FFFFFF"/>
         <w:spacing w:before="180" w:after="180" w:line="360" w:lineRule="auto"/>
       </w:pPr>
-      <w:bookmarkStart w:id="4" w:name="_6w1db9kklrvw" w:colFirst="0" w:colLast="0"/>
-      <w:bookmarkStart w:id="5" w:name="_7331iubknh" w:colFirst="0" w:colLast="0"/>
+      <w:bookmarkStart w:id="3" w:name="_6w1db9kklrvw" w:colFirst="0" w:colLast="0"/>
+      <w:bookmarkStart w:id="4" w:name="_7331iubknh" w:colFirst="0" w:colLast="0"/>
+      <w:bookmarkEnd w:id="3"/>
       <w:bookmarkEnd w:id="4"/>
-      <w:bookmarkEnd w:id="5"/>
       <w:r>
         <w:t>Draft 2</w:t>
       </w:r>
@@ -5511,7 +5461,15 @@
       </w:r>
       <w:proofErr w:type="spellEnd"/>
       <w:r>
-        <w:t>: VARCHAR (50), not NULL</w:t>
+        <w:t xml:space="preserve">: </w:t>
+      </w:r>
+      <w:proofErr w:type="gramStart"/>
+      <w:r>
+        <w:t>ENUM(</w:t>
+      </w:r>
+      <w:proofErr w:type="gramEnd"/>
+      <w:r>
+        <w:t>'Hardcover', 'Paperback', 'E-Book', 'Audio'), not NULL</w:t>
       </w:r>
     </w:p>
     <w:p>
@@ -5760,7 +5718,13 @@
         </w:numPr>
       </w:pPr>
       <w:r>
-        <w:t>phone: VARCHAR (10)</w:t>
+        <w:t>phone: VARCHAR (1</w:t>
+      </w:r>
+      <w:r>
+        <w:t>2</w:t>
+      </w:r>
+      <w:r>
+        <w:t>)</w:t>
       </w:r>
     </w:p>
     <w:p>
@@ -6703,8 +6667,8 @@
           <w:u w:val="single"/>
         </w:rPr>
       </w:pPr>
-      <w:bookmarkStart w:id="6" w:name="_8jppjwwdu26f" w:colFirst="0" w:colLast="0"/>
-      <w:bookmarkEnd w:id="6"/>
+      <w:bookmarkStart w:id="5" w:name="_8jppjwwdu26f" w:colFirst="0" w:colLast="0"/>
+      <w:bookmarkEnd w:id="5"/>
       <w:r>
         <w:br w:type="page"/>
       </w:r>
@@ -6717,8 +6681,8 @@
           <w:u w:val="single"/>
         </w:rPr>
       </w:pPr>
-      <w:bookmarkStart w:id="7" w:name="_2tekpyr2tfyf" w:colFirst="0" w:colLast="0"/>
-      <w:bookmarkEnd w:id="7"/>
+      <w:bookmarkStart w:id="6" w:name="_2tekpyr2tfyf" w:colFirst="0" w:colLast="0"/>
+      <w:bookmarkEnd w:id="6"/>
       <w:r>
         <w:rPr>
           <w:b/>
@@ -6749,7 +6713,7 @@
           <w:szCs w:val="24"/>
         </w:rPr>
         <w:drawing>
-          <wp:inline distT="114300" distB="114300" distL="114300" distR="114300">
+          <wp:inline distT="114300" distB="114300" distL="114300" distR="114300" wp14:anchorId="5E9E0AD2" wp14:editId="7011FB52">
             <wp:extent cx="5943600" cy="5664200"/>
             <wp:effectExtent l="0" t="0" r="0" b="0"/>
             <wp:docPr id="6" name="image6.png"/>
@@ -6799,8 +6763,8 @@
           <w:u w:val="single"/>
         </w:rPr>
       </w:pPr>
-      <w:bookmarkStart w:id="8" w:name="_smu4cj9mqan5" w:colFirst="0" w:colLast="0"/>
-      <w:bookmarkEnd w:id="8"/>
+      <w:bookmarkStart w:id="7" w:name="_smu4cj9mqan5" w:colFirst="0" w:colLast="0"/>
+      <w:bookmarkEnd w:id="7"/>
       <w:r>
         <w:br w:type="page"/>
       </w:r>
@@ -6813,8 +6777,8 @@
           <w:u w:val="single"/>
         </w:rPr>
       </w:pPr>
-      <w:bookmarkStart w:id="9" w:name="_lrj0ehkli1vr" w:colFirst="0" w:colLast="0"/>
-      <w:bookmarkEnd w:id="9"/>
+      <w:bookmarkStart w:id="8" w:name="_lrj0ehkli1vr" w:colFirst="0" w:colLast="0"/>
+      <w:bookmarkEnd w:id="8"/>
       <w:r>
         <w:rPr>
           <w:b/>
@@ -6845,7 +6809,7 @@
           <w:szCs w:val="24"/>
         </w:rPr>
         <w:drawing>
-          <wp:inline distT="114300" distB="114300" distL="114300" distR="114300">
+          <wp:inline distT="114300" distB="114300" distL="114300" distR="114300" wp14:anchorId="7CE35B3E" wp14:editId="39304D70">
             <wp:extent cx="5762625" cy="3448050"/>
             <wp:effectExtent l="0" t="0" r="0" b="0"/>
             <wp:docPr id="4" name="image1.png"/>
@@ -6895,8 +6859,8 @@
           <w:u w:val="single"/>
         </w:rPr>
       </w:pPr>
-      <w:bookmarkStart w:id="10" w:name="_vk41kxnp9j3j" w:colFirst="0" w:colLast="0"/>
-      <w:bookmarkEnd w:id="10"/>
+      <w:bookmarkStart w:id="9" w:name="_vk41kxnp9j3j" w:colFirst="0" w:colLast="0"/>
+      <w:bookmarkEnd w:id="9"/>
       <w:r>
         <w:br w:type="page"/>
       </w:r>
@@ -6909,8 +6873,8 @@
           <w:u w:val="single"/>
         </w:rPr>
       </w:pPr>
-      <w:bookmarkStart w:id="11" w:name="_285kq9uqcrew" w:colFirst="0" w:colLast="0"/>
-      <w:bookmarkEnd w:id="11"/>
+      <w:bookmarkStart w:id="10" w:name="_285kq9uqcrew" w:colFirst="0" w:colLast="0"/>
+      <w:bookmarkEnd w:id="10"/>
       <w:r>
         <w:rPr>
           <w:b/>
@@ -6963,7 +6927,7 @@
           <w:szCs w:val="24"/>
         </w:rPr>
         <w:drawing>
-          <wp:inline distT="114300" distB="114300" distL="114300" distR="114300">
+          <wp:inline distT="114300" distB="114300" distL="114300" distR="114300" wp14:anchorId="0D179B88" wp14:editId="5DB65BB7">
             <wp:extent cx="5943600" cy="990600"/>
             <wp:effectExtent l="0" t="0" r="0" b="0"/>
             <wp:docPr id="8" name="image5.png"/>
@@ -7039,7 +7003,7 @@
           <w:szCs w:val="24"/>
         </w:rPr>
         <w:drawing>
-          <wp:inline distT="114300" distB="114300" distL="114300" distR="114300">
+          <wp:inline distT="114300" distB="114300" distL="114300" distR="114300" wp14:anchorId="37E954DF" wp14:editId="0D69BD3E">
             <wp:extent cx="5943600" cy="762000"/>
             <wp:effectExtent l="0" t="0" r="0" b="0"/>
             <wp:docPr id="9" name="image9.png"/>
@@ -7115,7 +7079,7 @@
           <w:szCs w:val="24"/>
         </w:rPr>
         <w:drawing>
-          <wp:inline distT="114300" distB="114300" distL="114300" distR="114300">
+          <wp:inline distT="114300" distB="114300" distL="114300" distR="114300" wp14:anchorId="2C8D98EA" wp14:editId="4F3014FC">
             <wp:extent cx="5943600" cy="876300"/>
             <wp:effectExtent l="0" t="0" r="0" b="0"/>
             <wp:docPr id="2" name="image3.png"/>
@@ -7194,7 +7158,7 @@
           <w:szCs w:val="24"/>
         </w:rPr>
         <w:drawing>
-          <wp:inline distT="114300" distB="114300" distL="114300" distR="114300">
+          <wp:inline distT="114300" distB="114300" distL="114300" distR="114300" wp14:anchorId="02A1E86F" wp14:editId="185E987C">
             <wp:extent cx="5943600" cy="1612900"/>
             <wp:effectExtent l="0" t="0" r="0" b="0"/>
             <wp:docPr id="1" name="image8.png"/>
@@ -7271,7 +7235,7 @@
           <w:szCs w:val="24"/>
         </w:rPr>
         <w:drawing>
-          <wp:inline distT="114300" distB="114300" distL="114300" distR="114300">
+          <wp:inline distT="114300" distB="114300" distL="114300" distR="114300" wp14:anchorId="000C7C55" wp14:editId="7A0A8498">
             <wp:extent cx="5943600" cy="1117600"/>
             <wp:effectExtent l="0" t="0" r="0" b="0"/>
             <wp:docPr id="7" name="image10.png"/>
@@ -7349,7 +7313,7 @@
         </w:rPr>
         <w:lastRenderedPageBreak/>
         <w:drawing>
-          <wp:inline distT="114300" distB="114300" distL="114300" distR="114300">
+          <wp:inline distT="114300" distB="114300" distL="114300" distR="114300" wp14:anchorId="008DB283" wp14:editId="5705ED15">
             <wp:extent cx="5943600" cy="1714500"/>
             <wp:effectExtent l="0" t="0" r="0" b="0"/>
             <wp:docPr id="3" name="image2.png"/>
@@ -7426,7 +7390,7 @@
           <w:szCs w:val="24"/>
         </w:rPr>
         <w:drawing>
-          <wp:inline distT="114300" distB="114300" distL="114300" distR="114300">
+          <wp:inline distT="114300" distB="114300" distL="114300" distR="114300" wp14:anchorId="19651FE4" wp14:editId="578523ED">
             <wp:extent cx="5943600" cy="1778000"/>
             <wp:effectExtent l="0" t="0" r="0" b="0"/>
             <wp:docPr id="10" name="image7.png"/>
@@ -7489,7 +7453,7 @@
           <w:noProof/>
         </w:rPr>
         <w:drawing>
-          <wp:inline distT="114300" distB="114300" distL="114300" distR="114300">
+          <wp:inline distT="114300" distB="114300" distL="114300" distR="114300" wp14:anchorId="29C01A7C" wp14:editId="49C4C34A">
             <wp:extent cx="5943600" cy="800100"/>
             <wp:effectExtent l="0" t="0" r="0" b="0"/>
             <wp:docPr id="5" name="image4.png"/>
@@ -7536,7 +7500,7 @@
 </file>
 
 <file path=word/numbering.xml><?xml version="1.0" encoding="utf-8"?>
-<w:numbering xmlns:wpc="http://schemas.microsoft.com/office/word/2010/wordprocessingCanvas" xmlns:cx="http://schemas.microsoft.com/office/drawing/2014/chartex" xmlns:cx1="http://schemas.microsoft.com/office/drawing/2015/9/8/chartex" xmlns:cx2="http://schemas.microsoft.com/office/drawing/2015/10/21/chartex" xmlns:cx3="http://schemas.microsoft.com/office/drawing/2016/5/9/chartex" xmlns:cx4="http://schemas.microsoft.com/office/drawing/2016/5/10/chartex" xmlns:cx5="http://schemas.microsoft.com/office/drawing/2016/5/11/chartex" xmlns:cx6="http://schemas.microsoft.com/office/drawing/2016/5/12/chartex" xmlns:cx7="http://schemas.microsoft.com/office/drawing/2016/5/13/chartex" xmlns:cx8="http://schemas.microsoft.com/office/drawing/2016/5/14/chartex" xmlns:mc="http://schemas.openxmlformats.org/markup-compatibility/2006" xmlns:aink="http://schemas.microsoft.com/office/drawing/2016/ink" xmlns:am3d="http://schemas.microsoft.com/office/drawing/2017/model3d" xmlns:o="urn:schemas-microsoft-com:office:office" xmlns:r="http://schemas.openxmlformats.org/officeDocument/2006/relationships" xmlns:m="http://schemas.openxmlformats.org/officeDocument/2006/math" xmlns:v="urn:schemas-microsoft-com:vml" xmlns:wp14="http://schemas.microsoft.com/office/word/2010/wordprocessingDrawing" xmlns:wp="http://schemas.openxmlformats.org/drawingml/2006/wordprocessingDrawing" xmlns:w10="urn:schemas-microsoft-com:office:word" xmlns:w="http://schemas.openxmlformats.org/wordprocessingml/2006/main" xmlns:w14="http://schemas.microsoft.com/office/word/2010/wordml" xmlns:w15="http://schemas.microsoft.com/office/word/2012/wordml" xmlns:w16cid="http://schemas.microsoft.com/office/word/2016/wordml/cid" xmlns:w16se="http://schemas.microsoft.com/office/word/2015/wordml/symex" xmlns:wpg="http://schemas.microsoft.com/office/word/2010/wordprocessingGroup" xmlns:wpi="http://schemas.microsoft.com/office/word/2010/wordprocessingInk" xmlns:wne="http://schemas.microsoft.com/office/word/2006/wordml" xmlns:wps="http://schemas.microsoft.com/office/word/2010/wordprocessingShape" mc:Ignorable="w14 w15 w16se w16cid wp14">
+<w:numbering xmlns:wpc="http://schemas.microsoft.com/office/word/2010/wordprocessingCanvas" xmlns:cx="http://schemas.microsoft.com/office/drawing/2014/chartex" xmlns:cx1="http://schemas.microsoft.com/office/drawing/2015/9/8/chartex" xmlns:cx2="http://schemas.microsoft.com/office/drawing/2015/10/21/chartex" xmlns:cx3="http://schemas.microsoft.com/office/drawing/2016/5/9/chartex" xmlns:cx4="http://schemas.microsoft.com/office/drawing/2016/5/10/chartex" xmlns:cx5="http://schemas.microsoft.com/office/drawing/2016/5/11/chartex" xmlns:cx6="http://schemas.microsoft.com/office/drawing/2016/5/12/chartex" xmlns:cx7="http://schemas.microsoft.com/office/drawing/2016/5/13/chartex" xmlns:cx8="http://schemas.microsoft.com/office/drawing/2016/5/14/chartex" xmlns:mc="http://schemas.openxmlformats.org/markup-compatibility/2006" xmlns:aink="http://schemas.microsoft.com/office/drawing/2016/ink" xmlns:am3d="http://schemas.microsoft.com/office/drawing/2017/model3d" xmlns:o="urn:schemas-microsoft-com:office:office" xmlns:oel="http://schemas.microsoft.com/office/2019/extlst" xmlns:r="http://schemas.openxmlformats.org/officeDocument/2006/relationships" xmlns:m="http://schemas.openxmlformats.org/officeDocument/2006/math" xmlns:v="urn:schemas-microsoft-com:vml" xmlns:wp14="http://schemas.microsoft.com/office/word/2010/wordprocessingDrawing" xmlns:wp="http://schemas.openxmlformats.org/drawingml/2006/wordprocessingDrawing" xmlns:w10="urn:schemas-microsoft-com:office:word" xmlns:w="http://schemas.openxmlformats.org/wordprocessingml/2006/main" xmlns:w14="http://schemas.microsoft.com/office/word/2010/wordml" xmlns:w15="http://schemas.microsoft.com/office/word/2012/wordml" xmlns:w16cex="http://schemas.microsoft.com/office/word/2018/wordml/cex" xmlns:w16cid="http://schemas.microsoft.com/office/word/2016/wordml/cid" xmlns:w16="http://schemas.microsoft.com/office/word/2018/wordml" xmlns:w16du="http://schemas.microsoft.com/office/word/2023/wordml/word16du" xmlns:w16sdtdh="http://schemas.microsoft.com/office/word/2020/wordml/sdtdatahash" xmlns:w16sdtfl="http://schemas.microsoft.com/office/word/2024/wordml/sdtformatlock" xmlns:w16se="http://schemas.microsoft.com/office/word/2015/wordml/symex" xmlns:wpg="http://schemas.microsoft.com/office/word/2010/wordprocessingGroup" xmlns:wpi="http://schemas.microsoft.com/office/word/2010/wordprocessingInk" xmlns:wne="http://schemas.microsoft.com/office/word/2006/wordml" xmlns:wps="http://schemas.microsoft.com/office/word/2010/wordprocessingShape" mc:Ignorable="w14 w15 w16se w16cid w16 w16cex w16sdtdh w16sdtfl w16du wp14">
   <w:abstractNum w:abstractNumId="0" w15:restartNumberingAfterBreak="0">
     <w:nsid w:val="110527DB"/>
     <w:multiLevelType w:val="multilevel"/>
@@ -9453,37 +9417,37 @@
       </w:rPr>
     </w:lvl>
   </w:abstractNum>
-  <w:num w:numId="1">
+  <w:num w:numId="1" w16cid:durableId="314722177">
     <w:abstractNumId w:val="12"/>
   </w:num>
-  <w:num w:numId="2">
+  <w:num w:numId="2" w16cid:durableId="1014457567">
     <w:abstractNumId w:val="13"/>
   </w:num>
-  <w:num w:numId="3">
+  <w:num w:numId="3" w16cid:durableId="435489140">
     <w:abstractNumId w:val="1"/>
   </w:num>
-  <w:num w:numId="4">
+  <w:num w:numId="4" w16cid:durableId="782768741">
     <w:abstractNumId w:val="10"/>
   </w:num>
-  <w:num w:numId="5">
+  <w:num w:numId="5" w16cid:durableId="375279493">
     <w:abstractNumId w:val="15"/>
   </w:num>
-  <w:num w:numId="6">
+  <w:num w:numId="6" w16cid:durableId="462313802">
     <w:abstractNumId w:val="8"/>
   </w:num>
-  <w:num w:numId="7">
+  <w:num w:numId="7" w16cid:durableId="160825454">
     <w:abstractNumId w:val="3"/>
   </w:num>
-  <w:num w:numId="8">
+  <w:num w:numId="8" w16cid:durableId="1987007613">
     <w:abstractNumId w:val="6"/>
   </w:num>
-  <w:num w:numId="9">
+  <w:num w:numId="9" w16cid:durableId="2054768510">
     <w:abstractNumId w:val="9"/>
   </w:num>
-  <w:num w:numId="10">
+  <w:num w:numId="10" w16cid:durableId="1901474155">
     <w:abstractNumId w:val="0"/>
   </w:num>
-  <w:num w:numId="11">
+  <w:num w:numId="11" w16cid:durableId="470631395">
     <w:abstractNumId w:val="0"/>
     <w:lvlOverride w:ilvl="1">
       <w:lvl w:ilvl="1">
@@ -9503,29 +9467,29 @@
       </w:lvl>
     </w:lvlOverride>
   </w:num>
-  <w:num w:numId="12">
+  <w:num w:numId="12" w16cid:durableId="1107038814">
     <w:abstractNumId w:val="11"/>
   </w:num>
-  <w:num w:numId="13">
+  <w:num w:numId="13" w16cid:durableId="1503620216">
     <w:abstractNumId w:val="2"/>
   </w:num>
-  <w:num w:numId="14">
+  <w:num w:numId="14" w16cid:durableId="2084185014">
     <w:abstractNumId w:val="5"/>
   </w:num>
-  <w:num w:numId="15">
+  <w:num w:numId="15" w16cid:durableId="179899594">
     <w:abstractNumId w:val="7"/>
   </w:num>
-  <w:num w:numId="16">
+  <w:num w:numId="16" w16cid:durableId="126093642">
     <w:abstractNumId w:val="4"/>
   </w:num>
-  <w:num w:numId="17">
+  <w:num w:numId="17" w16cid:durableId="379137035">
     <w:abstractNumId w:val="14"/>
   </w:num>
 </w:numbering>
 </file>
 
 <file path=word/styles.xml><?xml version="1.0" encoding="utf-8"?>
-<w:styles xmlns:mc="http://schemas.openxmlformats.org/markup-compatibility/2006" xmlns:r="http://schemas.openxmlformats.org/officeDocument/2006/relationships" xmlns:w="http://schemas.openxmlformats.org/wordprocessingml/2006/main" xmlns:w14="http://schemas.microsoft.com/office/word/2010/wordml" xmlns:w15="http://schemas.microsoft.com/office/word/2012/wordml" xmlns:w16cid="http://schemas.microsoft.com/office/word/2016/wordml/cid" xmlns:w16se="http://schemas.microsoft.com/office/word/2015/wordml/symex" mc:Ignorable="w14 w15 w16se w16cid">
+<w:styles xmlns:mc="http://schemas.openxmlformats.org/markup-compatibility/2006" xmlns:r="http://schemas.openxmlformats.org/officeDocument/2006/relationships" xmlns:w="http://schemas.openxmlformats.org/wordprocessingml/2006/main" xmlns:w14="http://schemas.microsoft.com/office/word/2010/wordml" xmlns:w15="http://schemas.microsoft.com/office/word/2012/wordml" xmlns:w16cex="http://schemas.microsoft.com/office/word/2018/wordml/cex" xmlns:w16cid="http://schemas.microsoft.com/office/word/2016/wordml/cid" xmlns:w16="http://schemas.microsoft.com/office/word/2018/wordml" xmlns:w16du="http://schemas.microsoft.com/office/word/2023/wordml/word16du" xmlns:w16sdtdh="http://schemas.microsoft.com/office/word/2020/wordml/sdtdatahash" xmlns:w16sdtfl="http://schemas.microsoft.com/office/word/2024/wordml/sdtformatlock" xmlns:w16se="http://schemas.microsoft.com/office/word/2015/wordml/symex" mc:Ignorable="w14 w15 w16se w16cid w16 w16cex w16sdtdh w16sdtfl w16du">
   <w:docDefaults>
     <w:rPrDefault>
       <w:rPr>
@@ -9541,7 +9505,7 @@
       </w:pPr>
     </w:pPrDefault>
   </w:docDefaults>
-  <w:latentStyles w:defLockedState="0" w:defUIPriority="99" w:defSemiHidden="0" w:defUnhideWhenUsed="0" w:defQFormat="0" w:count="375">
+  <w:latentStyles w:defLockedState="0" w:defUIPriority="99" w:defSemiHidden="0" w:defUnhideWhenUsed="0" w:defQFormat="0" w:count="376">
     <w:lsdException w:name="Normal" w:uiPriority="0" w:qFormat="1"/>
     <w:lsdException w:name="heading 1" w:uiPriority="9" w:qFormat="1"/>
     <w:lsdException w:name="heading 2" w:semiHidden="1" w:uiPriority="9" w:unhideWhenUsed="1" w:qFormat="1"/>
@@ -9917,6 +9881,7 @@
     <w:lsdException w:name="Smart Hyperlink" w:semiHidden="1" w:unhideWhenUsed="1"/>
     <w:lsdException w:name="Hashtag" w:semiHidden="1" w:unhideWhenUsed="1"/>
     <w:lsdException w:name="Unresolved Mention" w:semiHidden="1" w:unhideWhenUsed="1"/>
+    <w:lsdException w:name="Smart Link" w:semiHidden="1" w:unhideWhenUsed="1"/>
   </w:latentStyles>
   <w:style w:type="paragraph" w:default="1" w:styleId="Normal">
     <w:name w:val="Normal"/>
@@ -10036,7 +10001,6 @@
   <w:style w:type="character" w:default="1" w:styleId="DefaultParagraphFont">
     <w:name w:val="Default Paragraph Font"/>
     <w:uiPriority w:val="1"/>
-    <w:semiHidden/>
     <w:unhideWhenUsed/>
   </w:style>
   <w:style w:type="table" w:default="1" w:styleId="TableNormal">

--- a/Project Step 3-Final.docx
+++ b/Project Step 3-Final.docx
@@ -5081,34 +5081,132 @@
           <w:color w:val="273540"/>
           <w:shd w:val="clear" w:color="auto" w:fill="FFFFFF"/>
         </w:rPr>
-        <w:t xml:space="preserve">Followed </w:t>
-      </w:r>
+        <w:t xml:space="preserve">Followed Cody </w:t>
+      </w:r>
+      <w:proofErr w:type="spellStart"/>
       <w:r>
         <w:rPr>
           <w:rFonts w:ascii="Helvetica" w:hAnsi="Helvetica" w:cs="Helvetica"/>
           <w:color w:val="273540"/>
           <w:shd w:val="clear" w:color="auto" w:fill="FFFFFF"/>
         </w:rPr>
-        <w:t xml:space="preserve">Cody </w:t>
-      </w:r>
-      <w:proofErr w:type="spellStart"/>
+        <w:t>Strehlow</w:t>
+      </w:r>
+      <w:proofErr w:type="spellEnd"/>
       <w:r>
         <w:rPr>
           <w:rFonts w:ascii="Helvetica" w:hAnsi="Helvetica" w:cs="Helvetica"/>
           <w:color w:val="273540"/>
           <w:shd w:val="clear" w:color="auto" w:fill="FFFFFF"/>
         </w:rPr>
-        <w:t>Strehlow</w:t>
-      </w:r>
-      <w:proofErr w:type="spellEnd"/>
+        <w:t xml:space="preserve"> advice and added junction tables</w:t>
+      </w:r>
+    </w:p>
+    <w:p>
+      <w:pPr>
+        <w:pStyle w:val="ListParagraph"/>
+        <w:numPr>
+          <w:ilvl w:val="1"/>
+          <w:numId w:val="8"/>
+        </w:numPr>
+        <w:shd w:val="clear" w:color="auto" w:fill="FFFFFF"/>
+        <w:spacing w:before="180" w:after="180" w:line="360" w:lineRule="auto"/>
+        <w:rPr>
+          <w:bCs/>
+        </w:rPr>
+      </w:pPr>
       <w:r>
         <w:rPr>
           <w:rFonts w:ascii="Helvetica" w:hAnsi="Helvetica" w:cs="Helvetica"/>
           <w:color w:val="273540"/>
           <w:shd w:val="clear" w:color="auto" w:fill="FFFFFF"/>
         </w:rPr>
-        <w:t xml:space="preserve"> advice and added junction tables</w:t>
-      </w:r>
+        <w:t>Thai-</w:t>
+      </w:r>
+      <w:proofErr w:type="spellStart"/>
+      <w:r>
+        <w:rPr>
+          <w:rFonts w:ascii="Helvetica" w:hAnsi="Helvetica" w:cs="Helvetica"/>
+          <w:color w:val="273540"/>
+          <w:shd w:val="clear" w:color="auto" w:fill="FFFFFF"/>
+        </w:rPr>
+        <w:t>Binh</w:t>
+      </w:r>
+      <w:proofErr w:type="spellEnd"/>
+      <w:r>
+        <w:rPr>
+          <w:rFonts w:ascii="Helvetica" w:hAnsi="Helvetica" w:cs="Helvetica"/>
+          <w:color w:val="273540"/>
+          <w:shd w:val="clear" w:color="auto" w:fill="FFFFFF"/>
+        </w:rPr>
+        <w:t xml:space="preserve"> </w:t>
+      </w:r>
+      <w:proofErr w:type="spellStart"/>
+      <w:r>
+        <w:rPr>
+          <w:rFonts w:ascii="Helvetica" w:hAnsi="Helvetica" w:cs="Helvetica"/>
+          <w:color w:val="273540"/>
+          <w:shd w:val="clear" w:color="auto" w:fill="FFFFFF"/>
+        </w:rPr>
+        <w:t>Guerreiro</w:t>
+      </w:r>
+      <w:r>
+        <w:rPr>
+          <w:rFonts w:ascii="Helvetica" w:hAnsi="Helvetica" w:cs="Helvetica"/>
+          <w:color w:val="273540"/>
+          <w:shd w:val="clear" w:color="auto" w:fill="FFFFFF"/>
+        </w:rPr>
+        <w:t>’s</w:t>
+      </w:r>
+      <w:proofErr w:type="spellEnd"/>
+      <w:r>
+        <w:rPr>
+          <w:rFonts w:ascii="Helvetica" w:hAnsi="Helvetica" w:cs="Helvetica"/>
+          <w:color w:val="273540"/>
+          <w:shd w:val="clear" w:color="auto" w:fill="FFFFFF"/>
+        </w:rPr>
+        <w:t xml:space="preserve"> suggestion to change media to ENUM was followed.</w:t>
+      </w:r>
+      <w:r>
+        <w:rPr>
+          <w:rFonts w:ascii="Helvetica" w:hAnsi="Helvetica" w:cs="Helvetica"/>
+          <w:color w:val="273540"/>
+          <w:shd w:val="clear" w:color="auto" w:fill="FFFFFF"/>
+        </w:rPr>
+        <w:t xml:space="preserve"> </w:t>
+      </w:r>
+    </w:p>
+    <w:p>
+      <w:pPr>
+        <w:pStyle w:val="ListParagraph"/>
+        <w:numPr>
+          <w:ilvl w:val="1"/>
+          <w:numId w:val="8"/>
+        </w:numPr>
+        <w:shd w:val="clear" w:color="auto" w:fill="FFFFFF"/>
+        <w:spacing w:before="180" w:after="180" w:line="360" w:lineRule="auto"/>
+        <w:rPr>
+          <w:bCs/>
+        </w:rPr>
+      </w:pPr>
+      <w:r>
+        <w:rPr>
+          <w:rFonts w:ascii="Helvetica" w:hAnsi="Helvetica" w:cs="Helvetica"/>
+          <w:color w:val="273540"/>
+          <w:shd w:val="clear" w:color="auto" w:fill="FFFFFF"/>
+        </w:rPr>
+        <w:t>Cameron Brooks</w:t>
+      </w:r>
+      <w:r>
+        <w:rPr>
+          <w:rFonts w:ascii="Helvetica" w:hAnsi="Helvetica" w:cs="Helvetica"/>
+          <w:color w:val="273540"/>
+          <w:shd w:val="clear" w:color="auto" w:fill="FFFFFF"/>
+        </w:rPr>
+        <w:t xml:space="preserve"> helped by finding a correction for phone VARCHAR mismatch.</w:t>
+      </w:r>
+      <w:bookmarkStart w:id="3" w:name="_GoBack"/>
+      <w:bookmarkEnd w:id="3"/>
     </w:p>
     <w:p>
       <w:pPr>
@@ -5144,10 +5242,10 @@
         <w:shd w:val="clear" w:color="auto" w:fill="FFFFFF"/>
         <w:spacing w:before="180" w:after="180" w:line="360" w:lineRule="auto"/>
       </w:pPr>
-      <w:bookmarkStart w:id="3" w:name="_6w1db9kklrvw" w:colFirst="0" w:colLast="0"/>
-      <w:bookmarkStart w:id="4" w:name="_7331iubknh" w:colFirst="0" w:colLast="0"/>
-      <w:bookmarkEnd w:id="3"/>
+      <w:bookmarkStart w:id="4" w:name="_6w1db9kklrvw" w:colFirst="0" w:colLast="0"/>
+      <w:bookmarkStart w:id="5" w:name="_7331iubknh" w:colFirst="0" w:colLast="0"/>
       <w:bookmarkEnd w:id="4"/>
+      <w:bookmarkEnd w:id="5"/>
       <w:r>
         <w:t>Draft 2</w:t>
       </w:r>
@@ -5319,8 +5417,6 @@
         </w:rPr>
         <w:t xml:space="preserve">Adjusted route handler to add sample data to pages this caused the Delete button to appear. </w:t>
       </w:r>
-      <w:bookmarkStart w:id="5" w:name="_GoBack"/>
-      <w:bookmarkEnd w:id="5"/>
     </w:p>
     <w:p>
       <w:pPr>
@@ -5596,7 +5692,21 @@
       </w:r>
       <w:proofErr w:type="spellEnd"/>
       <w:r>
-        <w:t>: VARCHAR (50), not NULL</w:t>
+        <w:t xml:space="preserve">: </w:t>
+      </w:r>
+      <w:r>
+        <w:t>ENUM('</w:t>
+      </w:r>
+      <w:proofErr w:type="spellStart"/>
+      <w:r>
+        <w:t>Hardcover','Paperback','E-Book','Audio</w:t>
+      </w:r>
+      <w:proofErr w:type="spellEnd"/>
+      <w:r>
+        <w:t>')</w:t>
+      </w:r>
+      <w:r>
+        <w:t>, not NULL</w:t>
       </w:r>
     </w:p>
     <w:p>
@@ -5845,7 +5955,13 @@
         </w:numPr>
       </w:pPr>
       <w:r>
-        <w:t>phone: VARCHAR (10)</w:t>
+        <w:t>phone: VARCHAR (1</w:t>
+      </w:r>
+      <w:r>
+        <w:t>2</w:t>
+      </w:r>
+      <w:r>
+        <w:t>)</w:t>
       </w:r>
     </w:p>
     <w:p>
